--- a/data/outputs/v2/Essential_Mathematics/SS2.4_Area_of_Polygons/Essential_Mathematics_Area_of_Polygons_CBE_LessonSequence.docx
+++ b/data/outputs/v2/Essential_Mathematics/SS2.4_Area_of_Polygons/Essential_Mathematics_Area_of_Polygons_CBE_LessonSequence.docx
@@ -3226,7 +3226,7 @@
             <w:pPr>
               <w:spacing w:after="20" w:before="0"/>
             </w:pPr>
-            <w:hyperlink w:history="1" r:id="rIdgpjwaqa0zcpkxb4a1jdf3">
+            <w:hyperlink w:history="1" r:id="rIdlz_btzwbgaoqfxlqvnivd">
               <w:r>
                 <w:rPr>
                   <w:rFonts w:ascii="Arial" w:cs="Arial" w:eastAsia="Arial" w:hAnsi="Arial"/>
@@ -3259,7 +3259,7 @@
               <w:spacing w:after="10" w:before="0"/>
               <w:ind w:left="120"/>
             </w:pPr>
-            <w:hyperlink w:history="1" r:id="rIdqof0q2j64ntg4lcu8oksc">
+            <w:hyperlink w:history="1" r:id="rIdirmjlz27pfaisaqroy052">
               <w:r>
                 <w:rPr>
                   <w:rFonts w:ascii="Arial" w:cs="Arial" w:eastAsia="Arial" w:hAnsi="Arial"/>
@@ -3304,7 +3304,7 @@
             <w:pPr>
               <w:spacing w:after="20" w:before="0"/>
             </w:pPr>
-            <w:hyperlink w:history="1" r:id="rIdjtc3j-vph6nns94q4u38s">
+            <w:hyperlink w:history="1" r:id="rIdga-pxtixxjjopdeqiii4y">
               <w:r>
                 <w:rPr>
                   <w:rFonts w:ascii="Arial" w:cs="Arial" w:eastAsia="Arial" w:hAnsi="Arial"/>
@@ -3337,7 +3337,7 @@
               <w:spacing w:after="10" w:before="0"/>
               <w:ind w:left="120"/>
             </w:pPr>
-            <w:hyperlink w:history="1" r:id="rIdktyyfpjh9secswhqin0c0">
+            <w:hyperlink w:history="1" r:id="rIdq16gahu87si3a9agn5bbi">
               <w:r>
                 <w:rPr>
                   <w:rFonts w:ascii="Arial" w:cs="Arial" w:eastAsia="Arial" w:hAnsi="Arial"/>
@@ -3532,7 +3532,7 @@
             <w:pPr>
               <w:spacing w:after="20" w:before="0"/>
             </w:pPr>
-            <w:hyperlink w:history="1" r:id="rIdbzryy2icq64msghcva_tb">
+            <w:hyperlink w:history="1" r:id="rIdcfiz5l9em9m61rgirzrok">
               <w:r>
                 <w:rPr>
                   <w:rFonts w:ascii="Arial" w:cs="Arial" w:eastAsia="Arial" w:hAnsi="Arial"/>
@@ -3565,7 +3565,7 @@
               <w:spacing w:after="10" w:before="0"/>
               <w:ind w:left="120"/>
             </w:pPr>
-            <w:hyperlink w:history="1" r:id="rIdqth8vcx_tu7zjygyqvoa4">
+            <w:hyperlink w:history="1" r:id="rIdb-sv5al3zfgtuka9esa0d">
               <w:r>
                 <w:rPr>
                   <w:rFonts w:ascii="Arial" w:cs="Arial" w:eastAsia="Arial" w:hAnsi="Arial"/>
@@ -3610,7 +3610,7 @@
             <w:pPr>
               <w:spacing w:after="20" w:before="0"/>
             </w:pPr>
-            <w:hyperlink w:history="1" r:id="rIduj0dsiebscsraxvrpm18c">
+            <w:hyperlink w:history="1" r:id="rId1ycf94ptwa07dbq_ove8s">
               <w:r>
                 <w:rPr>
                   <w:rFonts w:ascii="Arial" w:cs="Arial" w:eastAsia="Arial" w:hAnsi="Arial"/>
@@ -3643,7 +3643,7 @@
               <w:spacing w:after="10" w:before="0"/>
               <w:ind w:left="120"/>
             </w:pPr>
-            <w:hyperlink w:history="1" r:id="rIdkkr-6qgdkdczybm2ay0c-">
+            <w:hyperlink w:history="1" r:id="rIdjjnsushfuxj6tsphuztx9">
               <w:r>
                 <w:rPr>
                   <w:rFonts w:ascii="Arial" w:cs="Arial" w:eastAsia="Arial" w:hAnsi="Arial"/>
@@ -3838,7 +3838,7 @@
             <w:pPr>
               <w:spacing w:after="20" w:before="0"/>
             </w:pPr>
-            <w:hyperlink w:history="1" r:id="rIdyw2a-_7xtahi4mjj2pent">
+            <w:hyperlink w:history="1" r:id="rId-lox5mfmxhdub-gljsrch">
               <w:r>
                 <w:rPr>
                   <w:rFonts w:ascii="Arial" w:cs="Arial" w:eastAsia="Arial" w:hAnsi="Arial"/>
@@ -3871,7 +3871,7 @@
               <w:spacing w:after="10" w:before="0"/>
               <w:ind w:left="120"/>
             </w:pPr>
-            <w:hyperlink w:history="1" r:id="rIdlbbelhspqsvwbfbhnsdtt">
+            <w:hyperlink w:history="1" r:id="rIds_9fgczncdxghhdwfymcd">
               <w:r>
                 <w:rPr>
                   <w:rFonts w:ascii="Arial" w:cs="Arial" w:eastAsia="Arial" w:hAnsi="Arial"/>
@@ -3916,7 +3916,7 @@
             <w:pPr>
               <w:spacing w:after="20" w:before="0"/>
             </w:pPr>
-            <w:hyperlink w:history="1" r:id="rIdcvv-hwrl2q1knnwjgozln">
+            <w:hyperlink w:history="1" r:id="rId94f2mbmxzbggdfokqc44b">
               <w:r>
                 <w:rPr>
                   <w:rFonts w:ascii="Arial" w:cs="Arial" w:eastAsia="Arial" w:hAnsi="Arial"/>
@@ -3949,7 +3949,7 @@
               <w:spacing w:after="10" w:before="0"/>
               <w:ind w:left="120"/>
             </w:pPr>
-            <w:hyperlink w:history="1" r:id="rIdw5_frdzhdhrcpgsqwg11b">
+            <w:hyperlink w:history="1" r:id="rIdf--ome-ddkrs43nvpkys6">
               <w:r>
                 <w:rPr>
                   <w:rFonts w:ascii="Arial" w:cs="Arial" w:eastAsia="Arial" w:hAnsi="Arial"/>
@@ -4144,7 +4144,7 @@
             <w:pPr>
               <w:spacing w:after="20" w:before="0"/>
             </w:pPr>
-            <w:hyperlink w:history="1" r:id="rId84hptdfez7quuafcrwrsf">
+            <w:hyperlink w:history="1" r:id="rIddeluiltsilcngz_6ywxjy">
               <w:r>
                 <w:rPr>
                   <w:rFonts w:ascii="Arial" w:cs="Arial" w:eastAsia="Arial" w:hAnsi="Arial"/>
@@ -4177,7 +4177,7 @@
               <w:spacing w:after="10" w:before="0"/>
               <w:ind w:left="120"/>
             </w:pPr>
-            <w:hyperlink w:history="1" r:id="rIdgr_9acpgaf-jrsvzfjc2f">
+            <w:hyperlink w:history="1" r:id="rIdmgwxazjfweprj5lfnorop">
               <w:r>
                 <w:rPr>
                   <w:rFonts w:ascii="Arial" w:cs="Arial" w:eastAsia="Arial" w:hAnsi="Arial"/>
@@ -4222,7 +4222,7 @@
             <w:pPr>
               <w:spacing w:after="20" w:before="0"/>
             </w:pPr>
-            <w:hyperlink w:history="1" r:id="rIdxlepq33dbscouhl7ep0e5">
+            <w:hyperlink w:history="1" r:id="rId4nnmlhhr2fw3rld4xqy4w">
               <w:r>
                 <w:rPr>
                   <w:rFonts w:ascii="Arial" w:cs="Arial" w:eastAsia="Arial" w:hAnsi="Arial"/>
@@ -4255,7 +4255,7 @@
               <w:spacing w:after="10" w:before="0"/>
               <w:ind w:left="120"/>
             </w:pPr>
-            <w:hyperlink w:history="1" r:id="rIdv8ti3mid9zfodicore3bd">
+            <w:hyperlink w:history="1" r:id="rIdxyh2s9eblyzm0f_diht1h">
               <w:r>
                 <w:rPr>
                   <w:rFonts w:ascii="Arial" w:cs="Arial" w:eastAsia="Arial" w:hAnsi="Arial"/>
@@ -4450,7 +4450,7 @@
             <w:pPr>
               <w:spacing w:after="20" w:before="0"/>
             </w:pPr>
-            <w:hyperlink w:history="1" r:id="rIdkimhup2-5kwpsdx45zyno">
+            <w:hyperlink w:history="1" r:id="rIdndx7aofj5u9n0xwdoksua">
               <w:r>
                 <w:rPr>
                   <w:rFonts w:ascii="Arial" w:cs="Arial" w:eastAsia="Arial" w:hAnsi="Arial"/>
@@ -4483,7 +4483,7 @@
               <w:spacing w:after="10" w:before="0"/>
               <w:ind w:left="120"/>
             </w:pPr>
-            <w:hyperlink w:history="1" r:id="rId3g5krbr9ikevs_ydvgxsq">
+            <w:hyperlink w:history="1" r:id="rIdbcst8ucsjqqul9da1valm">
               <w:r>
                 <w:rPr>
                   <w:rFonts w:ascii="Arial" w:cs="Arial" w:eastAsia="Arial" w:hAnsi="Arial"/>
@@ -4528,7 +4528,7 @@
             <w:pPr>
               <w:spacing w:after="20" w:before="0"/>
             </w:pPr>
-            <w:hyperlink w:history="1" r:id="rIdzpcy8yv8rfldyawsicyqg">
+            <w:hyperlink w:history="1" r:id="rId1nvbe5cmebuy4d7hbl1tz">
               <w:r>
                 <w:rPr>
                   <w:rFonts w:ascii="Arial" w:cs="Arial" w:eastAsia="Arial" w:hAnsi="Arial"/>
@@ -4561,7 +4561,7 @@
               <w:spacing w:after="10" w:before="0"/>
               <w:ind w:left="120"/>
             </w:pPr>
-            <w:hyperlink w:history="1" r:id="rIdy0efwravnpbd3uu5tlv9r">
+            <w:hyperlink w:history="1" r:id="rIdibr6b__j0ocnrjxoch_2q">
               <w:r>
                 <w:rPr>
                   <w:rFonts w:ascii="Arial" w:cs="Arial" w:eastAsia="Arial" w:hAnsi="Arial"/>
@@ -6076,32 +6076,32 @@
         <w:tc>
           <w:tcPr>
             <w:tcW w:type="dxa" w:w="1520"/>
-            <w:shd w:fill="F2F2F2" w:color="auto" w:val="clear"/>
-            <w:tcMar>
-              <w:top w:type="dxa" w:w="60"/>
-              <w:left w:type="dxa" w:w="120"/>
-              <w:bottom w:type="dxa" w:w="60"/>
-              <w:right w:type="dxa" w:w="120"/>
-            </w:tcMar>
-            <w:vAlign w:val="top"/>
-          </w:tcPr>
-          <w:p>
-            <w:pPr>
-              <w:spacing w:after="40" w:before="0"/>
-              <w:jc w:val="left"/>
-            </w:pPr>
-            <w:r>
-              <w:rPr>
-                <w:rFonts w:ascii="Arial" w:cs="Arial" w:eastAsia="Arial" w:hAnsi="Arial"/>
-                <w:b/>
-                <w:bCs/>
-                <w:i w:val="false"/>
-                <w:iCs w:val="false"/>
-                <w:color w:val="000000"/>
-                <w:sz w:val="18"/>
-                <w:szCs w:val="18"/>
-              </w:rPr>
-              <w:t xml:space="preserve">Phase 1 — Predict</w:t>
+            <w:shd w:fill="EAD1F5" w:color="auto" w:val="clear"/>
+            <w:tcMar>
+              <w:top w:type="dxa" w:w="60"/>
+              <w:left w:type="dxa" w:w="120"/>
+              <w:bottom w:type="dxa" w:w="60"/>
+              <w:right w:type="dxa" w:w="120"/>
+            </w:tcMar>
+            <w:vAlign w:val="top"/>
+          </w:tcPr>
+          <w:p>
+            <w:pPr>
+              <w:spacing w:after="40" w:before="0"/>
+              <w:jc w:val="left"/>
+            </w:pPr>
+            <w:r>
+              <w:rPr>
+                <w:rFonts w:ascii="Arial" w:cs="Arial" w:eastAsia="Arial" w:hAnsi="Arial"/>
+                <w:b/>
+                <w:bCs/>
+                <w:i w:val="false"/>
+                <w:iCs w:val="false"/>
+                <w:color w:val="000000"/>
+                <w:sz w:val="18"/>
+                <w:szCs w:val="18"/>
+              </w:rPr>
+              <w:t xml:space="preserve">Predict Phase</w:t>
             </w:r>
           </w:p>
           <w:p>
@@ -6124,7 +6124,7 @@
             <w:pPr>
               <w:spacing w:after="20" w:before="0"/>
             </w:pPr>
-            <w:hyperlink w:history="1" r:id="rId1kpgiurcbmouhc36gq_u8">
+            <w:hyperlink w:history="1" r:id="rId3ramgk-tqhcnc3ps5h7zw">
               <w:r>
                 <w:rPr>
                   <w:rFonts w:ascii="Arial" w:cs="Arial" w:eastAsia="Arial" w:hAnsi="Arial"/>
@@ -6157,7 +6157,7 @@
               <w:spacing w:after="10" w:before="0"/>
               <w:ind w:left="120"/>
             </w:pPr>
-            <w:hyperlink w:history="1" r:id="rIdgero7lsg5vlhwd8mmvgn2">
+            <w:hyperlink w:history="1" r:id="rIduwtiud64w9pfsd3ehc83z">
               <w:r>
                 <w:rPr>
                   <w:rFonts w:ascii="Arial" w:cs="Arial" w:eastAsia="Arial" w:hAnsi="Arial"/>
@@ -6202,7 +6202,7 @@
             <w:pPr>
               <w:spacing w:after="20" w:before="0"/>
             </w:pPr>
-            <w:hyperlink w:history="1" r:id="rIdhrezfwyhcsgimewwj_pqc">
+            <w:hyperlink w:history="1" r:id="rIdhwes1evynvj_pspvby1tb">
               <w:r>
                 <w:rPr>
                   <w:rFonts w:ascii="Arial" w:cs="Arial" w:eastAsia="Arial" w:hAnsi="Arial"/>
@@ -6235,7 +6235,7 @@
               <w:spacing w:after="10" w:before="0"/>
               <w:ind w:left="120"/>
             </w:pPr>
-            <w:hyperlink w:history="1" r:id="rIdd7_t3bl93btjv5loind3x">
+            <w:hyperlink w:history="1" r:id="rIdhfd6tzq1d4dpngjg_bi8f">
               <w:r>
                 <w:rPr>
                   <w:rFonts w:ascii="Arial" w:cs="Arial" w:eastAsia="Arial" w:hAnsi="Arial"/>
@@ -6382,32 +6382,32 @@
         <w:tc>
           <w:tcPr>
             <w:tcW w:type="dxa" w:w="1520"/>
-            <w:shd w:fill="F2F2F2" w:color="auto" w:val="clear"/>
-            <w:tcMar>
-              <w:top w:type="dxa" w:w="60"/>
-              <w:left w:type="dxa" w:w="120"/>
-              <w:bottom w:type="dxa" w:w="60"/>
-              <w:right w:type="dxa" w:w="120"/>
-            </w:tcMar>
-            <w:vAlign w:val="top"/>
-          </w:tcPr>
-          <w:p>
-            <w:pPr>
-              <w:spacing w:after="40" w:before="0"/>
-              <w:jc w:val="left"/>
-            </w:pPr>
-            <w:r>
-              <w:rPr>
-                <w:rFonts w:ascii="Arial" w:cs="Arial" w:eastAsia="Arial" w:hAnsi="Arial"/>
-                <w:b/>
-                <w:bCs/>
-                <w:i w:val="false"/>
-                <w:iCs w:val="false"/>
-                <w:color w:val="000000"/>
-                <w:sz w:val="18"/>
-                <w:szCs w:val="18"/>
-              </w:rPr>
-              <w:t xml:space="preserve">Phase 2 — Observe</w:t>
+            <w:shd w:fill="D9EEF1" w:color="auto" w:val="clear"/>
+            <w:tcMar>
+              <w:top w:type="dxa" w:w="60"/>
+              <w:left w:type="dxa" w:w="120"/>
+              <w:bottom w:type="dxa" w:w="60"/>
+              <w:right w:type="dxa" w:w="120"/>
+            </w:tcMar>
+            <w:vAlign w:val="top"/>
+          </w:tcPr>
+          <w:p>
+            <w:pPr>
+              <w:spacing w:after="40" w:before="0"/>
+              <w:jc w:val="left"/>
+            </w:pPr>
+            <w:r>
+              <w:rPr>
+                <w:rFonts w:ascii="Arial" w:cs="Arial" w:eastAsia="Arial" w:hAnsi="Arial"/>
+                <w:b/>
+                <w:bCs/>
+                <w:i w:val="false"/>
+                <w:iCs w:val="false"/>
+                <w:color w:val="000000"/>
+                <w:sz w:val="18"/>
+                <w:szCs w:val="18"/>
+              </w:rPr>
+              <w:t xml:space="preserve">Observe Phase</w:t>
             </w:r>
           </w:p>
           <w:p>
@@ -6430,7 +6430,7 @@
             <w:pPr>
               <w:spacing w:after="20" w:before="0"/>
             </w:pPr>
-            <w:hyperlink w:history="1" r:id="rIdwrfodn4mxdzmdhxhsyblr">
+            <w:hyperlink w:history="1" r:id="rIdausj7icn031jx2xriihqv">
               <w:r>
                 <w:rPr>
                   <w:rFonts w:ascii="Arial" w:cs="Arial" w:eastAsia="Arial" w:hAnsi="Arial"/>
@@ -6463,7 +6463,7 @@
               <w:spacing w:after="10" w:before="0"/>
               <w:ind w:left="120"/>
             </w:pPr>
-            <w:hyperlink w:history="1" r:id="rIdt4ak-ibmad_5fs2n4xftb">
+            <w:hyperlink w:history="1" r:id="rIdfmoyc2a2cikxjxmvqqo-s">
               <w:r>
                 <w:rPr>
                   <w:rFonts w:ascii="Arial" w:cs="Arial" w:eastAsia="Arial" w:hAnsi="Arial"/>
@@ -6508,7 +6508,7 @@
             <w:pPr>
               <w:spacing w:after="20" w:before="0"/>
             </w:pPr>
-            <w:hyperlink w:history="1" r:id="rIdvkephsa1poaxpcukcpyfo">
+            <w:hyperlink w:history="1" r:id="rIdm8pf4tibsowuowy4sp-aq">
               <w:r>
                 <w:rPr>
                   <w:rFonts w:ascii="Arial" w:cs="Arial" w:eastAsia="Arial" w:hAnsi="Arial"/>
@@ -6541,7 +6541,7 @@
               <w:spacing w:after="10" w:before="0"/>
               <w:ind w:left="120"/>
             </w:pPr>
-            <w:hyperlink w:history="1" r:id="rIdhgg0fn5zv5byoa1aorkfj">
+            <w:hyperlink w:history="1" r:id="rId4v49tfltyeysrsrlf762i">
               <w:r>
                 <w:rPr>
                   <w:rFonts w:ascii="Arial" w:cs="Arial" w:eastAsia="Arial" w:hAnsi="Arial"/>
@@ -6688,32 +6688,32 @@
         <w:tc>
           <w:tcPr>
             <w:tcW w:type="dxa" w:w="1520"/>
-            <w:shd w:fill="F2F2F2" w:color="auto" w:val="clear"/>
-            <w:tcMar>
-              <w:top w:type="dxa" w:w="60"/>
-              <w:left w:type="dxa" w:w="120"/>
-              <w:bottom w:type="dxa" w:w="60"/>
-              <w:right w:type="dxa" w:w="120"/>
-            </w:tcMar>
-            <w:vAlign w:val="top"/>
-          </w:tcPr>
-          <w:p>
-            <w:pPr>
-              <w:spacing w:after="40" w:before="0"/>
-              <w:jc w:val="left"/>
-            </w:pPr>
-            <w:r>
-              <w:rPr>
-                <w:rFonts w:ascii="Arial" w:cs="Arial" w:eastAsia="Arial" w:hAnsi="Arial"/>
-                <w:b/>
-                <w:bCs/>
-                <w:i w:val="false"/>
-                <w:iCs w:val="false"/>
-                <w:color w:val="000000"/>
-                <w:sz w:val="18"/>
-                <w:szCs w:val="18"/>
-              </w:rPr>
-              <w:t xml:space="preserve">Phase 3 — Explain</w:t>
+            <w:shd w:fill="E2EFDA" w:color="auto" w:val="clear"/>
+            <w:tcMar>
+              <w:top w:type="dxa" w:w="60"/>
+              <w:left w:type="dxa" w:w="120"/>
+              <w:bottom w:type="dxa" w:w="60"/>
+              <w:right w:type="dxa" w:w="120"/>
+            </w:tcMar>
+            <w:vAlign w:val="top"/>
+          </w:tcPr>
+          <w:p>
+            <w:pPr>
+              <w:spacing w:after="40" w:before="0"/>
+              <w:jc w:val="left"/>
+            </w:pPr>
+            <w:r>
+              <w:rPr>
+                <w:rFonts w:ascii="Arial" w:cs="Arial" w:eastAsia="Arial" w:hAnsi="Arial"/>
+                <w:b/>
+                <w:bCs/>
+                <w:i w:val="false"/>
+                <w:iCs w:val="false"/>
+                <w:color w:val="000000"/>
+                <w:sz w:val="18"/>
+                <w:szCs w:val="18"/>
+              </w:rPr>
+              <w:t xml:space="preserve">Explain Phase</w:t>
             </w:r>
           </w:p>
           <w:p>
@@ -6736,7 +6736,7 @@
             <w:pPr>
               <w:spacing w:after="20" w:before="0"/>
             </w:pPr>
-            <w:hyperlink w:history="1" r:id="rIdvemj1e5aupnb1vz-wkkls">
+            <w:hyperlink w:history="1" r:id="rIddevzhyqydfsb3hkaulery">
               <w:r>
                 <w:rPr>
                   <w:rFonts w:ascii="Arial" w:cs="Arial" w:eastAsia="Arial" w:hAnsi="Arial"/>
@@ -6769,7 +6769,7 @@
               <w:spacing w:after="10" w:before="0"/>
               <w:ind w:left="120"/>
             </w:pPr>
-            <w:hyperlink w:history="1" r:id="rIdvmdslcenyt7nzar-xkhcf">
+            <w:hyperlink w:history="1" r:id="rIdm8wdoq5ztcodgiclhy39m">
               <w:r>
                 <w:rPr>
                   <w:rFonts w:ascii="Arial" w:cs="Arial" w:eastAsia="Arial" w:hAnsi="Arial"/>
@@ -6814,7 +6814,7 @@
             <w:pPr>
               <w:spacing w:after="20" w:before="0"/>
             </w:pPr>
-            <w:hyperlink w:history="1" r:id="rId-4_au-fvnxu6e-lwlt6ne">
+            <w:hyperlink w:history="1" r:id="rIdta35tvwsqxdretglbhyxe">
               <w:r>
                 <w:rPr>
                   <w:rFonts w:ascii="Arial" w:cs="Arial" w:eastAsia="Arial" w:hAnsi="Arial"/>
@@ -6847,7 +6847,7 @@
               <w:spacing w:after="10" w:before="0"/>
               <w:ind w:left="120"/>
             </w:pPr>
-            <w:hyperlink w:history="1" r:id="rIdxkb7yxrjvfmsdym9ot_tm">
+            <w:hyperlink w:history="1" r:id="rIdwjhlvykhdzez7knwxsl66">
               <w:r>
                 <w:rPr>
                   <w:rFonts w:ascii="Arial" w:cs="Arial" w:eastAsia="Arial" w:hAnsi="Arial"/>
@@ -6994,32 +6994,32 @@
         <w:tc>
           <w:tcPr>
             <w:tcW w:type="dxa" w:w="1520"/>
-            <w:shd w:fill="F2F2F2" w:color="auto" w:val="clear"/>
-            <w:tcMar>
-              <w:top w:type="dxa" w:w="60"/>
-              <w:left w:type="dxa" w:w="120"/>
-              <w:bottom w:type="dxa" w:w="60"/>
-              <w:right w:type="dxa" w:w="120"/>
-            </w:tcMar>
-            <w:vAlign w:val="top"/>
-          </w:tcPr>
-          <w:p>
-            <w:pPr>
-              <w:spacing w:after="40" w:before="0"/>
-              <w:jc w:val="left"/>
-            </w:pPr>
-            <w:r>
-              <w:rPr>
-                <w:rFonts w:ascii="Arial" w:cs="Arial" w:eastAsia="Arial" w:hAnsi="Arial"/>
-                <w:b/>
-                <w:bCs/>
-                <w:i w:val="false"/>
-                <w:iCs w:val="false"/>
-                <w:color w:val="000000"/>
-                <w:sz w:val="18"/>
-                <w:szCs w:val="18"/>
-              </w:rPr>
-              <w:t xml:space="preserve">Phase 4 — Driving Question Board (DQB) Update</w:t>
+            <w:shd w:fill="FCE4D6" w:color="auto" w:val="clear"/>
+            <w:tcMar>
+              <w:top w:type="dxa" w:w="60"/>
+              <w:left w:type="dxa" w:w="120"/>
+              <w:bottom w:type="dxa" w:w="60"/>
+              <w:right w:type="dxa" w:w="120"/>
+            </w:tcMar>
+            <w:vAlign w:val="top"/>
+          </w:tcPr>
+          <w:p>
+            <w:pPr>
+              <w:spacing w:after="40" w:before="0"/>
+              <w:jc w:val="left"/>
+            </w:pPr>
+            <w:r>
+              <w:rPr>
+                <w:rFonts w:ascii="Arial" w:cs="Arial" w:eastAsia="Arial" w:hAnsi="Arial"/>
+                <w:b/>
+                <w:bCs/>
+                <w:i w:val="false"/>
+                <w:iCs w:val="false"/>
+                <w:color w:val="000000"/>
+                <w:sz w:val="18"/>
+                <w:szCs w:val="18"/>
+              </w:rPr>
+              <w:t xml:space="preserve">Driving Question Board (DQB) Creation</w:t>
             </w:r>
           </w:p>
           <w:p>
@@ -7042,7 +7042,7 @@
             <w:pPr>
               <w:spacing w:after="20" w:before="0"/>
             </w:pPr>
-            <w:hyperlink w:history="1" r:id="rIdhnpyf0zn-dh7uqguwdnlb">
+            <w:hyperlink w:history="1" r:id="rId_tlwmw5dfuhemx6mkynhn">
               <w:r>
                 <w:rPr>
                   <w:rFonts w:ascii="Arial" w:cs="Arial" w:eastAsia="Arial" w:hAnsi="Arial"/>
@@ -7075,7 +7075,7 @@
               <w:spacing w:after="10" w:before="0"/>
               <w:ind w:left="120"/>
             </w:pPr>
-            <w:hyperlink w:history="1" r:id="rIdv4wly83yszbcapr3bdzxq">
+            <w:hyperlink w:history="1" r:id="rIdsqeebiz4avxjl8ugkex8y">
               <w:r>
                 <w:rPr>
                   <w:rFonts w:ascii="Arial" w:cs="Arial" w:eastAsia="Arial" w:hAnsi="Arial"/>
@@ -7120,7 +7120,7 @@
             <w:pPr>
               <w:spacing w:after="20" w:before="0"/>
             </w:pPr>
-            <w:hyperlink w:history="1" r:id="rId-kifclsbvl-ydmcl33kjk">
+            <w:hyperlink w:history="1" r:id="rIdulpg1defojrt_0_jbnqzd">
               <w:r>
                 <w:rPr>
                   <w:rFonts w:ascii="Arial" w:cs="Arial" w:eastAsia="Arial" w:hAnsi="Arial"/>
@@ -7153,7 +7153,7 @@
               <w:spacing w:after="10" w:before="0"/>
               <w:ind w:left="120"/>
             </w:pPr>
-            <w:hyperlink w:history="1" r:id="rIde6ko9ikr5txa_huyip9ih">
+            <w:hyperlink w:history="1" r:id="rIdc6piztd9gfuycij_6k0gv">
               <w:r>
                 <w:rPr>
                   <w:rFonts w:ascii="Arial" w:cs="Arial" w:eastAsia="Arial" w:hAnsi="Arial"/>
@@ -7300,32 +7300,32 @@
         <w:tc>
           <w:tcPr>
             <w:tcW w:type="dxa" w:w="1520"/>
-            <w:shd w:fill="F2F2F2" w:color="auto" w:val="clear"/>
-            <w:tcMar>
-              <w:top w:type="dxa" w:w="60"/>
-              <w:left w:type="dxa" w:w="120"/>
-              <w:bottom w:type="dxa" w:w="60"/>
-              <w:right w:type="dxa" w:w="120"/>
-            </w:tcMar>
-            <w:vAlign w:val="top"/>
-          </w:tcPr>
-          <w:p>
-            <w:pPr>
-              <w:spacing w:after="40" w:before="0"/>
-              <w:jc w:val="left"/>
-            </w:pPr>
-            <w:r>
-              <w:rPr>
-                <w:rFonts w:ascii="Arial" w:cs="Arial" w:eastAsia="Arial" w:hAnsi="Arial"/>
-                <w:b/>
-                <w:bCs/>
-                <w:i w:val="false"/>
-                <w:iCs w:val="false"/>
-                <w:color w:val="000000"/>
-                <w:sz w:val="18"/>
-                <w:szCs w:val="18"/>
-              </w:rPr>
-              <w:t xml:space="preserve">Phase 5 — Model Building</w:t>
+            <w:shd w:fill="D5E8F0" w:color="auto" w:val="clear"/>
+            <w:tcMar>
+              <w:top w:type="dxa" w:w="60"/>
+              <w:left w:type="dxa" w:w="120"/>
+              <w:bottom w:type="dxa" w:w="60"/>
+              <w:right w:type="dxa" w:w="120"/>
+            </w:tcMar>
+            <w:vAlign w:val="top"/>
+          </w:tcPr>
+          <w:p>
+            <w:pPr>
+              <w:spacing w:after="40" w:before="0"/>
+              <w:jc w:val="left"/>
+            </w:pPr>
+            <w:r>
+              <w:rPr>
+                <w:rFonts w:ascii="Arial" w:cs="Arial" w:eastAsia="Arial" w:hAnsi="Arial"/>
+                <w:b/>
+                <w:bCs/>
+                <w:i w:val="false"/>
+                <w:iCs w:val="false"/>
+                <w:color w:val="000000"/>
+                <w:sz w:val="18"/>
+                <w:szCs w:val="18"/>
+              </w:rPr>
+              <w:t xml:space="preserve">Model Building Phase</w:t>
             </w:r>
           </w:p>
           <w:p>
@@ -7348,7 +7348,7 @@
             <w:pPr>
               <w:spacing w:after="20" w:before="0"/>
             </w:pPr>
-            <w:hyperlink w:history="1" r:id="rId2kt5qrmdvn58ildald_qm">
+            <w:hyperlink w:history="1" r:id="rIdwljoezxlttjyifltycyy0">
               <w:r>
                 <w:rPr>
                   <w:rFonts w:ascii="Arial" w:cs="Arial" w:eastAsia="Arial" w:hAnsi="Arial"/>
@@ -7381,7 +7381,7 @@
               <w:spacing w:after="10" w:before="0"/>
               <w:ind w:left="120"/>
             </w:pPr>
-            <w:hyperlink w:history="1" r:id="rIdfovuulpbgxmy8ix8m9wxz">
+            <w:hyperlink w:history="1" r:id="rIdgusgl7c1yknxdpm3vtiey">
               <w:r>
                 <w:rPr>
                   <w:rFonts w:ascii="Arial" w:cs="Arial" w:eastAsia="Arial" w:hAnsi="Arial"/>
@@ -7426,7 +7426,7 @@
             <w:pPr>
               <w:spacing w:after="20" w:before="0"/>
             </w:pPr>
-            <w:hyperlink w:history="1" r:id="rIdynn_o4ogl9woq8uh-aspc">
+            <w:hyperlink w:history="1" r:id="rIdlgodrofctqsabg7qtd-p6">
               <w:r>
                 <w:rPr>
                   <w:rFonts w:ascii="Arial" w:cs="Arial" w:eastAsia="Arial" w:hAnsi="Arial"/>
@@ -7459,7 +7459,7 @@
               <w:spacing w:after="10" w:before="0"/>
               <w:ind w:left="120"/>
             </w:pPr>
-            <w:hyperlink w:history="1" r:id="rIdgo0wvwfidox6udg3zgwpn">
+            <w:hyperlink w:history="1" r:id="rId6ktbcjllbqvgqexvdymvv">
               <w:r>
                 <w:rPr>
                   <w:rFonts w:ascii="Arial" w:cs="Arial" w:eastAsia="Arial" w:hAnsi="Arial"/>
@@ -8898,32 +8898,32 @@
         <w:tc>
           <w:tcPr>
             <w:tcW w:type="dxa" w:w="1520"/>
-            <w:shd w:fill="F2F2F2" w:color="auto" w:val="clear"/>
-            <w:tcMar>
-              <w:top w:type="dxa" w:w="60"/>
-              <w:left w:type="dxa" w:w="120"/>
-              <w:bottom w:type="dxa" w:w="60"/>
-              <w:right w:type="dxa" w:w="120"/>
-            </w:tcMar>
-            <w:vAlign w:val="top"/>
-          </w:tcPr>
-          <w:p>
-            <w:pPr>
-              <w:spacing w:after="40" w:before="0"/>
-              <w:jc w:val="left"/>
-            </w:pPr>
-            <w:r>
-              <w:rPr>
-                <w:rFonts w:ascii="Arial" w:cs="Arial" w:eastAsia="Arial" w:hAnsi="Arial"/>
-                <w:b/>
-                <w:bCs/>
-                <w:i w:val="false"/>
-                <w:iCs w:val="false"/>
-                <w:color w:val="000000"/>
-                <w:sz w:val="18"/>
-                <w:szCs w:val="18"/>
-              </w:rPr>
-              <w:t xml:space="preserve">Phase 1 — Predict</w:t>
+            <w:shd w:fill="EAD1F5" w:color="auto" w:val="clear"/>
+            <w:tcMar>
+              <w:top w:type="dxa" w:w="60"/>
+              <w:left w:type="dxa" w:w="120"/>
+              <w:bottom w:type="dxa" w:w="60"/>
+              <w:right w:type="dxa" w:w="120"/>
+            </w:tcMar>
+            <w:vAlign w:val="top"/>
+          </w:tcPr>
+          <w:p>
+            <w:pPr>
+              <w:spacing w:after="40" w:before="0"/>
+              <w:jc w:val="left"/>
+            </w:pPr>
+            <w:r>
+              <w:rPr>
+                <w:rFonts w:ascii="Arial" w:cs="Arial" w:eastAsia="Arial" w:hAnsi="Arial"/>
+                <w:b/>
+                <w:bCs/>
+                <w:i w:val="false"/>
+                <w:iCs w:val="false"/>
+                <w:color w:val="000000"/>
+                <w:sz w:val="18"/>
+                <w:szCs w:val="18"/>
+              </w:rPr>
+              <w:t xml:space="preserve">Predict Phase</w:t>
             </w:r>
           </w:p>
           <w:p>
@@ -8946,7 +8946,7 @@
             <w:pPr>
               <w:spacing w:after="20" w:before="0"/>
             </w:pPr>
-            <w:hyperlink w:history="1" r:id="rIdmh5uezymirbqh5mykixyd">
+            <w:hyperlink w:history="1" r:id="rIdh3ocmcrrktqkhqthoergt">
               <w:r>
                 <w:rPr>
                   <w:rFonts w:ascii="Arial" w:cs="Arial" w:eastAsia="Arial" w:hAnsi="Arial"/>
@@ -8979,7 +8979,7 @@
               <w:spacing w:after="10" w:before="0"/>
               <w:ind w:left="120"/>
             </w:pPr>
-            <w:hyperlink w:history="1" r:id="rId6uw9r0feggu2prrgbj71f">
+            <w:hyperlink w:history="1" r:id="rId2ljqqys2rtgrnseimcmrv">
               <w:r>
                 <w:rPr>
                   <w:rFonts w:ascii="Arial" w:cs="Arial" w:eastAsia="Arial" w:hAnsi="Arial"/>
@@ -9024,7 +9024,7 @@
             <w:pPr>
               <w:spacing w:after="20" w:before="0"/>
             </w:pPr>
-            <w:hyperlink w:history="1" r:id="rIdefwv-2qius5urgekazxvr">
+            <w:hyperlink w:history="1" r:id="rId0loby1t2xewzao1yvofqj">
               <w:r>
                 <w:rPr>
                   <w:rFonts w:ascii="Arial" w:cs="Arial" w:eastAsia="Arial" w:hAnsi="Arial"/>
@@ -9057,7 +9057,7 @@
               <w:spacing w:after="10" w:before="0"/>
               <w:ind w:left="120"/>
             </w:pPr>
-            <w:hyperlink w:history="1" r:id="rIdcrjkqejqn58gtsmlygujz">
+            <w:hyperlink w:history="1" r:id="rId7dkp_6b36fazknpvh1g0t">
               <w:r>
                 <w:rPr>
                   <w:rFonts w:ascii="Arial" w:cs="Arial" w:eastAsia="Arial" w:hAnsi="Arial"/>
@@ -9204,32 +9204,32 @@
         <w:tc>
           <w:tcPr>
             <w:tcW w:type="dxa" w:w="1520"/>
-            <w:shd w:fill="F2F2F2" w:color="auto" w:val="clear"/>
-            <w:tcMar>
-              <w:top w:type="dxa" w:w="60"/>
-              <w:left w:type="dxa" w:w="120"/>
-              <w:bottom w:type="dxa" w:w="60"/>
-              <w:right w:type="dxa" w:w="120"/>
-            </w:tcMar>
-            <w:vAlign w:val="top"/>
-          </w:tcPr>
-          <w:p>
-            <w:pPr>
-              <w:spacing w:after="40" w:before="0"/>
-              <w:jc w:val="left"/>
-            </w:pPr>
-            <w:r>
-              <w:rPr>
-                <w:rFonts w:ascii="Arial" w:cs="Arial" w:eastAsia="Arial" w:hAnsi="Arial"/>
-                <w:b/>
-                <w:bCs/>
-                <w:i w:val="false"/>
-                <w:iCs w:val="false"/>
-                <w:color w:val="000000"/>
-                <w:sz w:val="18"/>
-                <w:szCs w:val="18"/>
-              </w:rPr>
-              <w:t xml:space="preserve">Phase 2 — Observe</w:t>
+            <w:shd w:fill="D9EEF1" w:color="auto" w:val="clear"/>
+            <w:tcMar>
+              <w:top w:type="dxa" w:w="60"/>
+              <w:left w:type="dxa" w:w="120"/>
+              <w:bottom w:type="dxa" w:w="60"/>
+              <w:right w:type="dxa" w:w="120"/>
+            </w:tcMar>
+            <w:vAlign w:val="top"/>
+          </w:tcPr>
+          <w:p>
+            <w:pPr>
+              <w:spacing w:after="40" w:before="0"/>
+              <w:jc w:val="left"/>
+            </w:pPr>
+            <w:r>
+              <w:rPr>
+                <w:rFonts w:ascii="Arial" w:cs="Arial" w:eastAsia="Arial" w:hAnsi="Arial"/>
+                <w:b/>
+                <w:bCs/>
+                <w:i w:val="false"/>
+                <w:iCs w:val="false"/>
+                <w:color w:val="000000"/>
+                <w:sz w:val="18"/>
+                <w:szCs w:val="18"/>
+              </w:rPr>
+              <w:t xml:space="preserve">Observe Phase</w:t>
             </w:r>
           </w:p>
           <w:p>
@@ -9252,7 +9252,7 @@
             <w:pPr>
               <w:spacing w:after="20" w:before="0"/>
             </w:pPr>
-            <w:hyperlink w:history="1" r:id="rIdqyb_hzzu4wd9qak99b4sz">
+            <w:hyperlink w:history="1" r:id="rIdp6tt22fiyttyvojujlayv">
               <w:r>
                 <w:rPr>
                   <w:rFonts w:ascii="Arial" w:cs="Arial" w:eastAsia="Arial" w:hAnsi="Arial"/>
@@ -9285,7 +9285,7 @@
               <w:spacing w:after="10" w:before="0"/>
               <w:ind w:left="120"/>
             </w:pPr>
-            <w:hyperlink w:history="1" r:id="rIdp1y3rniguitxaokhref3t">
+            <w:hyperlink w:history="1" r:id="rIdz3dok86v2rpshpwz8lwzn">
               <w:r>
                 <w:rPr>
                   <w:rFonts w:ascii="Arial" w:cs="Arial" w:eastAsia="Arial" w:hAnsi="Arial"/>
@@ -9330,7 +9330,7 @@
             <w:pPr>
               <w:spacing w:after="20" w:before="0"/>
             </w:pPr>
-            <w:hyperlink w:history="1" r:id="rIdbfv1sofiy3gssop1wfdpg">
+            <w:hyperlink w:history="1" r:id="rIdq8rwcddwgmfjedcjvqrzl">
               <w:r>
                 <w:rPr>
                   <w:rFonts w:ascii="Arial" w:cs="Arial" w:eastAsia="Arial" w:hAnsi="Arial"/>
@@ -9363,7 +9363,7 @@
               <w:spacing w:after="10" w:before="0"/>
               <w:ind w:left="120"/>
             </w:pPr>
-            <w:hyperlink w:history="1" r:id="rIduddhu14nz681n2wq8bak8">
+            <w:hyperlink w:history="1" r:id="rId4la4u4bpzgx25xsolwfby">
               <w:r>
                 <w:rPr>
                   <w:rFonts w:ascii="Arial" w:cs="Arial" w:eastAsia="Arial" w:hAnsi="Arial"/>
@@ -9510,32 +9510,32 @@
         <w:tc>
           <w:tcPr>
             <w:tcW w:type="dxa" w:w="1520"/>
-            <w:shd w:fill="F2F2F2" w:color="auto" w:val="clear"/>
-            <w:tcMar>
-              <w:top w:type="dxa" w:w="60"/>
-              <w:left w:type="dxa" w:w="120"/>
-              <w:bottom w:type="dxa" w:w="60"/>
-              <w:right w:type="dxa" w:w="120"/>
-            </w:tcMar>
-            <w:vAlign w:val="top"/>
-          </w:tcPr>
-          <w:p>
-            <w:pPr>
-              <w:spacing w:after="40" w:before="0"/>
-              <w:jc w:val="left"/>
-            </w:pPr>
-            <w:r>
-              <w:rPr>
-                <w:rFonts w:ascii="Arial" w:cs="Arial" w:eastAsia="Arial" w:hAnsi="Arial"/>
-                <w:b/>
-                <w:bCs/>
-                <w:i w:val="false"/>
-                <w:iCs w:val="false"/>
-                <w:color w:val="000000"/>
-                <w:sz w:val="18"/>
-                <w:szCs w:val="18"/>
-              </w:rPr>
-              <w:t xml:space="preserve">Phase 3 — Explain</w:t>
+            <w:shd w:fill="E2EFDA" w:color="auto" w:val="clear"/>
+            <w:tcMar>
+              <w:top w:type="dxa" w:w="60"/>
+              <w:left w:type="dxa" w:w="120"/>
+              <w:bottom w:type="dxa" w:w="60"/>
+              <w:right w:type="dxa" w:w="120"/>
+            </w:tcMar>
+            <w:vAlign w:val="top"/>
+          </w:tcPr>
+          <w:p>
+            <w:pPr>
+              <w:spacing w:after="40" w:before="0"/>
+              <w:jc w:val="left"/>
+            </w:pPr>
+            <w:r>
+              <w:rPr>
+                <w:rFonts w:ascii="Arial" w:cs="Arial" w:eastAsia="Arial" w:hAnsi="Arial"/>
+                <w:b/>
+                <w:bCs/>
+                <w:i w:val="false"/>
+                <w:iCs w:val="false"/>
+                <w:color w:val="000000"/>
+                <w:sz w:val="18"/>
+                <w:szCs w:val="18"/>
+              </w:rPr>
+              <w:t xml:space="preserve">Explain Phase</w:t>
             </w:r>
           </w:p>
           <w:p>
@@ -9558,7 +9558,7 @@
             <w:pPr>
               <w:spacing w:after="20" w:before="0"/>
             </w:pPr>
-            <w:hyperlink w:history="1" r:id="rIdzdr6b2qffifvafgmx6-xf">
+            <w:hyperlink w:history="1" r:id="rId0porskldjmnxb4wwpi7pu">
               <w:r>
                 <w:rPr>
                   <w:rFonts w:ascii="Arial" w:cs="Arial" w:eastAsia="Arial" w:hAnsi="Arial"/>
@@ -9591,7 +9591,7 @@
               <w:spacing w:after="10" w:before="0"/>
               <w:ind w:left="120"/>
             </w:pPr>
-            <w:hyperlink w:history="1" r:id="rIdd3zauzmhng7nn6ipqvmus">
+            <w:hyperlink w:history="1" r:id="rId4vm-qervlabvwjwpxmqug">
               <w:r>
                 <w:rPr>
                   <w:rFonts w:ascii="Arial" w:cs="Arial" w:eastAsia="Arial" w:hAnsi="Arial"/>
@@ -9636,7 +9636,7 @@
             <w:pPr>
               <w:spacing w:after="20" w:before="0"/>
             </w:pPr>
-            <w:hyperlink w:history="1" r:id="rId_hrp4gutsqksc7zktj7wr">
+            <w:hyperlink w:history="1" r:id="rId2lougnfyipnpfdlq7rsll">
               <w:r>
                 <w:rPr>
                   <w:rFonts w:ascii="Arial" w:cs="Arial" w:eastAsia="Arial" w:hAnsi="Arial"/>
@@ -9669,7 +9669,7 @@
               <w:spacing w:after="10" w:before="0"/>
               <w:ind w:left="120"/>
             </w:pPr>
-            <w:hyperlink w:history="1" r:id="rIdtffv6lrwrpz4rwli40gep">
+            <w:hyperlink w:history="1" r:id="rId-fwfdumwl79c5avmtm48y">
               <w:r>
                 <w:rPr>
                   <w:rFonts w:ascii="Arial" w:cs="Arial" w:eastAsia="Arial" w:hAnsi="Arial"/>
@@ -9816,32 +9816,32 @@
         <w:tc>
           <w:tcPr>
             <w:tcW w:type="dxa" w:w="1520"/>
-            <w:shd w:fill="F2F2F2" w:color="auto" w:val="clear"/>
-            <w:tcMar>
-              <w:top w:type="dxa" w:w="60"/>
-              <w:left w:type="dxa" w:w="120"/>
-              <w:bottom w:type="dxa" w:w="60"/>
-              <w:right w:type="dxa" w:w="120"/>
-            </w:tcMar>
-            <w:vAlign w:val="top"/>
-          </w:tcPr>
-          <w:p>
-            <w:pPr>
-              <w:spacing w:after="40" w:before="0"/>
-              <w:jc w:val="left"/>
-            </w:pPr>
-            <w:r>
-              <w:rPr>
-                <w:rFonts w:ascii="Arial" w:cs="Arial" w:eastAsia="Arial" w:hAnsi="Arial"/>
-                <w:b/>
-                <w:bCs/>
-                <w:i w:val="false"/>
-                <w:iCs w:val="false"/>
-                <w:color w:val="000000"/>
-                <w:sz w:val="18"/>
-                <w:szCs w:val="18"/>
-              </w:rPr>
-              <w:t xml:space="preserve">Phase 4 — Driving Question Board (DQB) Update</w:t>
+            <w:shd w:fill="FCE4D6" w:color="auto" w:val="clear"/>
+            <w:tcMar>
+              <w:top w:type="dxa" w:w="60"/>
+              <w:left w:type="dxa" w:w="120"/>
+              <w:bottom w:type="dxa" w:w="60"/>
+              <w:right w:type="dxa" w:w="120"/>
+            </w:tcMar>
+            <w:vAlign w:val="top"/>
+          </w:tcPr>
+          <w:p>
+            <w:pPr>
+              <w:spacing w:after="40" w:before="0"/>
+              <w:jc w:val="left"/>
+            </w:pPr>
+            <w:r>
+              <w:rPr>
+                <w:rFonts w:ascii="Arial" w:cs="Arial" w:eastAsia="Arial" w:hAnsi="Arial"/>
+                <w:b/>
+                <w:bCs/>
+                <w:i w:val="false"/>
+                <w:iCs w:val="false"/>
+                <w:color w:val="000000"/>
+                <w:sz w:val="18"/>
+                <w:szCs w:val="18"/>
+              </w:rPr>
+              <w:t xml:space="preserve">Driving Question Board (DQB) Creation</w:t>
             </w:r>
           </w:p>
           <w:p>
@@ -9864,7 +9864,7 @@
             <w:pPr>
               <w:spacing w:after="20" w:before="0"/>
             </w:pPr>
-            <w:hyperlink w:history="1" r:id="rIdrlpugsyhtgphm2omb3k0_">
+            <w:hyperlink w:history="1" r:id="rIdcvjaqgtngf2f35mkw-6as">
               <w:r>
                 <w:rPr>
                   <w:rFonts w:ascii="Arial" w:cs="Arial" w:eastAsia="Arial" w:hAnsi="Arial"/>
@@ -9897,7 +9897,7 @@
               <w:spacing w:after="10" w:before="0"/>
               <w:ind w:left="120"/>
             </w:pPr>
-            <w:hyperlink w:history="1" r:id="rId6lofueguitgqbotdvs0jq">
+            <w:hyperlink w:history="1" r:id="rIdt8iu9674izr-zsr0yytuw">
               <w:r>
                 <w:rPr>
                   <w:rFonts w:ascii="Arial" w:cs="Arial" w:eastAsia="Arial" w:hAnsi="Arial"/>
@@ -9942,7 +9942,7 @@
             <w:pPr>
               <w:spacing w:after="20" w:before="0"/>
             </w:pPr>
-            <w:hyperlink w:history="1" r:id="rIdkdhqeglzg8nrsfpenudfg">
+            <w:hyperlink w:history="1" r:id="rIdxjqfusyi9pq1r6tosvv9b">
               <w:r>
                 <w:rPr>
                   <w:rFonts w:ascii="Arial" w:cs="Arial" w:eastAsia="Arial" w:hAnsi="Arial"/>
@@ -9975,7 +9975,7 @@
               <w:spacing w:after="10" w:before="0"/>
               <w:ind w:left="120"/>
             </w:pPr>
-            <w:hyperlink w:history="1" r:id="rId4tl7wnrzesrwwe1o4oidv">
+            <w:hyperlink w:history="1" r:id="rIdo3zlmixuc8w5dueysyy1w">
               <w:r>
                 <w:rPr>
                   <w:rFonts w:ascii="Arial" w:cs="Arial" w:eastAsia="Arial" w:hAnsi="Arial"/>
@@ -10122,32 +10122,32 @@
         <w:tc>
           <w:tcPr>
             <w:tcW w:type="dxa" w:w="1520"/>
-            <w:shd w:fill="F2F2F2" w:color="auto" w:val="clear"/>
-            <w:tcMar>
-              <w:top w:type="dxa" w:w="60"/>
-              <w:left w:type="dxa" w:w="120"/>
-              <w:bottom w:type="dxa" w:w="60"/>
-              <w:right w:type="dxa" w:w="120"/>
-            </w:tcMar>
-            <w:vAlign w:val="top"/>
-          </w:tcPr>
-          <w:p>
-            <w:pPr>
-              <w:spacing w:after="40" w:before="0"/>
-              <w:jc w:val="left"/>
-            </w:pPr>
-            <w:r>
-              <w:rPr>
-                <w:rFonts w:ascii="Arial" w:cs="Arial" w:eastAsia="Arial" w:hAnsi="Arial"/>
-                <w:b/>
-                <w:bCs/>
-                <w:i w:val="false"/>
-                <w:iCs w:val="false"/>
-                <w:color w:val="000000"/>
-                <w:sz w:val="18"/>
-                <w:szCs w:val="18"/>
-              </w:rPr>
-              <w:t xml:space="preserve">Phase 5 — Model Building</w:t>
+            <w:shd w:fill="D5E8F0" w:color="auto" w:val="clear"/>
+            <w:tcMar>
+              <w:top w:type="dxa" w:w="60"/>
+              <w:left w:type="dxa" w:w="120"/>
+              <w:bottom w:type="dxa" w:w="60"/>
+              <w:right w:type="dxa" w:w="120"/>
+            </w:tcMar>
+            <w:vAlign w:val="top"/>
+          </w:tcPr>
+          <w:p>
+            <w:pPr>
+              <w:spacing w:after="40" w:before="0"/>
+              <w:jc w:val="left"/>
+            </w:pPr>
+            <w:r>
+              <w:rPr>
+                <w:rFonts w:ascii="Arial" w:cs="Arial" w:eastAsia="Arial" w:hAnsi="Arial"/>
+                <w:b/>
+                <w:bCs/>
+                <w:i w:val="false"/>
+                <w:iCs w:val="false"/>
+                <w:color w:val="000000"/>
+                <w:sz w:val="18"/>
+                <w:szCs w:val="18"/>
+              </w:rPr>
+              <w:t xml:space="preserve">Model Building Phase</w:t>
             </w:r>
           </w:p>
           <w:p>
@@ -10170,7 +10170,7 @@
             <w:pPr>
               <w:spacing w:after="20" w:before="0"/>
             </w:pPr>
-            <w:hyperlink w:history="1" r:id="rIdhh1qbb4nalemvjzmv45mh">
+            <w:hyperlink w:history="1" r:id="rIdb4h709jrzovkc713moajo">
               <w:r>
                 <w:rPr>
                   <w:rFonts w:ascii="Arial" w:cs="Arial" w:eastAsia="Arial" w:hAnsi="Arial"/>
@@ -10203,7 +10203,7 @@
               <w:spacing w:after="10" w:before="0"/>
               <w:ind w:left="120"/>
             </w:pPr>
-            <w:hyperlink w:history="1" r:id="rId8k1cwwhdj_9eu7tef5n9g">
+            <w:hyperlink w:history="1" r:id="rIdmzfqkvzzunrncpp2f9uhx">
               <w:r>
                 <w:rPr>
                   <w:rFonts w:ascii="Arial" w:cs="Arial" w:eastAsia="Arial" w:hAnsi="Arial"/>
@@ -10248,7 +10248,7 @@
             <w:pPr>
               <w:spacing w:after="20" w:before="0"/>
             </w:pPr>
-            <w:hyperlink w:history="1" r:id="rIddgijxgjmwkrd36p-pwd7o">
+            <w:hyperlink w:history="1" r:id="rIdrxliytqisi6kwjmfe0iaj">
               <w:r>
                 <w:rPr>
                   <w:rFonts w:ascii="Arial" w:cs="Arial" w:eastAsia="Arial" w:hAnsi="Arial"/>
@@ -10281,7 +10281,7 @@
               <w:spacing w:after="10" w:before="0"/>
               <w:ind w:left="120"/>
             </w:pPr>
-            <w:hyperlink w:history="1" r:id="rIdi9csvog9fx-xmimanwia5">
+            <w:hyperlink w:history="1" r:id="rIdgpypqgtaykfzty84ak73e">
               <w:r>
                 <w:rPr>
                   <w:rFonts w:ascii="Arial" w:cs="Arial" w:eastAsia="Arial" w:hAnsi="Arial"/>
@@ -11720,32 +11720,32 @@
         <w:tc>
           <w:tcPr>
             <w:tcW w:type="dxa" w:w="1520"/>
-            <w:shd w:fill="F2F2F2" w:color="auto" w:val="clear"/>
-            <w:tcMar>
-              <w:top w:type="dxa" w:w="60"/>
-              <w:left w:type="dxa" w:w="120"/>
-              <w:bottom w:type="dxa" w:w="60"/>
-              <w:right w:type="dxa" w:w="120"/>
-            </w:tcMar>
-            <w:vAlign w:val="top"/>
-          </w:tcPr>
-          <w:p>
-            <w:pPr>
-              <w:spacing w:after="40" w:before="0"/>
-              <w:jc w:val="left"/>
-            </w:pPr>
-            <w:r>
-              <w:rPr>
-                <w:rFonts w:ascii="Arial" w:cs="Arial" w:eastAsia="Arial" w:hAnsi="Arial"/>
-                <w:b/>
-                <w:bCs/>
-                <w:i w:val="false"/>
-                <w:iCs w:val="false"/>
-                <w:color w:val="000000"/>
-                <w:sz w:val="18"/>
-                <w:szCs w:val="18"/>
-              </w:rPr>
-              <w:t xml:space="preserve">Phase 1 — Predict (10 minutes)</w:t>
+            <w:shd w:fill="EAD1F5" w:color="auto" w:val="clear"/>
+            <w:tcMar>
+              <w:top w:type="dxa" w:w="60"/>
+              <w:left w:type="dxa" w:w="120"/>
+              <w:bottom w:type="dxa" w:w="60"/>
+              <w:right w:type="dxa" w:w="120"/>
+            </w:tcMar>
+            <w:vAlign w:val="top"/>
+          </w:tcPr>
+          <w:p>
+            <w:pPr>
+              <w:spacing w:after="40" w:before="0"/>
+              <w:jc w:val="left"/>
+            </w:pPr>
+            <w:r>
+              <w:rPr>
+                <w:rFonts w:ascii="Arial" w:cs="Arial" w:eastAsia="Arial" w:hAnsi="Arial"/>
+                <w:b/>
+                <w:bCs/>
+                <w:i w:val="false"/>
+                <w:iCs w:val="false"/>
+                <w:color w:val="000000"/>
+                <w:sz w:val="18"/>
+                <w:szCs w:val="18"/>
+              </w:rPr>
+              <w:t xml:space="preserve">Predict Phase</w:t>
             </w:r>
           </w:p>
           <w:p>
@@ -11768,7 +11768,7 @@
             <w:pPr>
               <w:spacing w:after="20" w:before="0"/>
             </w:pPr>
-            <w:hyperlink w:history="1" r:id="rId-n73mxlg9bsuv28sghzxl">
+            <w:hyperlink w:history="1" r:id="rIduubpvwye0nzcbk0kv3ixc">
               <w:r>
                 <w:rPr>
                   <w:rFonts w:ascii="Arial" w:cs="Arial" w:eastAsia="Arial" w:hAnsi="Arial"/>
@@ -11801,7 +11801,7 @@
               <w:spacing w:after="10" w:before="0"/>
               <w:ind w:left="120"/>
             </w:pPr>
-            <w:hyperlink w:history="1" r:id="rIdajrqjxtp3lxxjceh02gur">
+            <w:hyperlink w:history="1" r:id="rIdcuck3jtklpdgokzvoljmo">
               <w:r>
                 <w:rPr>
                   <w:rFonts w:ascii="Arial" w:cs="Arial" w:eastAsia="Arial" w:hAnsi="Arial"/>
@@ -11846,7 +11846,7 @@
             <w:pPr>
               <w:spacing w:after="20" w:before="0"/>
             </w:pPr>
-            <w:hyperlink w:history="1" r:id="rIday7rsydfp_eh070nqq9mu">
+            <w:hyperlink w:history="1" r:id="rIdqbvj6hyit24dfoam9ebs0">
               <w:r>
                 <w:rPr>
                   <w:rFonts w:ascii="Arial" w:cs="Arial" w:eastAsia="Arial" w:hAnsi="Arial"/>
@@ -11879,7 +11879,7 @@
               <w:spacing w:after="10" w:before="0"/>
               <w:ind w:left="120"/>
             </w:pPr>
-            <w:hyperlink w:history="1" r:id="rIduuov10cms6zx9tbhpyr88">
+            <w:hyperlink w:history="1" r:id="rIdbzinpu59rg-3h9srm58mf">
               <w:r>
                 <w:rPr>
                   <w:rFonts w:ascii="Arial" w:cs="Arial" w:eastAsia="Arial" w:hAnsi="Arial"/>
@@ -12026,32 +12026,32 @@
         <w:tc>
           <w:tcPr>
             <w:tcW w:type="dxa" w:w="1520"/>
-            <w:shd w:fill="F2F2F2" w:color="auto" w:val="clear"/>
-            <w:tcMar>
-              <w:top w:type="dxa" w:w="60"/>
-              <w:left w:type="dxa" w:w="120"/>
-              <w:bottom w:type="dxa" w:w="60"/>
-              <w:right w:type="dxa" w:w="120"/>
-            </w:tcMar>
-            <w:vAlign w:val="top"/>
-          </w:tcPr>
-          <w:p>
-            <w:pPr>
-              <w:spacing w:after="40" w:before="0"/>
-              <w:jc w:val="left"/>
-            </w:pPr>
-            <w:r>
-              <w:rPr>
-                <w:rFonts w:ascii="Arial" w:cs="Arial" w:eastAsia="Arial" w:hAnsi="Arial"/>
-                <w:b/>
-                <w:bCs/>
-                <w:i w:val="false"/>
-                <w:iCs w:val="false"/>
-                <w:color w:val="000000"/>
-                <w:sz w:val="18"/>
-                <w:szCs w:val="18"/>
-              </w:rPr>
-              <w:t xml:space="preserve">Phase 2 — Observe (25 minutes)</w:t>
+            <w:shd w:fill="D9EEF1" w:color="auto" w:val="clear"/>
+            <w:tcMar>
+              <w:top w:type="dxa" w:w="60"/>
+              <w:left w:type="dxa" w:w="120"/>
+              <w:bottom w:type="dxa" w:w="60"/>
+              <w:right w:type="dxa" w:w="120"/>
+            </w:tcMar>
+            <w:vAlign w:val="top"/>
+          </w:tcPr>
+          <w:p>
+            <w:pPr>
+              <w:spacing w:after="40" w:before="0"/>
+              <w:jc w:val="left"/>
+            </w:pPr>
+            <w:r>
+              <w:rPr>
+                <w:rFonts w:ascii="Arial" w:cs="Arial" w:eastAsia="Arial" w:hAnsi="Arial"/>
+                <w:b/>
+                <w:bCs/>
+                <w:i w:val="false"/>
+                <w:iCs w:val="false"/>
+                <w:color w:val="000000"/>
+                <w:sz w:val="18"/>
+                <w:szCs w:val="18"/>
+              </w:rPr>
+              <w:t xml:space="preserve">Observe Phase</w:t>
             </w:r>
           </w:p>
           <w:p>
@@ -12074,7 +12074,7 @@
             <w:pPr>
               <w:spacing w:after="20" w:before="0"/>
             </w:pPr>
-            <w:hyperlink w:history="1" r:id="rIdiox8zvtpxmigseu4xwesj">
+            <w:hyperlink w:history="1" r:id="rIdsm7goeud1onfsxr-cfevp">
               <w:r>
                 <w:rPr>
                   <w:rFonts w:ascii="Arial" w:cs="Arial" w:eastAsia="Arial" w:hAnsi="Arial"/>
@@ -12107,7 +12107,7 @@
               <w:spacing w:after="10" w:before="0"/>
               <w:ind w:left="120"/>
             </w:pPr>
-            <w:hyperlink w:history="1" r:id="rIdpx6i7hmyfvrn0ih7scn9_">
+            <w:hyperlink w:history="1" r:id="rIdkmkvc1exaz0s4fywywfjb">
               <w:r>
                 <w:rPr>
                   <w:rFonts w:ascii="Arial" w:cs="Arial" w:eastAsia="Arial" w:hAnsi="Arial"/>
@@ -12152,7 +12152,7 @@
             <w:pPr>
               <w:spacing w:after="20" w:before="0"/>
             </w:pPr>
-            <w:hyperlink w:history="1" r:id="rIdrazcgmv7ubistcjc93axj">
+            <w:hyperlink w:history="1" r:id="rIdrkuwalzi-x1wurt4ssha6">
               <w:r>
                 <w:rPr>
                   <w:rFonts w:ascii="Arial" w:cs="Arial" w:eastAsia="Arial" w:hAnsi="Arial"/>
@@ -12185,7 +12185,7 @@
               <w:spacing w:after="10" w:before="0"/>
               <w:ind w:left="120"/>
             </w:pPr>
-            <w:hyperlink w:history="1" r:id="rIdtxdvn51cm5gf92ppsifjj">
+            <w:hyperlink w:history="1" r:id="rIdhiygyakur4rl-b50l2jkk">
               <w:r>
                 <w:rPr>
                   <w:rFonts w:ascii="Arial" w:cs="Arial" w:eastAsia="Arial" w:hAnsi="Arial"/>
@@ -12332,32 +12332,32 @@
         <w:tc>
           <w:tcPr>
             <w:tcW w:type="dxa" w:w="1520"/>
-            <w:shd w:fill="F2F2F2" w:color="auto" w:val="clear"/>
-            <w:tcMar>
-              <w:top w:type="dxa" w:w="60"/>
-              <w:left w:type="dxa" w:w="120"/>
-              <w:bottom w:type="dxa" w:w="60"/>
-              <w:right w:type="dxa" w:w="120"/>
-            </w:tcMar>
-            <w:vAlign w:val="top"/>
-          </w:tcPr>
-          <w:p>
-            <w:pPr>
-              <w:spacing w:after="40" w:before="0"/>
-              <w:jc w:val="left"/>
-            </w:pPr>
-            <w:r>
-              <w:rPr>
-                <w:rFonts w:ascii="Arial" w:cs="Arial" w:eastAsia="Arial" w:hAnsi="Arial"/>
-                <w:b/>
-                <w:bCs/>
-                <w:i w:val="false"/>
-                <w:iCs w:val="false"/>
-                <w:color w:val="000000"/>
-                <w:sz w:val="18"/>
-                <w:szCs w:val="18"/>
-              </w:rPr>
-              <w:t xml:space="preserve">Phase 3 — Explain (20 minutes)</w:t>
+            <w:shd w:fill="E2EFDA" w:color="auto" w:val="clear"/>
+            <w:tcMar>
+              <w:top w:type="dxa" w:w="60"/>
+              <w:left w:type="dxa" w:w="120"/>
+              <w:bottom w:type="dxa" w:w="60"/>
+              <w:right w:type="dxa" w:w="120"/>
+            </w:tcMar>
+            <w:vAlign w:val="top"/>
+          </w:tcPr>
+          <w:p>
+            <w:pPr>
+              <w:spacing w:after="40" w:before="0"/>
+              <w:jc w:val="left"/>
+            </w:pPr>
+            <w:r>
+              <w:rPr>
+                <w:rFonts w:ascii="Arial" w:cs="Arial" w:eastAsia="Arial" w:hAnsi="Arial"/>
+                <w:b/>
+                <w:bCs/>
+                <w:i w:val="false"/>
+                <w:iCs w:val="false"/>
+                <w:color w:val="000000"/>
+                <w:sz w:val="18"/>
+                <w:szCs w:val="18"/>
+              </w:rPr>
+              <w:t xml:space="preserve">Explain Phase</w:t>
             </w:r>
           </w:p>
           <w:p>
@@ -12380,7 +12380,7 @@
             <w:pPr>
               <w:spacing w:after="20" w:before="0"/>
             </w:pPr>
-            <w:hyperlink w:history="1" r:id="rIdf85tjvaezaoc2bio7qqpp">
+            <w:hyperlink w:history="1" r:id="rIdcfssbschjsdha9szkgets">
               <w:r>
                 <w:rPr>
                   <w:rFonts w:ascii="Arial" w:cs="Arial" w:eastAsia="Arial" w:hAnsi="Arial"/>
@@ -12413,7 +12413,7 @@
               <w:spacing w:after="10" w:before="0"/>
               <w:ind w:left="120"/>
             </w:pPr>
-            <w:hyperlink w:history="1" r:id="rIddq4se1p8qm5cfm7faivyg">
+            <w:hyperlink w:history="1" r:id="rIddk8iie94yorgo3pvrnaqy">
               <w:r>
                 <w:rPr>
                   <w:rFonts w:ascii="Arial" w:cs="Arial" w:eastAsia="Arial" w:hAnsi="Arial"/>
@@ -12458,7 +12458,7 @@
             <w:pPr>
               <w:spacing w:after="20" w:before="0"/>
             </w:pPr>
-            <w:hyperlink w:history="1" r:id="rIdawxun6j4jazcvzxixhvwe">
+            <w:hyperlink w:history="1" r:id="rIdu8oqoiaxv3ohdg9ktly2b">
               <w:r>
                 <w:rPr>
                   <w:rFonts w:ascii="Arial" w:cs="Arial" w:eastAsia="Arial" w:hAnsi="Arial"/>
@@ -12491,7 +12491,7 @@
               <w:spacing w:after="10" w:before="0"/>
               <w:ind w:left="120"/>
             </w:pPr>
-            <w:hyperlink w:history="1" r:id="rId5mloec1410tfk0bne8vze">
+            <w:hyperlink w:history="1" r:id="rId7wl5dgg7bjr0jdaj8imco">
               <w:r>
                 <w:rPr>
                   <w:rFonts w:ascii="Arial" w:cs="Arial" w:eastAsia="Arial" w:hAnsi="Arial"/>
@@ -12638,32 +12638,32 @@
         <w:tc>
           <w:tcPr>
             <w:tcW w:type="dxa" w:w="1520"/>
-            <w:shd w:fill="F2F2F2" w:color="auto" w:val="clear"/>
-            <w:tcMar>
-              <w:top w:type="dxa" w:w="60"/>
-              <w:left w:type="dxa" w:w="120"/>
-              <w:bottom w:type="dxa" w:w="60"/>
-              <w:right w:type="dxa" w:w="120"/>
-            </w:tcMar>
-            <w:vAlign w:val="top"/>
-          </w:tcPr>
-          <w:p>
-            <w:pPr>
-              <w:spacing w:after="40" w:before="0"/>
-              <w:jc w:val="left"/>
-            </w:pPr>
-            <w:r>
-              <w:rPr>
-                <w:rFonts w:ascii="Arial" w:cs="Arial" w:eastAsia="Arial" w:hAnsi="Arial"/>
-                <w:b/>
-                <w:bCs/>
-                <w:i w:val="false"/>
-                <w:iCs w:val="false"/>
-                <w:color w:val="000000"/>
-                <w:sz w:val="18"/>
-                <w:szCs w:val="18"/>
-              </w:rPr>
-              <w:t xml:space="preserve">Phase 4 — Driving Question Board (DQB) Update (10 minutes)</w:t>
+            <w:shd w:fill="FCE4D6" w:color="auto" w:val="clear"/>
+            <w:tcMar>
+              <w:top w:type="dxa" w:w="60"/>
+              <w:left w:type="dxa" w:w="120"/>
+              <w:bottom w:type="dxa" w:w="60"/>
+              <w:right w:type="dxa" w:w="120"/>
+            </w:tcMar>
+            <w:vAlign w:val="top"/>
+          </w:tcPr>
+          <w:p>
+            <w:pPr>
+              <w:spacing w:after="40" w:before="0"/>
+              <w:jc w:val="left"/>
+            </w:pPr>
+            <w:r>
+              <w:rPr>
+                <w:rFonts w:ascii="Arial" w:cs="Arial" w:eastAsia="Arial" w:hAnsi="Arial"/>
+                <w:b/>
+                <w:bCs/>
+                <w:i w:val="false"/>
+                <w:iCs w:val="false"/>
+                <w:color w:val="000000"/>
+                <w:sz w:val="18"/>
+                <w:szCs w:val="18"/>
+              </w:rPr>
+              <w:t xml:space="preserve">Driving Question Board (DQB) Creation</w:t>
             </w:r>
           </w:p>
           <w:p>
@@ -12686,7 +12686,7 @@
             <w:pPr>
               <w:spacing w:after="20" w:before="0"/>
             </w:pPr>
-            <w:hyperlink w:history="1" r:id="rIdjazyswjwz1cqxmrbdhtmh">
+            <w:hyperlink w:history="1" r:id="rIdunksh-e3mnvt1p79otfzi">
               <w:r>
                 <w:rPr>
                   <w:rFonts w:ascii="Arial" w:cs="Arial" w:eastAsia="Arial" w:hAnsi="Arial"/>
@@ -12719,7 +12719,7 @@
               <w:spacing w:after="10" w:before="0"/>
               <w:ind w:left="120"/>
             </w:pPr>
-            <w:hyperlink w:history="1" r:id="rId_epwsdf0mhrbnseas49-c">
+            <w:hyperlink w:history="1" r:id="rIdlk7wt-zes9o9_3w74pbl7">
               <w:r>
                 <w:rPr>
                   <w:rFonts w:ascii="Arial" w:cs="Arial" w:eastAsia="Arial" w:hAnsi="Arial"/>
@@ -12764,7 +12764,7 @@
             <w:pPr>
               <w:spacing w:after="20" w:before="0"/>
             </w:pPr>
-            <w:hyperlink w:history="1" r:id="rIdod1tendz01qwvemk3kpml">
+            <w:hyperlink w:history="1" r:id="rIdj7e40-z106f9szcjm5w83">
               <w:r>
                 <w:rPr>
                   <w:rFonts w:ascii="Arial" w:cs="Arial" w:eastAsia="Arial" w:hAnsi="Arial"/>
@@ -12797,7 +12797,7 @@
               <w:spacing w:after="10" w:before="0"/>
               <w:ind w:left="120"/>
             </w:pPr>
-            <w:hyperlink w:history="1" r:id="rIdkwcznpfya8elzaemyvxel">
+            <w:hyperlink w:history="1" r:id="rIdewoffxswbafls-fmuezmy">
               <w:r>
                 <w:rPr>
                   <w:rFonts w:ascii="Arial" w:cs="Arial" w:eastAsia="Arial" w:hAnsi="Arial"/>
@@ -12944,32 +12944,32 @@
         <w:tc>
           <w:tcPr>
             <w:tcW w:type="dxa" w:w="1520"/>
-            <w:shd w:fill="F2F2F2" w:color="auto" w:val="clear"/>
-            <w:tcMar>
-              <w:top w:type="dxa" w:w="60"/>
-              <w:left w:type="dxa" w:w="120"/>
-              <w:bottom w:type="dxa" w:w="60"/>
-              <w:right w:type="dxa" w:w="120"/>
-            </w:tcMar>
-            <w:vAlign w:val="top"/>
-          </w:tcPr>
-          <w:p>
-            <w:pPr>
-              <w:spacing w:after="40" w:before="0"/>
-              <w:jc w:val="left"/>
-            </w:pPr>
-            <w:r>
-              <w:rPr>
-                <w:rFonts w:ascii="Arial" w:cs="Arial" w:eastAsia="Arial" w:hAnsi="Arial"/>
-                <w:b/>
-                <w:bCs/>
-                <w:i w:val="false"/>
-                <w:iCs w:val="false"/>
-                <w:color w:val="000000"/>
-                <w:sz w:val="18"/>
-                <w:szCs w:val="18"/>
-              </w:rPr>
-              <w:t xml:space="preserve">Phase 5 — Model Building (15 minutes)</w:t>
+            <w:shd w:fill="D5E8F0" w:color="auto" w:val="clear"/>
+            <w:tcMar>
+              <w:top w:type="dxa" w:w="60"/>
+              <w:left w:type="dxa" w:w="120"/>
+              <w:bottom w:type="dxa" w:w="60"/>
+              <w:right w:type="dxa" w:w="120"/>
+            </w:tcMar>
+            <w:vAlign w:val="top"/>
+          </w:tcPr>
+          <w:p>
+            <w:pPr>
+              <w:spacing w:after="40" w:before="0"/>
+              <w:jc w:val="left"/>
+            </w:pPr>
+            <w:r>
+              <w:rPr>
+                <w:rFonts w:ascii="Arial" w:cs="Arial" w:eastAsia="Arial" w:hAnsi="Arial"/>
+                <w:b/>
+                <w:bCs/>
+                <w:i w:val="false"/>
+                <w:iCs w:val="false"/>
+                <w:color w:val="000000"/>
+                <w:sz w:val="18"/>
+                <w:szCs w:val="18"/>
+              </w:rPr>
+              <w:t xml:space="preserve">Model Building Phase</w:t>
             </w:r>
           </w:p>
           <w:p>
@@ -12992,7 +12992,7 @@
             <w:pPr>
               <w:spacing w:after="20" w:before="0"/>
             </w:pPr>
-            <w:hyperlink w:history="1" r:id="rIdf_6yfww_cgooqfk-gitch">
+            <w:hyperlink w:history="1" r:id="rIdxlpjdhxl6cjau6pkueq0f">
               <w:r>
                 <w:rPr>
                   <w:rFonts w:ascii="Arial" w:cs="Arial" w:eastAsia="Arial" w:hAnsi="Arial"/>
@@ -13025,7 +13025,7 @@
               <w:spacing w:after="10" w:before="0"/>
               <w:ind w:left="120"/>
             </w:pPr>
-            <w:hyperlink w:history="1" r:id="rIdzqj0slr5ewi6_1yxkbaft">
+            <w:hyperlink w:history="1" r:id="rIdv6apjchtuhrsrcd2e1-fw">
               <w:r>
                 <w:rPr>
                   <w:rFonts w:ascii="Arial" w:cs="Arial" w:eastAsia="Arial" w:hAnsi="Arial"/>
@@ -13070,7 +13070,7 @@
             <w:pPr>
               <w:spacing w:after="20" w:before="0"/>
             </w:pPr>
-            <w:hyperlink w:history="1" r:id="rIdahnr-zp87nbdxrlrzhvxn">
+            <w:hyperlink w:history="1" r:id="rIdtiz5glrqfdtf4wf02n-hn">
               <w:r>
                 <w:rPr>
                   <w:rFonts w:ascii="Arial" w:cs="Arial" w:eastAsia="Arial" w:hAnsi="Arial"/>
@@ -13103,7 +13103,7 @@
               <w:spacing w:after="10" w:before="0"/>
               <w:ind w:left="120"/>
             </w:pPr>
-            <w:hyperlink w:history="1" r:id="rIdpyoyzx0rkllprugvizvt3">
+            <w:hyperlink w:history="1" r:id="rIdydraucwud7gwe1wlvpmw0">
               <w:r>
                 <w:rPr>
                   <w:rFonts w:ascii="Arial" w:cs="Arial" w:eastAsia="Arial" w:hAnsi="Arial"/>
@@ -14542,32 +14542,32 @@
         <w:tc>
           <w:tcPr>
             <w:tcW w:type="dxa" w:w="1520"/>
-            <w:shd w:fill="F2F2F2" w:color="auto" w:val="clear"/>
-            <w:tcMar>
-              <w:top w:type="dxa" w:w="60"/>
-              <w:left w:type="dxa" w:w="120"/>
-              <w:bottom w:type="dxa" w:w="60"/>
-              <w:right w:type="dxa" w:w="120"/>
-            </w:tcMar>
-            <w:vAlign w:val="top"/>
-          </w:tcPr>
-          <w:p>
-            <w:pPr>
-              <w:spacing w:after="40" w:before="0"/>
-              <w:jc w:val="left"/>
-            </w:pPr>
-            <w:r>
-              <w:rPr>
-                <w:rFonts w:ascii="Arial" w:cs="Arial" w:eastAsia="Arial" w:hAnsi="Arial"/>
-                <w:b/>
-                <w:bCs/>
-                <w:i w:val="false"/>
-                <w:iCs w:val="false"/>
-                <w:color w:val="000000"/>
-                <w:sz w:val="18"/>
-                <w:szCs w:val="18"/>
-              </w:rPr>
-              <w:t xml:space="preserve">1 — Predict</w:t>
+            <w:shd w:fill="EAD1F5" w:color="auto" w:val="clear"/>
+            <w:tcMar>
+              <w:top w:type="dxa" w:w="60"/>
+              <w:left w:type="dxa" w:w="120"/>
+              <w:bottom w:type="dxa" w:w="60"/>
+              <w:right w:type="dxa" w:w="120"/>
+            </w:tcMar>
+            <w:vAlign w:val="top"/>
+          </w:tcPr>
+          <w:p>
+            <w:pPr>
+              <w:spacing w:after="40" w:before="0"/>
+              <w:jc w:val="left"/>
+            </w:pPr>
+            <w:r>
+              <w:rPr>
+                <w:rFonts w:ascii="Arial" w:cs="Arial" w:eastAsia="Arial" w:hAnsi="Arial"/>
+                <w:b/>
+                <w:bCs/>
+                <w:i w:val="false"/>
+                <w:iCs w:val="false"/>
+                <w:color w:val="000000"/>
+                <w:sz w:val="18"/>
+                <w:szCs w:val="18"/>
+              </w:rPr>
+              <w:t xml:space="preserve">Predict Phase</w:t>
             </w:r>
           </w:p>
           <w:p>
@@ -14590,7 +14590,7 @@
             <w:pPr>
               <w:spacing w:after="20" w:before="0"/>
             </w:pPr>
-            <w:hyperlink w:history="1" r:id="rId5lbueuxqnsnn2aqc4cmlx">
+            <w:hyperlink w:history="1" r:id="rIdno1izr7b4meonusgzkzxf">
               <w:r>
                 <w:rPr>
                   <w:rFonts w:ascii="Arial" w:cs="Arial" w:eastAsia="Arial" w:hAnsi="Arial"/>
@@ -14623,7 +14623,7 @@
               <w:spacing w:after="10" w:before="0"/>
               <w:ind w:left="120"/>
             </w:pPr>
-            <w:hyperlink w:history="1" r:id="rIdodnmsimbxqfqbawf45far">
+            <w:hyperlink w:history="1" r:id="rIdfjhzasdmnf0xwprcvm6ti">
               <w:r>
                 <w:rPr>
                   <w:rFonts w:ascii="Arial" w:cs="Arial" w:eastAsia="Arial" w:hAnsi="Arial"/>
@@ -14668,7 +14668,7 @@
             <w:pPr>
               <w:spacing w:after="20" w:before="0"/>
             </w:pPr>
-            <w:hyperlink w:history="1" r:id="rIdkla2iwveyxyibzqmdp1nj">
+            <w:hyperlink w:history="1" r:id="rIdo8ro15ki6ujug-nmgm4cf">
               <w:r>
                 <w:rPr>
                   <w:rFonts w:ascii="Arial" w:cs="Arial" w:eastAsia="Arial" w:hAnsi="Arial"/>
@@ -14701,7 +14701,7 @@
               <w:spacing w:after="10" w:before="0"/>
               <w:ind w:left="120"/>
             </w:pPr>
-            <w:hyperlink w:history="1" r:id="rIdr7n04qxghgildeu_veqjy">
+            <w:hyperlink w:history="1" r:id="rId2aewgcoynrlcsg0j9th0x">
               <w:r>
                 <w:rPr>
                   <w:rFonts w:ascii="Arial" w:cs="Arial" w:eastAsia="Arial" w:hAnsi="Arial"/>
@@ -14848,32 +14848,32 @@
         <w:tc>
           <w:tcPr>
             <w:tcW w:type="dxa" w:w="1520"/>
-            <w:shd w:fill="F2F2F2" w:color="auto" w:val="clear"/>
-            <w:tcMar>
-              <w:top w:type="dxa" w:w="60"/>
-              <w:left w:type="dxa" w:w="120"/>
-              <w:bottom w:type="dxa" w:w="60"/>
-              <w:right w:type="dxa" w:w="120"/>
-            </w:tcMar>
-            <w:vAlign w:val="top"/>
-          </w:tcPr>
-          <w:p>
-            <w:pPr>
-              <w:spacing w:after="40" w:before="0"/>
-              <w:jc w:val="left"/>
-            </w:pPr>
-            <w:r>
-              <w:rPr>
-                <w:rFonts w:ascii="Arial" w:cs="Arial" w:eastAsia="Arial" w:hAnsi="Arial"/>
-                <w:b/>
-                <w:bCs/>
-                <w:i w:val="false"/>
-                <w:iCs w:val="false"/>
-                <w:color w:val="000000"/>
-                <w:sz w:val="18"/>
-                <w:szCs w:val="18"/>
-              </w:rPr>
-              <w:t xml:space="preserve">2 — Observe (Evidence Gathering)</w:t>
+            <w:shd w:fill="D9EEF1" w:color="auto" w:val="clear"/>
+            <w:tcMar>
+              <w:top w:type="dxa" w:w="60"/>
+              <w:left w:type="dxa" w:w="120"/>
+              <w:bottom w:type="dxa" w:w="60"/>
+              <w:right w:type="dxa" w:w="120"/>
+            </w:tcMar>
+            <w:vAlign w:val="top"/>
+          </w:tcPr>
+          <w:p>
+            <w:pPr>
+              <w:spacing w:after="40" w:before="0"/>
+              <w:jc w:val="left"/>
+            </w:pPr>
+            <w:r>
+              <w:rPr>
+                <w:rFonts w:ascii="Arial" w:cs="Arial" w:eastAsia="Arial" w:hAnsi="Arial"/>
+                <w:b/>
+                <w:bCs/>
+                <w:i w:val="false"/>
+                <w:iCs w:val="false"/>
+                <w:color w:val="000000"/>
+                <w:sz w:val="18"/>
+                <w:szCs w:val="18"/>
+              </w:rPr>
+              <w:t xml:space="preserve">Observe Phase</w:t>
             </w:r>
           </w:p>
           <w:p>
@@ -14896,7 +14896,7 @@
             <w:pPr>
               <w:spacing w:after="20" w:before="0"/>
             </w:pPr>
-            <w:hyperlink w:history="1" r:id="rIdz4htdydikhi3jkr6ltwyr">
+            <w:hyperlink w:history="1" r:id="rIdsliy64yfrjwlcfwq2gosw">
               <w:r>
                 <w:rPr>
                   <w:rFonts w:ascii="Arial" w:cs="Arial" w:eastAsia="Arial" w:hAnsi="Arial"/>
@@ -14929,7 +14929,7 @@
               <w:spacing w:after="10" w:before="0"/>
               <w:ind w:left="120"/>
             </w:pPr>
-            <w:hyperlink w:history="1" r:id="rIdcftccq_xbjgtasqfw6eym">
+            <w:hyperlink w:history="1" r:id="rId8kwxeus2rl24pmq5218a-">
               <w:r>
                 <w:rPr>
                   <w:rFonts w:ascii="Arial" w:cs="Arial" w:eastAsia="Arial" w:hAnsi="Arial"/>
@@ -14974,7 +14974,7 @@
             <w:pPr>
               <w:spacing w:after="20" w:before="0"/>
             </w:pPr>
-            <w:hyperlink w:history="1" r:id="rIdu-6ohxi7giy8rhlv0uszd">
+            <w:hyperlink w:history="1" r:id="rIdxh2nfkewm7zc-49itffje">
               <w:r>
                 <w:rPr>
                   <w:rFonts w:ascii="Arial" w:cs="Arial" w:eastAsia="Arial" w:hAnsi="Arial"/>
@@ -15007,7 +15007,7 @@
               <w:spacing w:after="10" w:before="0"/>
               <w:ind w:left="120"/>
             </w:pPr>
-            <w:hyperlink w:history="1" r:id="rId8pf9exd8dnmqaygdeim7e">
+            <w:hyperlink w:history="1" r:id="rIdwtqch0urb6vxqljgsoljh">
               <w:r>
                 <w:rPr>
                   <w:rFonts w:ascii="Arial" w:cs="Arial" w:eastAsia="Arial" w:hAnsi="Arial"/>
@@ -15154,32 +15154,32 @@
         <w:tc>
           <w:tcPr>
             <w:tcW w:type="dxa" w:w="1520"/>
-            <w:shd w:fill="F2F2F2" w:color="auto" w:val="clear"/>
-            <w:tcMar>
-              <w:top w:type="dxa" w:w="60"/>
-              <w:left w:type="dxa" w:w="120"/>
-              <w:bottom w:type="dxa" w:w="60"/>
-              <w:right w:type="dxa" w:w="120"/>
-            </w:tcMar>
-            <w:vAlign w:val="top"/>
-          </w:tcPr>
-          <w:p>
-            <w:pPr>
-              <w:spacing w:after="40" w:before="0"/>
-              <w:jc w:val="left"/>
-            </w:pPr>
-            <w:r>
-              <w:rPr>
-                <w:rFonts w:ascii="Arial" w:cs="Arial" w:eastAsia="Arial" w:hAnsi="Arial"/>
-                <w:b/>
-                <w:bCs/>
-                <w:i w:val="false"/>
-                <w:iCs w:val="false"/>
-                <w:color w:val="000000"/>
-                <w:sz w:val="18"/>
-                <w:szCs w:val="18"/>
-              </w:rPr>
-              <w:t xml:space="preserve">3 — Explain (Sensemaking)</w:t>
+            <w:shd w:fill="E2EFDA" w:color="auto" w:val="clear"/>
+            <w:tcMar>
+              <w:top w:type="dxa" w:w="60"/>
+              <w:left w:type="dxa" w:w="120"/>
+              <w:bottom w:type="dxa" w:w="60"/>
+              <w:right w:type="dxa" w:w="120"/>
+            </w:tcMar>
+            <w:vAlign w:val="top"/>
+          </w:tcPr>
+          <w:p>
+            <w:pPr>
+              <w:spacing w:after="40" w:before="0"/>
+              <w:jc w:val="left"/>
+            </w:pPr>
+            <w:r>
+              <w:rPr>
+                <w:rFonts w:ascii="Arial" w:cs="Arial" w:eastAsia="Arial" w:hAnsi="Arial"/>
+                <w:b/>
+                <w:bCs/>
+                <w:i w:val="false"/>
+                <w:iCs w:val="false"/>
+                <w:color w:val="000000"/>
+                <w:sz w:val="18"/>
+                <w:szCs w:val="18"/>
+              </w:rPr>
+              <w:t xml:space="preserve">Explain Phase</w:t>
             </w:r>
           </w:p>
           <w:p>
@@ -15202,7 +15202,7 @@
             <w:pPr>
               <w:spacing w:after="20" w:before="0"/>
             </w:pPr>
-            <w:hyperlink w:history="1" r:id="rIdm5hgro4tvi_3eqw1kk2vh">
+            <w:hyperlink w:history="1" r:id="rIdjvhhed2iupvuvxvvxpenp">
               <w:r>
                 <w:rPr>
                   <w:rFonts w:ascii="Arial" w:cs="Arial" w:eastAsia="Arial" w:hAnsi="Arial"/>
@@ -15235,7 +15235,7 @@
               <w:spacing w:after="10" w:before="0"/>
               <w:ind w:left="120"/>
             </w:pPr>
-            <w:hyperlink w:history="1" r:id="rIdy75erbbvmzrvreqwhdidl">
+            <w:hyperlink w:history="1" r:id="rId75h6bq8ipq8_dcemv-yhw">
               <w:r>
                 <w:rPr>
                   <w:rFonts w:ascii="Arial" w:cs="Arial" w:eastAsia="Arial" w:hAnsi="Arial"/>
@@ -15280,7 +15280,7 @@
             <w:pPr>
               <w:spacing w:after="20" w:before="0"/>
             </w:pPr>
-            <w:hyperlink w:history="1" r:id="rIdbrk0a0u_is7f7-jqea4jl">
+            <w:hyperlink w:history="1" r:id="rIdwz1pxpvnz6swlsnlmyrcl">
               <w:r>
                 <w:rPr>
                   <w:rFonts w:ascii="Arial" w:cs="Arial" w:eastAsia="Arial" w:hAnsi="Arial"/>
@@ -15313,7 +15313,7 @@
               <w:spacing w:after="10" w:before="0"/>
               <w:ind w:left="120"/>
             </w:pPr>
-            <w:hyperlink w:history="1" r:id="rIdwtx8lugh3xhr7sqfngial">
+            <w:hyperlink w:history="1" r:id="rIdb-dqjfo3hts3uj7sezplv">
               <w:r>
                 <w:rPr>
                   <w:rFonts w:ascii="Arial" w:cs="Arial" w:eastAsia="Arial" w:hAnsi="Arial"/>
@@ -15460,32 +15460,32 @@
         <w:tc>
           <w:tcPr>
             <w:tcW w:type="dxa" w:w="1520"/>
-            <w:shd w:fill="F2F2F2" w:color="auto" w:val="clear"/>
-            <w:tcMar>
-              <w:top w:type="dxa" w:w="60"/>
-              <w:left w:type="dxa" w:w="120"/>
-              <w:bottom w:type="dxa" w:w="60"/>
-              <w:right w:type="dxa" w:w="120"/>
-            </w:tcMar>
-            <w:vAlign w:val="top"/>
-          </w:tcPr>
-          <w:p>
-            <w:pPr>
-              <w:spacing w:after="40" w:before="0"/>
-              <w:jc w:val="left"/>
-            </w:pPr>
-            <w:r>
-              <w:rPr>
-                <w:rFonts w:ascii="Arial" w:cs="Arial" w:eastAsia="Arial" w:hAnsi="Arial"/>
-                <w:b/>
-                <w:bCs/>
-                <w:i w:val="false"/>
-                <w:iCs w:val="false"/>
-                <w:color w:val="000000"/>
-                <w:sz w:val="18"/>
-                <w:szCs w:val="18"/>
-              </w:rPr>
-              <w:t xml:space="preserve">4 — Driving Question Board (DQB) Update</w:t>
+            <w:shd w:fill="FCE4D6" w:color="auto" w:val="clear"/>
+            <w:tcMar>
+              <w:top w:type="dxa" w:w="60"/>
+              <w:left w:type="dxa" w:w="120"/>
+              <w:bottom w:type="dxa" w:w="60"/>
+              <w:right w:type="dxa" w:w="120"/>
+            </w:tcMar>
+            <w:vAlign w:val="top"/>
+          </w:tcPr>
+          <w:p>
+            <w:pPr>
+              <w:spacing w:after="40" w:before="0"/>
+              <w:jc w:val="left"/>
+            </w:pPr>
+            <w:r>
+              <w:rPr>
+                <w:rFonts w:ascii="Arial" w:cs="Arial" w:eastAsia="Arial" w:hAnsi="Arial"/>
+                <w:b/>
+                <w:bCs/>
+                <w:i w:val="false"/>
+                <w:iCs w:val="false"/>
+                <w:color w:val="000000"/>
+                <w:sz w:val="18"/>
+                <w:szCs w:val="18"/>
+              </w:rPr>
+              <w:t xml:space="preserve">Driving Question Board (DQB) Creation</w:t>
             </w:r>
           </w:p>
           <w:p>
@@ -15508,7 +15508,7 @@
             <w:pPr>
               <w:spacing w:after="20" w:before="0"/>
             </w:pPr>
-            <w:hyperlink w:history="1" r:id="rIdsulswhmrbf2iqhgopema8">
+            <w:hyperlink w:history="1" r:id="rIdsqbnlkphmuzhbce5tgk7s">
               <w:r>
                 <w:rPr>
                   <w:rFonts w:ascii="Arial" w:cs="Arial" w:eastAsia="Arial" w:hAnsi="Arial"/>
@@ -15541,7 +15541,7 @@
               <w:spacing w:after="10" w:before="0"/>
               <w:ind w:left="120"/>
             </w:pPr>
-            <w:hyperlink w:history="1" r:id="rIdtbf2hrz4b-ygnivindu--">
+            <w:hyperlink w:history="1" r:id="rIdk6bdjig6r8oe152jzfapw">
               <w:r>
                 <w:rPr>
                   <w:rFonts w:ascii="Arial" w:cs="Arial" w:eastAsia="Arial" w:hAnsi="Arial"/>
@@ -15586,7 +15586,7 @@
             <w:pPr>
               <w:spacing w:after="20" w:before="0"/>
             </w:pPr>
-            <w:hyperlink w:history="1" r:id="rId8ubbx8m4elclxh4bpczz5">
+            <w:hyperlink w:history="1" r:id="rIdtdhfbqlw5prixw4mpsavp">
               <w:r>
                 <w:rPr>
                   <w:rFonts w:ascii="Arial" w:cs="Arial" w:eastAsia="Arial" w:hAnsi="Arial"/>
@@ -15619,7 +15619,7 @@
               <w:spacing w:after="10" w:before="0"/>
               <w:ind w:left="120"/>
             </w:pPr>
-            <w:hyperlink w:history="1" r:id="rIdma2r0abyzox42svl5kwur">
+            <w:hyperlink w:history="1" r:id="rIdthzvhubbfdqzunrkv5q9o">
               <w:r>
                 <w:rPr>
                   <w:rFonts w:ascii="Arial" w:cs="Arial" w:eastAsia="Arial" w:hAnsi="Arial"/>
@@ -15766,32 +15766,32 @@
         <w:tc>
           <w:tcPr>
             <w:tcW w:type="dxa" w:w="1520"/>
-            <w:shd w:fill="F2F2F2" w:color="auto" w:val="clear"/>
-            <w:tcMar>
-              <w:top w:type="dxa" w:w="60"/>
-              <w:left w:type="dxa" w:w="120"/>
-              <w:bottom w:type="dxa" w:w="60"/>
-              <w:right w:type="dxa" w:w="120"/>
-            </w:tcMar>
-            <w:vAlign w:val="top"/>
-          </w:tcPr>
-          <w:p>
-            <w:pPr>
-              <w:spacing w:after="40" w:before="0"/>
-              <w:jc w:val="left"/>
-            </w:pPr>
-            <w:r>
-              <w:rPr>
-                <w:rFonts w:ascii="Arial" w:cs="Arial" w:eastAsia="Arial" w:hAnsi="Arial"/>
-                <w:b/>
-                <w:bCs/>
-                <w:i w:val="false"/>
-                <w:iCs w:val="false"/>
-                <w:color w:val="000000"/>
-                <w:sz w:val="18"/>
-                <w:szCs w:val="18"/>
-              </w:rPr>
-              <w:t xml:space="preserve">5 — Model Building</w:t>
+            <w:shd w:fill="D5E8F0" w:color="auto" w:val="clear"/>
+            <w:tcMar>
+              <w:top w:type="dxa" w:w="60"/>
+              <w:left w:type="dxa" w:w="120"/>
+              <w:bottom w:type="dxa" w:w="60"/>
+              <w:right w:type="dxa" w:w="120"/>
+            </w:tcMar>
+            <w:vAlign w:val="top"/>
+          </w:tcPr>
+          <w:p>
+            <w:pPr>
+              <w:spacing w:after="40" w:before="0"/>
+              <w:jc w:val="left"/>
+            </w:pPr>
+            <w:r>
+              <w:rPr>
+                <w:rFonts w:ascii="Arial" w:cs="Arial" w:eastAsia="Arial" w:hAnsi="Arial"/>
+                <w:b/>
+                <w:bCs/>
+                <w:i w:val="false"/>
+                <w:iCs w:val="false"/>
+                <w:color w:val="000000"/>
+                <w:sz w:val="18"/>
+                <w:szCs w:val="18"/>
+              </w:rPr>
+              <w:t xml:space="preserve">Model Building Phase</w:t>
             </w:r>
           </w:p>
           <w:p>
@@ -15814,7 +15814,7 @@
             <w:pPr>
               <w:spacing w:after="20" w:before="0"/>
             </w:pPr>
-            <w:hyperlink w:history="1" r:id="rIdelhih-yvib_qqo9tdghed">
+            <w:hyperlink w:history="1" r:id="rId0wsj2yyeun5txwscctvwx">
               <w:r>
                 <w:rPr>
                   <w:rFonts w:ascii="Arial" w:cs="Arial" w:eastAsia="Arial" w:hAnsi="Arial"/>
@@ -15847,7 +15847,7 @@
               <w:spacing w:after="10" w:before="0"/>
               <w:ind w:left="120"/>
             </w:pPr>
-            <w:hyperlink w:history="1" r:id="rId8fr4trponv2-vjtrfla1p">
+            <w:hyperlink w:history="1" r:id="rIdrqqvj3_fm0igq9bfaoeui">
               <w:r>
                 <w:rPr>
                   <w:rFonts w:ascii="Arial" w:cs="Arial" w:eastAsia="Arial" w:hAnsi="Arial"/>
@@ -15892,7 +15892,7 @@
             <w:pPr>
               <w:spacing w:after="20" w:before="0"/>
             </w:pPr>
-            <w:hyperlink w:history="1" r:id="rIdj0jmlcyxfaxtirqbr_wne">
+            <w:hyperlink w:history="1" r:id="rId8ltjlsxdomb2btruams7_">
               <w:r>
                 <w:rPr>
                   <w:rFonts w:ascii="Arial" w:cs="Arial" w:eastAsia="Arial" w:hAnsi="Arial"/>
@@ -15925,7 +15925,7 @@
               <w:spacing w:after="10" w:before="0"/>
               <w:ind w:left="120"/>
             </w:pPr>
-            <w:hyperlink w:history="1" r:id="rId797rnsxkkbuefsynn5plf">
+            <w:hyperlink w:history="1" r:id="rIddk23pwua9zvl-ictqfuhd">
               <w:r>
                 <w:rPr>
                   <w:rFonts w:ascii="Arial" w:cs="Arial" w:eastAsia="Arial" w:hAnsi="Arial"/>
@@ -17364,32 +17364,32 @@
         <w:tc>
           <w:tcPr>
             <w:tcW w:type="dxa" w:w="1520"/>
-            <w:shd w:fill="F2F2F2" w:color="auto" w:val="clear"/>
-            <w:tcMar>
-              <w:top w:type="dxa" w:w="60"/>
-              <w:left w:type="dxa" w:w="120"/>
-              <w:bottom w:type="dxa" w:w="60"/>
-              <w:right w:type="dxa" w:w="120"/>
-            </w:tcMar>
-            <w:vAlign w:val="top"/>
-          </w:tcPr>
-          <w:p>
-            <w:pPr>
-              <w:spacing w:after="40" w:before="0"/>
-              <w:jc w:val="left"/>
-            </w:pPr>
-            <w:r>
-              <w:rPr>
-                <w:rFonts w:ascii="Arial" w:cs="Arial" w:eastAsia="Arial" w:hAnsi="Arial"/>
-                <w:b/>
-                <w:bCs/>
-                <w:i w:val="false"/>
-                <w:iCs w:val="false"/>
-                <w:color w:val="000000"/>
-                <w:sz w:val="18"/>
-                <w:szCs w:val="18"/>
-              </w:rPr>
-              <w:t xml:space="preserve">Phase 1 — Predict (15 minutes)</w:t>
+            <w:shd w:fill="EAD1F5" w:color="auto" w:val="clear"/>
+            <w:tcMar>
+              <w:top w:type="dxa" w:w="60"/>
+              <w:left w:type="dxa" w:w="120"/>
+              <w:bottom w:type="dxa" w:w="60"/>
+              <w:right w:type="dxa" w:w="120"/>
+            </w:tcMar>
+            <w:vAlign w:val="top"/>
+          </w:tcPr>
+          <w:p>
+            <w:pPr>
+              <w:spacing w:after="40" w:before="0"/>
+              <w:jc w:val="left"/>
+            </w:pPr>
+            <w:r>
+              <w:rPr>
+                <w:rFonts w:ascii="Arial" w:cs="Arial" w:eastAsia="Arial" w:hAnsi="Arial"/>
+                <w:b/>
+                <w:bCs/>
+                <w:i w:val="false"/>
+                <w:iCs w:val="false"/>
+                <w:color w:val="000000"/>
+                <w:sz w:val="18"/>
+                <w:szCs w:val="18"/>
+              </w:rPr>
+              <w:t xml:space="preserve">Predict Phase</w:t>
             </w:r>
           </w:p>
           <w:p>
@@ -17412,7 +17412,7 @@
             <w:pPr>
               <w:spacing w:after="20" w:before="0"/>
             </w:pPr>
-            <w:hyperlink w:history="1" r:id="rIdxjul93ufvxf7iiarandjw">
+            <w:hyperlink w:history="1" r:id="rIdllbenhk3hmwh3oruwhjvk">
               <w:r>
                 <w:rPr>
                   <w:rFonts w:ascii="Arial" w:cs="Arial" w:eastAsia="Arial" w:hAnsi="Arial"/>
@@ -17445,7 +17445,7 @@
               <w:spacing w:after="10" w:before="0"/>
               <w:ind w:left="120"/>
             </w:pPr>
-            <w:hyperlink w:history="1" r:id="rIduuf5ffi5vcgju1oksaekc">
+            <w:hyperlink w:history="1" r:id="rId5eghymmituryf1zk-_fea">
               <w:r>
                 <w:rPr>
                   <w:rFonts w:ascii="Arial" w:cs="Arial" w:eastAsia="Arial" w:hAnsi="Arial"/>
@@ -17490,7 +17490,7 @@
             <w:pPr>
               <w:spacing w:after="20" w:before="0"/>
             </w:pPr>
-            <w:hyperlink w:history="1" r:id="rIdiej4ps8t-6wmaf_p50smz">
+            <w:hyperlink w:history="1" r:id="rIdqmhk8kjuqco1vwe7tbzyg">
               <w:r>
                 <w:rPr>
                   <w:rFonts w:ascii="Arial" w:cs="Arial" w:eastAsia="Arial" w:hAnsi="Arial"/>
@@ -17523,7 +17523,7 @@
               <w:spacing w:after="10" w:before="0"/>
               <w:ind w:left="120"/>
             </w:pPr>
-            <w:hyperlink w:history="1" r:id="rIdehikexp7gnne5kl6_zqz9">
+            <w:hyperlink w:history="1" r:id="rIdfyw1ngnejvwmokje8xqfl">
               <w:r>
                 <w:rPr>
                   <w:rFonts w:ascii="Arial" w:cs="Arial" w:eastAsia="Arial" w:hAnsi="Arial"/>
@@ -17670,32 +17670,32 @@
         <w:tc>
           <w:tcPr>
             <w:tcW w:type="dxa" w:w="1520"/>
-            <w:shd w:fill="F2F2F2" w:color="auto" w:val="clear"/>
-            <w:tcMar>
-              <w:top w:type="dxa" w:w="60"/>
-              <w:left w:type="dxa" w:w="120"/>
-              <w:bottom w:type="dxa" w:w="60"/>
-              <w:right w:type="dxa" w:w="120"/>
-            </w:tcMar>
-            <w:vAlign w:val="top"/>
-          </w:tcPr>
-          <w:p>
-            <w:pPr>
-              <w:spacing w:after="40" w:before="0"/>
-              <w:jc w:val="left"/>
-            </w:pPr>
-            <w:r>
-              <w:rPr>
-                <w:rFonts w:ascii="Arial" w:cs="Arial" w:eastAsia="Arial" w:hAnsi="Arial"/>
-                <w:b/>
-                <w:bCs/>
-                <w:i w:val="false"/>
-                <w:iCs w:val="false"/>
-                <w:color w:val="000000"/>
-                <w:sz w:val="18"/>
-                <w:szCs w:val="18"/>
-              </w:rPr>
-              <w:t xml:space="preserve">Phase 2 — Observe (20 minutes)</w:t>
+            <w:shd w:fill="D9EEF1" w:color="auto" w:val="clear"/>
+            <w:tcMar>
+              <w:top w:type="dxa" w:w="60"/>
+              <w:left w:type="dxa" w:w="120"/>
+              <w:bottom w:type="dxa" w:w="60"/>
+              <w:right w:type="dxa" w:w="120"/>
+            </w:tcMar>
+            <w:vAlign w:val="top"/>
+          </w:tcPr>
+          <w:p>
+            <w:pPr>
+              <w:spacing w:after="40" w:before="0"/>
+              <w:jc w:val="left"/>
+            </w:pPr>
+            <w:r>
+              <w:rPr>
+                <w:rFonts w:ascii="Arial" w:cs="Arial" w:eastAsia="Arial" w:hAnsi="Arial"/>
+                <w:b/>
+                <w:bCs/>
+                <w:i w:val="false"/>
+                <w:iCs w:val="false"/>
+                <w:color w:val="000000"/>
+                <w:sz w:val="18"/>
+                <w:szCs w:val="18"/>
+              </w:rPr>
+              <w:t xml:space="preserve">Observe Phase</w:t>
             </w:r>
           </w:p>
           <w:p>
@@ -17718,7 +17718,7 @@
             <w:pPr>
               <w:spacing w:after="20" w:before="0"/>
             </w:pPr>
-            <w:hyperlink w:history="1" r:id="rIdrtvpwnfrkspnokdncxl--">
+            <w:hyperlink w:history="1" r:id="rIdiaskxcbxngb41-usd6fz1">
               <w:r>
                 <w:rPr>
                   <w:rFonts w:ascii="Arial" w:cs="Arial" w:eastAsia="Arial" w:hAnsi="Arial"/>
@@ -17751,7 +17751,7 @@
               <w:spacing w:after="10" w:before="0"/>
               <w:ind w:left="120"/>
             </w:pPr>
-            <w:hyperlink w:history="1" r:id="rIdbgn7lmndavofvwjl2drig">
+            <w:hyperlink w:history="1" r:id="rIds-fp3p3st_g8s7dr30fpm">
               <w:r>
                 <w:rPr>
                   <w:rFonts w:ascii="Arial" w:cs="Arial" w:eastAsia="Arial" w:hAnsi="Arial"/>
@@ -17796,7 +17796,7 @@
             <w:pPr>
               <w:spacing w:after="20" w:before="0"/>
             </w:pPr>
-            <w:hyperlink w:history="1" r:id="rIdtcqlupjqabba7rw22dqwr">
+            <w:hyperlink w:history="1" r:id="rIdabhk08j-qdh2bxevgvxzv">
               <w:r>
                 <w:rPr>
                   <w:rFonts w:ascii="Arial" w:cs="Arial" w:eastAsia="Arial" w:hAnsi="Arial"/>
@@ -17829,7 +17829,7 @@
               <w:spacing w:after="10" w:before="0"/>
               <w:ind w:left="120"/>
             </w:pPr>
-            <w:hyperlink w:history="1" r:id="rIdhuw7m_qq5xvu9wx1ul9d9">
+            <w:hyperlink w:history="1" r:id="rIdzxqgzcds0umxwvfvslwt0">
               <w:r>
                 <w:rPr>
                   <w:rFonts w:ascii="Arial" w:cs="Arial" w:eastAsia="Arial" w:hAnsi="Arial"/>
@@ -17976,32 +17976,32 @@
         <w:tc>
           <w:tcPr>
             <w:tcW w:type="dxa" w:w="1520"/>
-            <w:shd w:fill="F2F2F2" w:color="auto" w:val="clear"/>
-            <w:tcMar>
-              <w:top w:type="dxa" w:w="60"/>
-              <w:left w:type="dxa" w:w="120"/>
-              <w:bottom w:type="dxa" w:w="60"/>
-              <w:right w:type="dxa" w:w="120"/>
-            </w:tcMar>
-            <w:vAlign w:val="top"/>
-          </w:tcPr>
-          <w:p>
-            <w:pPr>
-              <w:spacing w:after="40" w:before="0"/>
-              <w:jc w:val="left"/>
-            </w:pPr>
-            <w:r>
-              <w:rPr>
-                <w:rFonts w:ascii="Arial" w:cs="Arial" w:eastAsia="Arial" w:hAnsi="Arial"/>
-                <w:b/>
-                <w:bCs/>
-                <w:i w:val="false"/>
-                <w:iCs w:val="false"/>
-                <w:color w:val="000000"/>
-                <w:sz w:val="18"/>
-                <w:szCs w:val="18"/>
-              </w:rPr>
-              <w:t xml:space="preserve">Phase 3 — Explain (25 minutes)</w:t>
+            <w:shd w:fill="E2EFDA" w:color="auto" w:val="clear"/>
+            <w:tcMar>
+              <w:top w:type="dxa" w:w="60"/>
+              <w:left w:type="dxa" w:w="120"/>
+              <w:bottom w:type="dxa" w:w="60"/>
+              <w:right w:type="dxa" w:w="120"/>
+            </w:tcMar>
+            <w:vAlign w:val="top"/>
+          </w:tcPr>
+          <w:p>
+            <w:pPr>
+              <w:spacing w:after="40" w:before="0"/>
+              <w:jc w:val="left"/>
+            </w:pPr>
+            <w:r>
+              <w:rPr>
+                <w:rFonts w:ascii="Arial" w:cs="Arial" w:eastAsia="Arial" w:hAnsi="Arial"/>
+                <w:b/>
+                <w:bCs/>
+                <w:i w:val="false"/>
+                <w:iCs w:val="false"/>
+                <w:color w:val="000000"/>
+                <w:sz w:val="18"/>
+                <w:szCs w:val="18"/>
+              </w:rPr>
+              <w:t xml:space="preserve">Explain Phase</w:t>
             </w:r>
           </w:p>
           <w:p>
@@ -18024,7 +18024,7 @@
             <w:pPr>
               <w:spacing w:after="20" w:before="0"/>
             </w:pPr>
-            <w:hyperlink w:history="1" r:id="rIdveedspmmhrgnis28pqt21">
+            <w:hyperlink w:history="1" r:id="rId77fqwmztoffzm5ef9d1pg">
               <w:r>
                 <w:rPr>
                   <w:rFonts w:ascii="Arial" w:cs="Arial" w:eastAsia="Arial" w:hAnsi="Arial"/>
@@ -18057,7 +18057,7 @@
               <w:spacing w:after="10" w:before="0"/>
               <w:ind w:left="120"/>
             </w:pPr>
-            <w:hyperlink w:history="1" r:id="rId3ajy0bxruvjq4o58j19zg">
+            <w:hyperlink w:history="1" r:id="rId_8b297uqlov_ebf8uc_lv">
               <w:r>
                 <w:rPr>
                   <w:rFonts w:ascii="Arial" w:cs="Arial" w:eastAsia="Arial" w:hAnsi="Arial"/>
@@ -18102,7 +18102,7 @@
             <w:pPr>
               <w:spacing w:after="20" w:before="0"/>
             </w:pPr>
-            <w:hyperlink w:history="1" r:id="rIdzaajkw2mpotox51hpr6dt">
+            <w:hyperlink w:history="1" r:id="rIdhvhxyrll_suiyfbmwyjvw">
               <w:r>
                 <w:rPr>
                   <w:rFonts w:ascii="Arial" w:cs="Arial" w:eastAsia="Arial" w:hAnsi="Arial"/>
@@ -18135,7 +18135,7 @@
               <w:spacing w:after="10" w:before="0"/>
               <w:ind w:left="120"/>
             </w:pPr>
-            <w:hyperlink w:history="1" r:id="rIdx9gdhv1l7miawax_fzvab">
+            <w:hyperlink w:history="1" r:id="rId_hqde-szze91ikzob2p0z">
               <w:r>
                 <w:rPr>
                   <w:rFonts w:ascii="Arial" w:cs="Arial" w:eastAsia="Arial" w:hAnsi="Arial"/>
@@ -18282,32 +18282,32 @@
         <w:tc>
           <w:tcPr>
             <w:tcW w:type="dxa" w:w="1520"/>
-            <w:shd w:fill="F2F2F2" w:color="auto" w:val="clear"/>
-            <w:tcMar>
-              <w:top w:type="dxa" w:w="60"/>
-              <w:left w:type="dxa" w:w="120"/>
-              <w:bottom w:type="dxa" w:w="60"/>
-              <w:right w:type="dxa" w:w="120"/>
-            </w:tcMar>
-            <w:vAlign w:val="top"/>
-          </w:tcPr>
-          <w:p>
-            <w:pPr>
-              <w:spacing w:after="40" w:before="0"/>
-              <w:jc w:val="left"/>
-            </w:pPr>
-            <w:r>
-              <w:rPr>
-                <w:rFonts w:ascii="Arial" w:cs="Arial" w:eastAsia="Arial" w:hAnsi="Arial"/>
-                <w:b/>
-                <w:bCs/>
-                <w:i w:val="false"/>
-                <w:iCs w:val="false"/>
-                <w:color w:val="000000"/>
-                <w:sz w:val="18"/>
-                <w:szCs w:val="18"/>
-              </w:rPr>
-              <w:t xml:space="preserve">Phase 4 — Driving Question Board (DQB) Update (10 minutes)</w:t>
+            <w:shd w:fill="FCE4D6" w:color="auto" w:val="clear"/>
+            <w:tcMar>
+              <w:top w:type="dxa" w:w="60"/>
+              <w:left w:type="dxa" w:w="120"/>
+              <w:bottom w:type="dxa" w:w="60"/>
+              <w:right w:type="dxa" w:w="120"/>
+            </w:tcMar>
+            <w:vAlign w:val="top"/>
+          </w:tcPr>
+          <w:p>
+            <w:pPr>
+              <w:spacing w:after="40" w:before="0"/>
+              <w:jc w:val="left"/>
+            </w:pPr>
+            <w:r>
+              <w:rPr>
+                <w:rFonts w:ascii="Arial" w:cs="Arial" w:eastAsia="Arial" w:hAnsi="Arial"/>
+                <w:b/>
+                <w:bCs/>
+                <w:i w:val="false"/>
+                <w:iCs w:val="false"/>
+                <w:color w:val="000000"/>
+                <w:sz w:val="18"/>
+                <w:szCs w:val="18"/>
+              </w:rPr>
+              <w:t xml:space="preserve">Driving Question Board (DQB) Creation</w:t>
             </w:r>
           </w:p>
           <w:p>
@@ -18330,7 +18330,7 @@
             <w:pPr>
               <w:spacing w:after="20" w:before="0"/>
             </w:pPr>
-            <w:hyperlink w:history="1" r:id="rId_iifipktcl1f7-w7h91sm">
+            <w:hyperlink w:history="1" r:id="rIdbeeulnrs_dhmxwjexc-ar">
               <w:r>
                 <w:rPr>
                   <w:rFonts w:ascii="Arial" w:cs="Arial" w:eastAsia="Arial" w:hAnsi="Arial"/>
@@ -18363,7 +18363,7 @@
               <w:spacing w:after="10" w:before="0"/>
               <w:ind w:left="120"/>
             </w:pPr>
-            <w:hyperlink w:history="1" r:id="rIdmu18ezpsmsm1xlkqwh6or">
+            <w:hyperlink w:history="1" r:id="rIddkyxwrokxoz4ixnfjyqtj">
               <w:r>
                 <w:rPr>
                   <w:rFonts w:ascii="Arial" w:cs="Arial" w:eastAsia="Arial" w:hAnsi="Arial"/>
@@ -18408,7 +18408,7 @@
             <w:pPr>
               <w:spacing w:after="20" w:before="0"/>
             </w:pPr>
-            <w:hyperlink w:history="1" r:id="rIdwgc1e_smj5cn4jtv52v7b">
+            <w:hyperlink w:history="1" r:id="rIdlecozse6ppt6acabkxu9a">
               <w:r>
                 <w:rPr>
                   <w:rFonts w:ascii="Arial" w:cs="Arial" w:eastAsia="Arial" w:hAnsi="Arial"/>
@@ -18441,7 +18441,7 @@
               <w:spacing w:after="10" w:before="0"/>
               <w:ind w:left="120"/>
             </w:pPr>
-            <w:hyperlink w:history="1" r:id="rIduzvgkbsuylcj-ufzqswdw">
+            <w:hyperlink w:history="1" r:id="rIdlnt3j2qvahsflubosca3q">
               <w:r>
                 <w:rPr>
                   <w:rFonts w:ascii="Arial" w:cs="Arial" w:eastAsia="Arial" w:hAnsi="Arial"/>
@@ -18588,32 +18588,32 @@
         <w:tc>
           <w:tcPr>
             <w:tcW w:type="dxa" w:w="1520"/>
-            <w:shd w:fill="F2F2F2" w:color="auto" w:val="clear"/>
-            <w:tcMar>
-              <w:top w:type="dxa" w:w="60"/>
-              <w:left w:type="dxa" w:w="120"/>
-              <w:bottom w:type="dxa" w:w="60"/>
-              <w:right w:type="dxa" w:w="120"/>
-            </w:tcMar>
-            <w:vAlign w:val="top"/>
-          </w:tcPr>
-          <w:p>
-            <w:pPr>
-              <w:spacing w:after="40" w:before="0"/>
-              <w:jc w:val="left"/>
-            </w:pPr>
-            <w:r>
-              <w:rPr>
-                <w:rFonts w:ascii="Arial" w:cs="Arial" w:eastAsia="Arial" w:hAnsi="Arial"/>
-                <w:b/>
-                <w:bCs/>
-                <w:i w:val="false"/>
-                <w:iCs w:val="false"/>
-                <w:color w:val="000000"/>
-                <w:sz w:val="18"/>
-                <w:szCs w:val="18"/>
-              </w:rPr>
-              <w:t xml:space="preserve">Phase 5 — Model Building (10 minutes)</w:t>
+            <w:shd w:fill="D5E8F0" w:color="auto" w:val="clear"/>
+            <w:tcMar>
+              <w:top w:type="dxa" w:w="60"/>
+              <w:left w:type="dxa" w:w="120"/>
+              <w:bottom w:type="dxa" w:w="60"/>
+              <w:right w:type="dxa" w:w="120"/>
+            </w:tcMar>
+            <w:vAlign w:val="top"/>
+          </w:tcPr>
+          <w:p>
+            <w:pPr>
+              <w:spacing w:after="40" w:before="0"/>
+              <w:jc w:val="left"/>
+            </w:pPr>
+            <w:r>
+              <w:rPr>
+                <w:rFonts w:ascii="Arial" w:cs="Arial" w:eastAsia="Arial" w:hAnsi="Arial"/>
+                <w:b/>
+                <w:bCs/>
+                <w:i w:val="false"/>
+                <w:iCs w:val="false"/>
+                <w:color w:val="000000"/>
+                <w:sz w:val="18"/>
+                <w:szCs w:val="18"/>
+              </w:rPr>
+              <w:t xml:space="preserve">Model Building Phase</w:t>
             </w:r>
           </w:p>
           <w:p>
@@ -18636,7 +18636,7 @@
             <w:pPr>
               <w:spacing w:after="20" w:before="0"/>
             </w:pPr>
-            <w:hyperlink w:history="1" r:id="rIddqult0dhlmbtfy2l9zq-m">
+            <w:hyperlink w:history="1" r:id="rIdhcens6vh7babcp-qdm_5p">
               <w:r>
                 <w:rPr>
                   <w:rFonts w:ascii="Arial" w:cs="Arial" w:eastAsia="Arial" w:hAnsi="Arial"/>
@@ -18669,7 +18669,7 @@
               <w:spacing w:after="10" w:before="0"/>
               <w:ind w:left="120"/>
             </w:pPr>
-            <w:hyperlink w:history="1" r:id="rIdegz9m2qtmvpogvoymou0o">
+            <w:hyperlink w:history="1" r:id="rIdzigb2fmeyeou4qeujdzkx">
               <w:r>
                 <w:rPr>
                   <w:rFonts w:ascii="Arial" w:cs="Arial" w:eastAsia="Arial" w:hAnsi="Arial"/>
@@ -18714,7 +18714,7 @@
             <w:pPr>
               <w:spacing w:after="20" w:before="0"/>
             </w:pPr>
-            <w:hyperlink w:history="1" r:id="rIdmx9i04czqfxcqrpc5m6se">
+            <w:hyperlink w:history="1" r:id="rIdisd1ysysemnz9rkhv2juy">
               <w:r>
                 <w:rPr>
                   <w:rFonts w:ascii="Arial" w:cs="Arial" w:eastAsia="Arial" w:hAnsi="Arial"/>
@@ -18747,7 +18747,7 @@
               <w:spacing w:after="10" w:before="0"/>
               <w:ind w:left="120"/>
             </w:pPr>
-            <w:hyperlink w:history="1" r:id="rIdb-djaosy4xgrezmvng4ml">
+            <w:hyperlink w:history="1" r:id="rId5mmc9_h3nes4lsjt-d9fd">
               <w:r>
                 <w:rPr>
                   <w:rFonts w:ascii="Arial" w:cs="Arial" w:eastAsia="Arial" w:hAnsi="Arial"/>
@@ -20300,32 +20300,32 @@
         <w:tc>
           <w:tcPr>
             <w:tcW w:type="dxa" w:w="1520"/>
-            <w:shd w:fill="F2F2F2" w:color="auto" w:val="clear"/>
-            <w:tcMar>
-              <w:top w:type="dxa" w:w="60"/>
-              <w:left w:type="dxa" w:w="120"/>
-              <w:bottom w:type="dxa" w:w="60"/>
-              <w:right w:type="dxa" w:w="120"/>
-            </w:tcMar>
-            <w:vAlign w:val="top"/>
-          </w:tcPr>
-          <w:p>
-            <w:pPr>
-              <w:spacing w:after="40" w:before="0"/>
-              <w:jc w:val="left"/>
-            </w:pPr>
-            <w:r>
-              <w:rPr>
-                <w:rFonts w:ascii="Arial" w:cs="Arial" w:eastAsia="Arial" w:hAnsi="Arial"/>
-                <w:b/>
-                <w:bCs/>
-                <w:i w:val="false"/>
-                <w:iCs w:val="false"/>
-                <w:color w:val="000000"/>
-                <w:sz w:val="18"/>
-                <w:szCs w:val="18"/>
-              </w:rPr>
-              <w:t xml:space="preserve">Phase 1 — Predict</w:t>
+            <w:shd w:fill="EAD1F5" w:color="auto" w:val="clear"/>
+            <w:tcMar>
+              <w:top w:type="dxa" w:w="60"/>
+              <w:left w:type="dxa" w:w="120"/>
+              <w:bottom w:type="dxa" w:w="60"/>
+              <w:right w:type="dxa" w:w="120"/>
+            </w:tcMar>
+            <w:vAlign w:val="top"/>
+          </w:tcPr>
+          <w:p>
+            <w:pPr>
+              <w:spacing w:after="40" w:before="0"/>
+              <w:jc w:val="left"/>
+            </w:pPr>
+            <w:r>
+              <w:rPr>
+                <w:rFonts w:ascii="Arial" w:cs="Arial" w:eastAsia="Arial" w:hAnsi="Arial"/>
+                <w:b/>
+                <w:bCs/>
+                <w:i w:val="false"/>
+                <w:iCs w:val="false"/>
+                <w:color w:val="000000"/>
+                <w:sz w:val="18"/>
+                <w:szCs w:val="18"/>
+              </w:rPr>
+              <w:t xml:space="preserve">Predict Phase</w:t>
             </w:r>
           </w:p>
           <w:p>
@@ -20348,7 +20348,7 @@
             <w:pPr>
               <w:spacing w:after="20" w:before="0"/>
             </w:pPr>
-            <w:hyperlink w:history="1" r:id="rId65m-z6zc1einyn6nk305l">
+            <w:hyperlink w:history="1" r:id="rIder_xeddcov8dyrqcubt6x">
               <w:r>
                 <w:rPr>
                   <w:rFonts w:ascii="Arial" w:cs="Arial" w:eastAsia="Arial" w:hAnsi="Arial"/>
@@ -20381,7 +20381,7 @@
               <w:spacing w:after="10" w:before="0"/>
               <w:ind w:left="120"/>
             </w:pPr>
-            <w:hyperlink w:history="1" r:id="rIdbaqrqrw17q8zs7rblpqfx">
+            <w:hyperlink w:history="1" r:id="rIdy-efev2hfn19rqbooyh1y">
               <w:r>
                 <w:rPr>
                   <w:rFonts w:ascii="Arial" w:cs="Arial" w:eastAsia="Arial" w:hAnsi="Arial"/>
@@ -20426,7 +20426,7 @@
             <w:pPr>
               <w:spacing w:after="20" w:before="0"/>
             </w:pPr>
-            <w:hyperlink w:history="1" r:id="rIdty3eugqbccq1lwwagbdwq">
+            <w:hyperlink w:history="1" r:id="rIdbggqzo29mk4sxzg2hc3le">
               <w:r>
                 <w:rPr>
                   <w:rFonts w:ascii="Arial" w:cs="Arial" w:eastAsia="Arial" w:hAnsi="Arial"/>
@@ -20459,7 +20459,7 @@
               <w:spacing w:after="10" w:before="0"/>
               <w:ind w:left="120"/>
             </w:pPr>
-            <w:hyperlink w:history="1" r:id="rId6imhjqcsunibox7ijbccj">
+            <w:hyperlink w:history="1" r:id="rIddvo6cr1cugyuv7pn5tqda">
               <w:r>
                 <w:rPr>
                   <w:rFonts w:ascii="Arial" w:cs="Arial" w:eastAsia="Arial" w:hAnsi="Arial"/>
@@ -20606,32 +20606,32 @@
         <w:tc>
           <w:tcPr>
             <w:tcW w:type="dxa" w:w="1520"/>
-            <w:shd w:fill="F2F2F2" w:color="auto" w:val="clear"/>
-            <w:tcMar>
-              <w:top w:type="dxa" w:w="60"/>
-              <w:left w:type="dxa" w:w="120"/>
-              <w:bottom w:type="dxa" w:w="60"/>
-              <w:right w:type="dxa" w:w="120"/>
-            </w:tcMar>
-            <w:vAlign w:val="top"/>
-          </w:tcPr>
-          <w:p>
-            <w:pPr>
-              <w:spacing w:after="40" w:before="0"/>
-              <w:jc w:val="left"/>
-            </w:pPr>
-            <w:r>
-              <w:rPr>
-                <w:rFonts w:ascii="Arial" w:cs="Arial" w:eastAsia="Arial" w:hAnsi="Arial"/>
-                <w:b/>
-                <w:bCs/>
-                <w:i w:val="false"/>
-                <w:iCs w:val="false"/>
-                <w:color w:val="000000"/>
-                <w:sz w:val="18"/>
-                <w:szCs w:val="18"/>
-              </w:rPr>
-              <w:t xml:space="preserve">Phase 2 — Observe</w:t>
+            <w:shd w:fill="D9EEF1" w:color="auto" w:val="clear"/>
+            <w:tcMar>
+              <w:top w:type="dxa" w:w="60"/>
+              <w:left w:type="dxa" w:w="120"/>
+              <w:bottom w:type="dxa" w:w="60"/>
+              <w:right w:type="dxa" w:w="120"/>
+            </w:tcMar>
+            <w:vAlign w:val="top"/>
+          </w:tcPr>
+          <w:p>
+            <w:pPr>
+              <w:spacing w:after="40" w:before="0"/>
+              <w:jc w:val="left"/>
+            </w:pPr>
+            <w:r>
+              <w:rPr>
+                <w:rFonts w:ascii="Arial" w:cs="Arial" w:eastAsia="Arial" w:hAnsi="Arial"/>
+                <w:b/>
+                <w:bCs/>
+                <w:i w:val="false"/>
+                <w:iCs w:val="false"/>
+                <w:color w:val="000000"/>
+                <w:sz w:val="18"/>
+                <w:szCs w:val="18"/>
+              </w:rPr>
+              <w:t xml:space="preserve">Observe Phase</w:t>
             </w:r>
           </w:p>
           <w:p>
@@ -20654,7 +20654,7 @@
             <w:pPr>
               <w:spacing w:after="20" w:before="0"/>
             </w:pPr>
-            <w:hyperlink w:history="1" r:id="rIdkucbhied5ngtsjpfntowe">
+            <w:hyperlink w:history="1" r:id="rIdfh7jagdd47bzyrvcyj8fg">
               <w:r>
                 <w:rPr>
                   <w:rFonts w:ascii="Arial" w:cs="Arial" w:eastAsia="Arial" w:hAnsi="Arial"/>
@@ -20687,7 +20687,7 @@
               <w:spacing w:after="10" w:before="0"/>
               <w:ind w:left="120"/>
             </w:pPr>
-            <w:hyperlink w:history="1" r:id="rIdd_u5ukrwzu_icqajz1o7h">
+            <w:hyperlink w:history="1" r:id="rIdy_d-x_hbkoti1ru-c66lh">
               <w:r>
                 <w:rPr>
                   <w:rFonts w:ascii="Arial" w:cs="Arial" w:eastAsia="Arial" w:hAnsi="Arial"/>
@@ -20732,7 +20732,7 @@
             <w:pPr>
               <w:spacing w:after="20" w:before="0"/>
             </w:pPr>
-            <w:hyperlink w:history="1" r:id="rIdfsdfxfqcvyr2xrurkkxrq">
+            <w:hyperlink w:history="1" r:id="rIddqc4st5s63qwo78pus3jv">
               <w:r>
                 <w:rPr>
                   <w:rFonts w:ascii="Arial" w:cs="Arial" w:eastAsia="Arial" w:hAnsi="Arial"/>
@@ -20765,7 +20765,7 @@
               <w:spacing w:after="10" w:before="0"/>
               <w:ind w:left="120"/>
             </w:pPr>
-            <w:hyperlink w:history="1" r:id="rId4qsifshpwsfqyjioksdft">
+            <w:hyperlink w:history="1" r:id="rId-72okkgde7fqoepqlrqnw">
               <w:r>
                 <w:rPr>
                   <w:rFonts w:ascii="Arial" w:cs="Arial" w:eastAsia="Arial" w:hAnsi="Arial"/>
@@ -20912,32 +20912,32 @@
         <w:tc>
           <w:tcPr>
             <w:tcW w:type="dxa" w:w="1520"/>
-            <w:shd w:fill="F2F2F2" w:color="auto" w:val="clear"/>
-            <w:tcMar>
-              <w:top w:type="dxa" w:w="60"/>
-              <w:left w:type="dxa" w:w="120"/>
-              <w:bottom w:type="dxa" w:w="60"/>
-              <w:right w:type="dxa" w:w="120"/>
-            </w:tcMar>
-            <w:vAlign w:val="top"/>
-          </w:tcPr>
-          <w:p>
-            <w:pPr>
-              <w:spacing w:after="40" w:before="0"/>
-              <w:jc w:val="left"/>
-            </w:pPr>
-            <w:r>
-              <w:rPr>
-                <w:rFonts w:ascii="Arial" w:cs="Arial" w:eastAsia="Arial" w:hAnsi="Arial"/>
-                <w:b/>
-                <w:bCs/>
-                <w:i w:val="false"/>
-                <w:iCs w:val="false"/>
-                <w:color w:val="000000"/>
-                <w:sz w:val="18"/>
-                <w:szCs w:val="18"/>
-              </w:rPr>
-              <w:t xml:space="preserve">Phase 3 — Explain</w:t>
+            <w:shd w:fill="E2EFDA" w:color="auto" w:val="clear"/>
+            <w:tcMar>
+              <w:top w:type="dxa" w:w="60"/>
+              <w:left w:type="dxa" w:w="120"/>
+              <w:bottom w:type="dxa" w:w="60"/>
+              <w:right w:type="dxa" w:w="120"/>
+            </w:tcMar>
+            <w:vAlign w:val="top"/>
+          </w:tcPr>
+          <w:p>
+            <w:pPr>
+              <w:spacing w:after="40" w:before="0"/>
+              <w:jc w:val="left"/>
+            </w:pPr>
+            <w:r>
+              <w:rPr>
+                <w:rFonts w:ascii="Arial" w:cs="Arial" w:eastAsia="Arial" w:hAnsi="Arial"/>
+                <w:b/>
+                <w:bCs/>
+                <w:i w:val="false"/>
+                <w:iCs w:val="false"/>
+                <w:color w:val="000000"/>
+                <w:sz w:val="18"/>
+                <w:szCs w:val="18"/>
+              </w:rPr>
+              <w:t xml:space="preserve">Explain Phase</w:t>
             </w:r>
           </w:p>
           <w:p>
@@ -20960,7 +20960,7 @@
             <w:pPr>
               <w:spacing w:after="20" w:before="0"/>
             </w:pPr>
-            <w:hyperlink w:history="1" r:id="rIdlxrditqqdvbum2xfq6n3d">
+            <w:hyperlink w:history="1" r:id="rIdm2exhtmviso8pvyuo0kdv">
               <w:r>
                 <w:rPr>
                   <w:rFonts w:ascii="Arial" w:cs="Arial" w:eastAsia="Arial" w:hAnsi="Arial"/>
@@ -20993,7 +20993,7 @@
               <w:spacing w:after="10" w:before="0"/>
               <w:ind w:left="120"/>
             </w:pPr>
-            <w:hyperlink w:history="1" r:id="rIdmfexlrowbwhj_t5efp20p">
+            <w:hyperlink w:history="1" r:id="rIdmmuiuoytuhotfyvgdke4x">
               <w:r>
                 <w:rPr>
                   <w:rFonts w:ascii="Arial" w:cs="Arial" w:eastAsia="Arial" w:hAnsi="Arial"/>
@@ -21038,7 +21038,7 @@
             <w:pPr>
               <w:spacing w:after="20" w:before="0"/>
             </w:pPr>
-            <w:hyperlink w:history="1" r:id="rId9iytvytif6zufsiyegzgn">
+            <w:hyperlink w:history="1" r:id="rId0thlvmrftrvtwtk4reqx5">
               <w:r>
                 <w:rPr>
                   <w:rFonts w:ascii="Arial" w:cs="Arial" w:eastAsia="Arial" w:hAnsi="Arial"/>
@@ -21071,7 +21071,7 @@
               <w:spacing w:after="10" w:before="0"/>
               <w:ind w:left="120"/>
             </w:pPr>
-            <w:hyperlink w:history="1" r:id="rId3xcqec5yfroo9l2jw-bef">
+            <w:hyperlink w:history="1" r:id="rIdq86z4pyug8mtwl7jiyqbx">
               <w:r>
                 <w:rPr>
                   <w:rFonts w:ascii="Arial" w:cs="Arial" w:eastAsia="Arial" w:hAnsi="Arial"/>
@@ -21218,32 +21218,32 @@
         <w:tc>
           <w:tcPr>
             <w:tcW w:type="dxa" w:w="1520"/>
-            <w:shd w:fill="F2F2F2" w:color="auto" w:val="clear"/>
-            <w:tcMar>
-              <w:top w:type="dxa" w:w="60"/>
-              <w:left w:type="dxa" w:w="120"/>
-              <w:bottom w:type="dxa" w:w="60"/>
-              <w:right w:type="dxa" w:w="120"/>
-            </w:tcMar>
-            <w:vAlign w:val="top"/>
-          </w:tcPr>
-          <w:p>
-            <w:pPr>
-              <w:spacing w:after="40" w:before="0"/>
-              <w:jc w:val="left"/>
-            </w:pPr>
-            <w:r>
-              <w:rPr>
-                <w:rFonts w:ascii="Arial" w:cs="Arial" w:eastAsia="Arial" w:hAnsi="Arial"/>
-                <w:b/>
-                <w:bCs/>
-                <w:i w:val="false"/>
-                <w:iCs w:val="false"/>
-                <w:color w:val="000000"/>
-                <w:sz w:val="18"/>
-                <w:szCs w:val="18"/>
-              </w:rPr>
-              <w:t xml:space="preserve">Phase 4 — Driving Question Board (DQB) Update</w:t>
+            <w:shd w:fill="FCE4D6" w:color="auto" w:val="clear"/>
+            <w:tcMar>
+              <w:top w:type="dxa" w:w="60"/>
+              <w:left w:type="dxa" w:w="120"/>
+              <w:bottom w:type="dxa" w:w="60"/>
+              <w:right w:type="dxa" w:w="120"/>
+            </w:tcMar>
+            <w:vAlign w:val="top"/>
+          </w:tcPr>
+          <w:p>
+            <w:pPr>
+              <w:spacing w:after="40" w:before="0"/>
+              <w:jc w:val="left"/>
+            </w:pPr>
+            <w:r>
+              <w:rPr>
+                <w:rFonts w:ascii="Arial" w:cs="Arial" w:eastAsia="Arial" w:hAnsi="Arial"/>
+                <w:b/>
+                <w:bCs/>
+                <w:i w:val="false"/>
+                <w:iCs w:val="false"/>
+                <w:color w:val="000000"/>
+                <w:sz w:val="18"/>
+                <w:szCs w:val="18"/>
+              </w:rPr>
+              <w:t xml:space="preserve">Driving Question Board (DQB) Creation</w:t>
             </w:r>
           </w:p>
           <w:p>
@@ -21266,7 +21266,7 @@
             <w:pPr>
               <w:spacing w:after="20" w:before="0"/>
             </w:pPr>
-            <w:hyperlink w:history="1" r:id="rIdb18gm7s1b_moq6egrxbs6">
+            <w:hyperlink w:history="1" r:id="rIdl5bkh0k9xcmfwyioj9dnb">
               <w:r>
                 <w:rPr>
                   <w:rFonts w:ascii="Arial" w:cs="Arial" w:eastAsia="Arial" w:hAnsi="Arial"/>
@@ -21299,7 +21299,7 @@
               <w:spacing w:after="10" w:before="0"/>
               <w:ind w:left="120"/>
             </w:pPr>
-            <w:hyperlink w:history="1" r:id="rIdrywkq9ky6l-1mxc5t4lom">
+            <w:hyperlink w:history="1" r:id="rIdplu_slxpkyatwbg7b4kqi">
               <w:r>
                 <w:rPr>
                   <w:rFonts w:ascii="Arial" w:cs="Arial" w:eastAsia="Arial" w:hAnsi="Arial"/>
@@ -21344,7 +21344,7 @@
             <w:pPr>
               <w:spacing w:after="20" w:before="0"/>
             </w:pPr>
-            <w:hyperlink w:history="1" r:id="rId8dh5qv1aaiwmdf-t9zyig">
+            <w:hyperlink w:history="1" r:id="rIdgxlyuwbpehz6aimbxdiuz">
               <w:r>
                 <w:rPr>
                   <w:rFonts w:ascii="Arial" w:cs="Arial" w:eastAsia="Arial" w:hAnsi="Arial"/>
@@ -21377,7 +21377,7 @@
               <w:spacing w:after="10" w:before="0"/>
               <w:ind w:left="120"/>
             </w:pPr>
-            <w:hyperlink w:history="1" r:id="rIdur7d5-3ndbb-zmishix4_">
+            <w:hyperlink w:history="1" r:id="rId4vgs61jxi-ksst-ja3tla">
               <w:r>
                 <w:rPr>
                   <w:rFonts w:ascii="Arial" w:cs="Arial" w:eastAsia="Arial" w:hAnsi="Arial"/>
@@ -21524,32 +21524,32 @@
         <w:tc>
           <w:tcPr>
             <w:tcW w:type="dxa" w:w="1520"/>
-            <w:shd w:fill="F2F2F2" w:color="auto" w:val="clear"/>
-            <w:tcMar>
-              <w:top w:type="dxa" w:w="60"/>
-              <w:left w:type="dxa" w:w="120"/>
-              <w:bottom w:type="dxa" w:w="60"/>
-              <w:right w:type="dxa" w:w="120"/>
-            </w:tcMar>
-            <w:vAlign w:val="top"/>
-          </w:tcPr>
-          <w:p>
-            <w:pPr>
-              <w:spacing w:after="40" w:before="0"/>
-              <w:jc w:val="left"/>
-            </w:pPr>
-            <w:r>
-              <w:rPr>
-                <w:rFonts w:ascii="Arial" w:cs="Arial" w:eastAsia="Arial" w:hAnsi="Arial"/>
-                <w:b/>
-                <w:bCs/>
-                <w:i w:val="false"/>
-                <w:iCs w:val="false"/>
-                <w:color w:val="000000"/>
-                <w:sz w:val="18"/>
-                <w:szCs w:val="18"/>
-              </w:rPr>
-              <w:t xml:space="preserve">Phase 5 — Model Building</w:t>
+            <w:shd w:fill="D5E8F0" w:color="auto" w:val="clear"/>
+            <w:tcMar>
+              <w:top w:type="dxa" w:w="60"/>
+              <w:left w:type="dxa" w:w="120"/>
+              <w:bottom w:type="dxa" w:w="60"/>
+              <w:right w:type="dxa" w:w="120"/>
+            </w:tcMar>
+            <w:vAlign w:val="top"/>
+          </w:tcPr>
+          <w:p>
+            <w:pPr>
+              <w:spacing w:after="40" w:before="0"/>
+              <w:jc w:val="left"/>
+            </w:pPr>
+            <w:r>
+              <w:rPr>
+                <w:rFonts w:ascii="Arial" w:cs="Arial" w:eastAsia="Arial" w:hAnsi="Arial"/>
+                <w:b/>
+                <w:bCs/>
+                <w:i w:val="false"/>
+                <w:iCs w:val="false"/>
+                <w:color w:val="000000"/>
+                <w:sz w:val="18"/>
+                <w:szCs w:val="18"/>
+              </w:rPr>
+              <w:t xml:space="preserve">Model Building Phase</w:t>
             </w:r>
           </w:p>
           <w:p>
@@ -21572,7 +21572,7 @@
             <w:pPr>
               <w:spacing w:after="20" w:before="0"/>
             </w:pPr>
-            <w:hyperlink w:history="1" r:id="rIdtaw2_bir5i8ljt8yfkzrw">
+            <w:hyperlink w:history="1" r:id="rId83yg9nolfu170bwmuee_i">
               <w:r>
                 <w:rPr>
                   <w:rFonts w:ascii="Arial" w:cs="Arial" w:eastAsia="Arial" w:hAnsi="Arial"/>
@@ -21605,7 +21605,7 @@
               <w:spacing w:after="10" w:before="0"/>
               <w:ind w:left="120"/>
             </w:pPr>
-            <w:hyperlink w:history="1" r:id="rIdi_fihaiuwpnqvyrpnzypr">
+            <w:hyperlink w:history="1" r:id="rIddn8rzzmgdembmyeoyxgsu">
               <w:r>
                 <w:rPr>
                   <w:rFonts w:ascii="Arial" w:cs="Arial" w:eastAsia="Arial" w:hAnsi="Arial"/>
@@ -21650,7 +21650,7 @@
             <w:pPr>
               <w:spacing w:after="20" w:before="0"/>
             </w:pPr>
-            <w:hyperlink w:history="1" r:id="rIdu6sh8en8vcvp1t-tye2s-">
+            <w:hyperlink w:history="1" r:id="rIdevpbtvi2wfn7xwea5naqp">
               <w:r>
                 <w:rPr>
                   <w:rFonts w:ascii="Arial" w:cs="Arial" w:eastAsia="Arial" w:hAnsi="Arial"/>
@@ -21683,7 +21683,7 @@
               <w:spacing w:after="10" w:before="0"/>
               <w:ind w:left="120"/>
             </w:pPr>
-            <w:hyperlink w:history="1" r:id="rIdzmx_6tly937go_dig9yok">
+            <w:hyperlink w:history="1" r:id="rId6efrlepemtweyyw0a6j8t">
               <w:r>
                 <w:rPr>
                   <w:rFonts w:ascii="Arial" w:cs="Arial" w:eastAsia="Arial" w:hAnsi="Arial"/>
@@ -23122,32 +23122,32 @@
         <w:tc>
           <w:tcPr>
             <w:tcW w:type="dxa" w:w="1520"/>
-            <w:shd w:fill="F2F2F2" w:color="auto" w:val="clear"/>
-            <w:tcMar>
-              <w:top w:type="dxa" w:w="60"/>
-              <w:left w:type="dxa" w:w="120"/>
-              <w:bottom w:type="dxa" w:w="60"/>
-              <w:right w:type="dxa" w:w="120"/>
-            </w:tcMar>
-            <w:vAlign w:val="top"/>
-          </w:tcPr>
-          <w:p>
-            <w:pPr>
-              <w:spacing w:after="40" w:before="0"/>
-              <w:jc w:val="left"/>
-            </w:pPr>
-            <w:r>
-              <w:rPr>
-                <w:rFonts w:ascii="Arial" w:cs="Arial" w:eastAsia="Arial" w:hAnsi="Arial"/>
-                <w:b/>
-                <w:bCs/>
-                <w:i w:val="false"/>
-                <w:iCs w:val="false"/>
-                <w:color w:val="000000"/>
-                <w:sz w:val="18"/>
-                <w:szCs w:val="18"/>
-              </w:rPr>
-              <w:t xml:space="preserve">Phase 1 — Predict: What Do We Know Now? (10 minutes)</w:t>
+            <w:shd w:fill="EAD1F5" w:color="auto" w:val="clear"/>
+            <w:tcMar>
+              <w:top w:type="dxa" w:w="60"/>
+              <w:left w:type="dxa" w:w="120"/>
+              <w:bottom w:type="dxa" w:w="60"/>
+              <w:right w:type="dxa" w:w="120"/>
+            </w:tcMar>
+            <w:vAlign w:val="top"/>
+          </w:tcPr>
+          <w:p>
+            <w:pPr>
+              <w:spacing w:after="40" w:before="0"/>
+              <w:jc w:val="left"/>
+            </w:pPr>
+            <w:r>
+              <w:rPr>
+                <w:rFonts w:ascii="Arial" w:cs="Arial" w:eastAsia="Arial" w:hAnsi="Arial"/>
+                <w:b/>
+                <w:bCs/>
+                <w:i w:val="false"/>
+                <w:iCs w:val="false"/>
+                <w:color w:val="000000"/>
+                <w:sz w:val="18"/>
+                <w:szCs w:val="18"/>
+              </w:rPr>
+              <w:t xml:space="preserve">Predict Phase</w:t>
             </w:r>
           </w:p>
           <w:p>
@@ -23170,7 +23170,7 @@
             <w:pPr>
               <w:spacing w:after="20" w:before="0"/>
             </w:pPr>
-            <w:hyperlink w:history="1" r:id="rIdqvdhsmd4daaneomaewdiy">
+            <w:hyperlink w:history="1" r:id="rIdhe-ojjk5e3ufeut1qf806">
               <w:r>
                 <w:rPr>
                   <w:rFonts w:ascii="Arial" w:cs="Arial" w:eastAsia="Arial" w:hAnsi="Arial"/>
@@ -23203,7 +23203,7 @@
               <w:spacing w:after="10" w:before="0"/>
               <w:ind w:left="120"/>
             </w:pPr>
-            <w:hyperlink w:history="1" r:id="rIdxungqeubp8q_0uvpq9ucp">
+            <w:hyperlink w:history="1" r:id="rIdjoyjk1cb-zvv0dn3ztkvk">
               <w:r>
                 <w:rPr>
                   <w:rFonts w:ascii="Arial" w:cs="Arial" w:eastAsia="Arial" w:hAnsi="Arial"/>
@@ -23248,7 +23248,7 @@
             <w:pPr>
               <w:spacing w:after="20" w:before="0"/>
             </w:pPr>
-            <w:hyperlink w:history="1" r:id="rId8fsprkopvpezxhsbnru1w">
+            <w:hyperlink w:history="1" r:id="rIdwqfrlsrvpjdxseb7wwqkt">
               <w:r>
                 <w:rPr>
                   <w:rFonts w:ascii="Arial" w:cs="Arial" w:eastAsia="Arial" w:hAnsi="Arial"/>
@@ -23281,7 +23281,7 @@
               <w:spacing w:after="10" w:before="0"/>
               <w:ind w:left="120"/>
             </w:pPr>
-            <w:hyperlink w:history="1" r:id="rIdmep_ybrr6uvltgrhgvsr8">
+            <w:hyperlink w:history="1" r:id="rId5zbmgfncmmwngggvfye_j">
               <w:r>
                 <w:rPr>
                   <w:rFonts w:ascii="Arial" w:cs="Arial" w:eastAsia="Arial" w:hAnsi="Arial"/>
@@ -23428,32 +23428,32 @@
         <w:tc>
           <w:tcPr>
             <w:tcW w:type="dxa" w:w="1520"/>
-            <w:shd w:fill="F2F2F2" w:color="auto" w:val="clear"/>
-            <w:tcMar>
-              <w:top w:type="dxa" w:w="60"/>
-              <w:left w:type="dxa" w:w="120"/>
-              <w:bottom w:type="dxa" w:w="60"/>
-              <w:right w:type="dxa" w:w="120"/>
-            </w:tcMar>
-            <w:vAlign w:val="top"/>
-          </w:tcPr>
-          <w:p>
-            <w:pPr>
-              <w:spacing w:after="40" w:before="0"/>
-              <w:jc w:val="left"/>
-            </w:pPr>
-            <w:r>
-              <w:rPr>
-                <w:rFonts w:ascii="Arial" w:cs="Arial" w:eastAsia="Arial" w:hAnsi="Arial"/>
-                <w:b/>
-                <w:bCs/>
-                <w:i w:val="false"/>
-                <w:iCs w:val="false"/>
-                <w:color w:val="000000"/>
-                <w:sz w:val="18"/>
-                <w:szCs w:val="18"/>
-              </w:rPr>
-              <w:t xml:space="preserve">Phase 2 — Observe &amp; Apply: Full Courtyard Calculation (25 minutes)</w:t>
+            <w:shd w:fill="D9EEF1" w:color="auto" w:val="clear"/>
+            <w:tcMar>
+              <w:top w:type="dxa" w:w="60"/>
+              <w:left w:type="dxa" w:w="120"/>
+              <w:bottom w:type="dxa" w:w="60"/>
+              <w:right w:type="dxa" w:w="120"/>
+            </w:tcMar>
+            <w:vAlign w:val="top"/>
+          </w:tcPr>
+          <w:p>
+            <w:pPr>
+              <w:spacing w:after="40" w:before="0"/>
+              <w:jc w:val="left"/>
+            </w:pPr>
+            <w:r>
+              <w:rPr>
+                <w:rFonts w:ascii="Arial" w:cs="Arial" w:eastAsia="Arial" w:hAnsi="Arial"/>
+                <w:b/>
+                <w:bCs/>
+                <w:i w:val="false"/>
+                <w:iCs w:val="false"/>
+                <w:color w:val="000000"/>
+                <w:sz w:val="18"/>
+                <w:szCs w:val="18"/>
+              </w:rPr>
+              <w:t xml:space="preserve">Observe Phase</w:t>
             </w:r>
           </w:p>
           <w:p>
@@ -23476,7 +23476,7 @@
             <w:pPr>
               <w:spacing w:after="20" w:before="0"/>
             </w:pPr>
-            <w:hyperlink w:history="1" r:id="rIdllbkx54_zdu1dmi71w0jx">
+            <w:hyperlink w:history="1" r:id="rIdtvmlg1axt0otx_8vjkjri">
               <w:r>
                 <w:rPr>
                   <w:rFonts w:ascii="Arial" w:cs="Arial" w:eastAsia="Arial" w:hAnsi="Arial"/>
@@ -23509,7 +23509,7 @@
               <w:spacing w:after="10" w:before="0"/>
               <w:ind w:left="120"/>
             </w:pPr>
-            <w:hyperlink w:history="1" r:id="rIdzkwfde1mjopwewrmmpjd9">
+            <w:hyperlink w:history="1" r:id="rIdayzn6nycqqsspjtctqpyo">
               <w:r>
                 <w:rPr>
                   <w:rFonts w:ascii="Arial" w:cs="Arial" w:eastAsia="Arial" w:hAnsi="Arial"/>
@@ -23554,7 +23554,7 @@
             <w:pPr>
               <w:spacing w:after="20" w:before="0"/>
             </w:pPr>
-            <w:hyperlink w:history="1" r:id="rIdyrfvhyhwmiompguxxq4mc">
+            <w:hyperlink w:history="1" r:id="rIdc0gho2ua7lerw7p5tfomd">
               <w:r>
                 <w:rPr>
                   <w:rFonts w:ascii="Arial" w:cs="Arial" w:eastAsia="Arial" w:hAnsi="Arial"/>
@@ -23587,7 +23587,7 @@
               <w:spacing w:after="10" w:before="0"/>
               <w:ind w:left="120"/>
             </w:pPr>
-            <w:hyperlink w:history="1" r:id="rId0nuqugfh_ix24mz5r_kmt">
+            <w:hyperlink w:history="1" r:id="rIdqi3u8wmwayzujyhaajjnt">
               <w:r>
                 <w:rPr>
                   <w:rFonts w:ascii="Arial" w:cs="Arial" w:eastAsia="Arial" w:hAnsi="Arial"/>
@@ -23734,32 +23734,32 @@
         <w:tc>
           <w:tcPr>
             <w:tcW w:type="dxa" w:w="1520"/>
-            <w:shd w:fill="F2F2F2" w:color="auto" w:val="clear"/>
-            <w:tcMar>
-              <w:top w:type="dxa" w:w="60"/>
-              <w:left w:type="dxa" w:w="120"/>
-              <w:bottom w:type="dxa" w:w="60"/>
-              <w:right w:type="dxa" w:w="120"/>
-            </w:tcMar>
-            <w:vAlign w:val="top"/>
-          </w:tcPr>
-          <w:p>
-            <w:pPr>
-              <w:spacing w:after="40" w:before="0"/>
-              <w:jc w:val="left"/>
-            </w:pPr>
-            <w:r>
-              <w:rPr>
-                <w:rFonts w:ascii="Arial" w:cs="Arial" w:eastAsia="Arial" w:hAnsi="Arial"/>
-                <w:b/>
-                <w:bCs/>
-                <w:i w:val="false"/>
-                <w:iCs w:val="false"/>
-                <w:color w:val="000000"/>
-                <w:sz w:val="18"/>
-                <w:szCs w:val="18"/>
-              </w:rPr>
-              <w:t xml:space="preserve">Phase 3 — Explain: Group Presentations &amp; Whole-Class Justification (15 minutes)</w:t>
+            <w:shd w:fill="E2EFDA" w:color="auto" w:val="clear"/>
+            <w:tcMar>
+              <w:top w:type="dxa" w:w="60"/>
+              <w:left w:type="dxa" w:w="120"/>
+              <w:bottom w:type="dxa" w:w="60"/>
+              <w:right w:type="dxa" w:w="120"/>
+            </w:tcMar>
+            <w:vAlign w:val="top"/>
+          </w:tcPr>
+          <w:p>
+            <w:pPr>
+              <w:spacing w:after="40" w:before="0"/>
+              <w:jc w:val="left"/>
+            </w:pPr>
+            <w:r>
+              <w:rPr>
+                <w:rFonts w:ascii="Arial" w:cs="Arial" w:eastAsia="Arial" w:hAnsi="Arial"/>
+                <w:b/>
+                <w:bCs/>
+                <w:i w:val="false"/>
+                <w:iCs w:val="false"/>
+                <w:color w:val="000000"/>
+                <w:sz w:val="18"/>
+                <w:szCs w:val="18"/>
+              </w:rPr>
+              <w:t xml:space="preserve">Explain Phase</w:t>
             </w:r>
           </w:p>
           <w:p>
@@ -23782,7 +23782,7 @@
             <w:pPr>
               <w:spacing w:after="20" w:before="0"/>
             </w:pPr>
-            <w:hyperlink w:history="1" r:id="rIdeaam5ceet76u_rgptvtuh">
+            <w:hyperlink w:history="1" r:id="rIdewrtgfqkiek_m6mrppgtw">
               <w:r>
                 <w:rPr>
                   <w:rFonts w:ascii="Arial" w:cs="Arial" w:eastAsia="Arial" w:hAnsi="Arial"/>
@@ -23815,7 +23815,7 @@
               <w:spacing w:after="10" w:before="0"/>
               <w:ind w:left="120"/>
             </w:pPr>
-            <w:hyperlink w:history="1" r:id="rId4hhbleqhspk6yyitrqveb">
+            <w:hyperlink w:history="1" r:id="rIdnicznukbfbqr3djyys8zy">
               <w:r>
                 <w:rPr>
                   <w:rFonts w:ascii="Arial" w:cs="Arial" w:eastAsia="Arial" w:hAnsi="Arial"/>
@@ -23860,7 +23860,7 @@
             <w:pPr>
               <w:spacing w:after="20" w:before="0"/>
             </w:pPr>
-            <w:hyperlink w:history="1" r:id="rIdoofg9y8trflsu37qdrv9f">
+            <w:hyperlink w:history="1" r:id="rIdurcttsdxzxef0inxoaxze">
               <w:r>
                 <w:rPr>
                   <w:rFonts w:ascii="Arial" w:cs="Arial" w:eastAsia="Arial" w:hAnsi="Arial"/>
@@ -23893,7 +23893,7 @@
               <w:spacing w:after="10" w:before="0"/>
               <w:ind w:left="120"/>
             </w:pPr>
-            <w:hyperlink w:history="1" r:id="rIdmev9_gzx1979adiv5rb-2">
+            <w:hyperlink w:history="1" r:id="rIdpwpovhuaqw9be4xjgi-pw">
               <w:r>
                 <w:rPr>
                   <w:rFonts w:ascii="Arial" w:cs="Arial" w:eastAsia="Arial" w:hAnsi="Arial"/>
@@ -24040,32 +24040,32 @@
         <w:tc>
           <w:tcPr>
             <w:tcW w:type="dxa" w:w="1520"/>
-            <w:shd w:fill="F2F2F2" w:color="auto" w:val="clear"/>
-            <w:tcMar>
-              <w:top w:type="dxa" w:w="60"/>
-              <w:left w:type="dxa" w:w="120"/>
-              <w:bottom w:type="dxa" w:w="60"/>
-              <w:right w:type="dxa" w:w="120"/>
-            </w:tcMar>
-            <w:vAlign w:val="top"/>
-          </w:tcPr>
-          <w:p>
-            <w:pPr>
-              <w:spacing w:after="40" w:before="0"/>
-              <w:jc w:val="left"/>
-            </w:pPr>
-            <w:r>
-              <w:rPr>
-                <w:rFonts w:ascii="Arial" w:cs="Arial" w:eastAsia="Arial" w:hAnsi="Arial"/>
-                <w:b/>
-                <w:bCs/>
-                <w:i w:val="false"/>
-                <w:iCs w:val="false"/>
-                <w:color w:val="000000"/>
-                <w:sz w:val="18"/>
-                <w:szCs w:val="18"/>
-              </w:rPr>
-              <w:t xml:space="preserve">Phase 4 — Driving Question Board: Review &amp; Closure (10 minutes)</w:t>
+            <w:shd w:fill="FCE4D6" w:color="auto" w:val="clear"/>
+            <w:tcMar>
+              <w:top w:type="dxa" w:w="60"/>
+              <w:left w:type="dxa" w:w="120"/>
+              <w:bottom w:type="dxa" w:w="60"/>
+              <w:right w:type="dxa" w:w="120"/>
+            </w:tcMar>
+            <w:vAlign w:val="top"/>
+          </w:tcPr>
+          <w:p>
+            <w:pPr>
+              <w:spacing w:after="40" w:before="0"/>
+              <w:jc w:val="left"/>
+            </w:pPr>
+            <w:r>
+              <w:rPr>
+                <w:rFonts w:ascii="Arial" w:cs="Arial" w:eastAsia="Arial" w:hAnsi="Arial"/>
+                <w:b/>
+                <w:bCs/>
+                <w:i w:val="false"/>
+                <w:iCs w:val="false"/>
+                <w:color w:val="000000"/>
+                <w:sz w:val="18"/>
+                <w:szCs w:val="18"/>
+              </w:rPr>
+              <w:t xml:space="preserve">Driving Question Board (DQB) Creation</w:t>
             </w:r>
           </w:p>
           <w:p>
@@ -24088,7 +24088,7 @@
             <w:pPr>
               <w:spacing w:after="20" w:before="0"/>
             </w:pPr>
-            <w:hyperlink w:history="1" r:id="rIdkreqaff5x73bursqaknyq">
+            <w:hyperlink w:history="1" r:id="rIdyrw-3gr7jmn6xk40vlmrg">
               <w:r>
                 <w:rPr>
                   <w:rFonts w:ascii="Arial" w:cs="Arial" w:eastAsia="Arial" w:hAnsi="Arial"/>
@@ -24121,7 +24121,7 @@
               <w:spacing w:after="10" w:before="0"/>
               <w:ind w:left="120"/>
             </w:pPr>
-            <w:hyperlink w:history="1" r:id="rIdpclvmaupf2nrfcy6jt4gv">
+            <w:hyperlink w:history="1" r:id="rIdgudvtdpfv7jz8trf42a_f">
               <w:r>
                 <w:rPr>
                   <w:rFonts w:ascii="Arial" w:cs="Arial" w:eastAsia="Arial" w:hAnsi="Arial"/>
@@ -24166,7 +24166,7 @@
             <w:pPr>
               <w:spacing w:after="20" w:before="0"/>
             </w:pPr>
-            <w:hyperlink w:history="1" r:id="rIdixwmawfxgwhp-bynfo63b">
+            <w:hyperlink w:history="1" r:id="rIdjlkyrzkss1laapo96fvm2">
               <w:r>
                 <w:rPr>
                   <w:rFonts w:ascii="Arial" w:cs="Arial" w:eastAsia="Arial" w:hAnsi="Arial"/>
@@ -24199,7 +24199,7 @@
               <w:spacing w:after="10" w:before="0"/>
               <w:ind w:left="120"/>
             </w:pPr>
-            <w:hyperlink w:history="1" r:id="rIddent9lf51zt4fm46chlcl">
+            <w:hyperlink w:history="1" r:id="rIdgrbnyizxv2m_vcowul4qf">
               <w:r>
                 <w:rPr>
                   <w:rFonts w:ascii="Arial" w:cs="Arial" w:eastAsia="Arial" w:hAnsi="Arial"/>
@@ -24346,32 +24346,32 @@
         <w:tc>
           <w:tcPr>
             <w:tcW w:type="dxa" w:w="1520"/>
-            <w:shd w:fill="F2F2F2" w:color="auto" w:val="clear"/>
-            <w:tcMar>
-              <w:top w:type="dxa" w:w="60"/>
-              <w:left w:type="dxa" w:w="120"/>
-              <w:bottom w:type="dxa" w:w="60"/>
-              <w:right w:type="dxa" w:w="120"/>
-            </w:tcMar>
-            <w:vAlign w:val="top"/>
-          </w:tcPr>
-          <w:p>
-            <w:pPr>
-              <w:spacing w:after="40" w:before="0"/>
-              <w:jc w:val="left"/>
-            </w:pPr>
-            <w:r>
-              <w:rPr>
-                <w:rFonts w:ascii="Arial" w:cs="Arial" w:eastAsia="Arial" w:hAnsi="Arial"/>
-                <w:b/>
-                <w:bCs/>
-                <w:i w:val="false"/>
-                <w:iCs w:val="false"/>
-                <w:color w:val="000000"/>
-                <w:sz w:val="18"/>
-                <w:szCs w:val="18"/>
-              </w:rPr>
-              <w:t xml:space="preserve">Phase 5 — Model Building &amp; Individual Portfolio Assessment (20 minutes)</w:t>
+            <w:shd w:fill="D5E8F0" w:color="auto" w:val="clear"/>
+            <w:tcMar>
+              <w:top w:type="dxa" w:w="60"/>
+              <w:left w:type="dxa" w:w="120"/>
+              <w:bottom w:type="dxa" w:w="60"/>
+              <w:right w:type="dxa" w:w="120"/>
+            </w:tcMar>
+            <w:vAlign w:val="top"/>
+          </w:tcPr>
+          <w:p>
+            <w:pPr>
+              <w:spacing w:after="40" w:before="0"/>
+              <w:jc w:val="left"/>
+            </w:pPr>
+            <w:r>
+              <w:rPr>
+                <w:rFonts w:ascii="Arial" w:cs="Arial" w:eastAsia="Arial" w:hAnsi="Arial"/>
+                <w:b/>
+                <w:bCs/>
+                <w:i w:val="false"/>
+                <w:iCs w:val="false"/>
+                <w:color w:val="000000"/>
+                <w:sz w:val="18"/>
+                <w:szCs w:val="18"/>
+              </w:rPr>
+              <w:t xml:space="preserve">Model Building Phase</w:t>
             </w:r>
           </w:p>
           <w:p>
@@ -24394,7 +24394,7 @@
             <w:pPr>
               <w:spacing w:after="20" w:before="0"/>
             </w:pPr>
-            <w:hyperlink w:history="1" r:id="rIdjdmu46wajubac75k8lsig">
+            <w:hyperlink w:history="1" r:id="rIdlu1psise95c-gwhlz7dsj">
               <w:r>
                 <w:rPr>
                   <w:rFonts w:ascii="Arial" w:cs="Arial" w:eastAsia="Arial" w:hAnsi="Arial"/>
@@ -24427,7 +24427,7 @@
               <w:spacing w:after="10" w:before="0"/>
               <w:ind w:left="120"/>
             </w:pPr>
-            <w:hyperlink w:history="1" r:id="rIdbkrov6cyo43c2oa05fkht">
+            <w:hyperlink w:history="1" r:id="rIde7o15cv1qhlh3wd4rpmks">
               <w:r>
                 <w:rPr>
                   <w:rFonts w:ascii="Arial" w:cs="Arial" w:eastAsia="Arial" w:hAnsi="Arial"/>
@@ -24472,7 +24472,7 @@
             <w:pPr>
               <w:spacing w:after="20" w:before="0"/>
             </w:pPr>
-            <w:hyperlink w:history="1" r:id="rIdvn3yaehx1cc7ml856bhac">
+            <w:hyperlink w:history="1" r:id="rIddilmpdlf-ts6u41l--eyc">
               <w:r>
                 <w:rPr>
                   <w:rFonts w:ascii="Arial" w:cs="Arial" w:eastAsia="Arial" w:hAnsi="Arial"/>
@@ -24505,7 +24505,7 @@
               <w:spacing w:after="10" w:before="0"/>
               <w:ind w:left="120"/>
             </w:pPr>
-            <w:hyperlink w:history="1" r:id="rIdhgboqqygbh7m-om-125bz">
+            <w:hyperlink w:history="1" r:id="rIdzeuihp6u4ihfvshnw9cs7">
               <w:r>
                 <w:rPr>
                   <w:rFonts w:ascii="Arial" w:cs="Arial" w:eastAsia="Arial" w:hAnsi="Arial"/>

--- a/data/outputs/v2/Essential_Mathematics/SS2.4_Area_of_Polygons/Essential_Mathematics_Area_of_Polygons_CBE_LessonSequence.docx
+++ b/data/outputs/v2/Essential_Mathematics/SS2.4_Area_of_Polygons/Essential_Mathematics_Area_of_Polygons_CBE_LessonSequence.docx
@@ -3226,7 +3226,7 @@
             <w:pPr>
               <w:spacing w:after="20" w:before="0"/>
             </w:pPr>
-            <w:hyperlink w:history="1" r:id="rIdlz_btzwbgaoqfxlqvnivd">
+            <w:hyperlink w:history="1" r:id="rIdips3gtwpot_oy1_33x4sd">
               <w:r>
                 <w:rPr>
                   <w:rFonts w:ascii="Arial" w:cs="Arial" w:eastAsia="Arial" w:hAnsi="Arial"/>
@@ -3259,7 +3259,7 @@
               <w:spacing w:after="10" w:before="0"/>
               <w:ind w:left="120"/>
             </w:pPr>
-            <w:hyperlink w:history="1" r:id="rIdirmjlz27pfaisaqroy052">
+            <w:hyperlink w:history="1" r:id="rIdweiu2waejhnofajinr16n">
               <w:r>
                 <w:rPr>
                   <w:rFonts w:ascii="Arial" w:cs="Arial" w:eastAsia="Arial" w:hAnsi="Arial"/>
@@ -3304,7 +3304,7 @@
             <w:pPr>
               <w:spacing w:after="20" w:before="0"/>
             </w:pPr>
-            <w:hyperlink w:history="1" r:id="rIdga-pxtixxjjopdeqiii4y">
+            <w:hyperlink w:history="1" r:id="rIdw0e70r9513df38zlwpbir">
               <w:r>
                 <w:rPr>
                   <w:rFonts w:ascii="Arial" w:cs="Arial" w:eastAsia="Arial" w:hAnsi="Arial"/>
@@ -3337,7 +3337,7 @@
               <w:spacing w:after="10" w:before="0"/>
               <w:ind w:left="120"/>
             </w:pPr>
-            <w:hyperlink w:history="1" r:id="rIdq16gahu87si3a9agn5bbi">
+            <w:hyperlink w:history="1" r:id="rIdojkdwjljptk4y2viuf7ap">
               <w:r>
                 <w:rPr>
                   <w:rFonts w:ascii="Arial" w:cs="Arial" w:eastAsia="Arial" w:hAnsi="Arial"/>
@@ -3532,7 +3532,7 @@
             <w:pPr>
               <w:spacing w:after="20" w:before="0"/>
             </w:pPr>
-            <w:hyperlink w:history="1" r:id="rIdcfiz5l9em9m61rgirzrok">
+            <w:hyperlink w:history="1" r:id="rIdxkbtjfyalnvvbyxysabg8">
               <w:r>
                 <w:rPr>
                   <w:rFonts w:ascii="Arial" w:cs="Arial" w:eastAsia="Arial" w:hAnsi="Arial"/>
@@ -3565,7 +3565,7 @@
               <w:spacing w:after="10" w:before="0"/>
               <w:ind w:left="120"/>
             </w:pPr>
-            <w:hyperlink w:history="1" r:id="rIdb-sv5al3zfgtuka9esa0d">
+            <w:hyperlink w:history="1" r:id="rIdha4eveo4dwx3a6ss2bb5-">
               <w:r>
                 <w:rPr>
                   <w:rFonts w:ascii="Arial" w:cs="Arial" w:eastAsia="Arial" w:hAnsi="Arial"/>
@@ -3610,7 +3610,7 @@
             <w:pPr>
               <w:spacing w:after="20" w:before="0"/>
             </w:pPr>
-            <w:hyperlink w:history="1" r:id="rId1ycf94ptwa07dbq_ove8s">
+            <w:hyperlink w:history="1" r:id="rIdi8xxrb3h2r0wpf1k3ubjw">
               <w:r>
                 <w:rPr>
                   <w:rFonts w:ascii="Arial" w:cs="Arial" w:eastAsia="Arial" w:hAnsi="Arial"/>
@@ -3643,7 +3643,7 @@
               <w:spacing w:after="10" w:before="0"/>
               <w:ind w:left="120"/>
             </w:pPr>
-            <w:hyperlink w:history="1" r:id="rIdjjnsushfuxj6tsphuztx9">
+            <w:hyperlink w:history="1" r:id="rIdqunk_motrgpfpsmnghquf">
               <w:r>
                 <w:rPr>
                   <w:rFonts w:ascii="Arial" w:cs="Arial" w:eastAsia="Arial" w:hAnsi="Arial"/>
@@ -3838,7 +3838,7 @@
             <w:pPr>
               <w:spacing w:after="20" w:before="0"/>
             </w:pPr>
-            <w:hyperlink w:history="1" r:id="rId-lox5mfmxhdub-gljsrch">
+            <w:hyperlink w:history="1" r:id="rIdrmqo7nqkcqbircmr56mse">
               <w:r>
                 <w:rPr>
                   <w:rFonts w:ascii="Arial" w:cs="Arial" w:eastAsia="Arial" w:hAnsi="Arial"/>
@@ -3871,7 +3871,7 @@
               <w:spacing w:after="10" w:before="0"/>
               <w:ind w:left="120"/>
             </w:pPr>
-            <w:hyperlink w:history="1" r:id="rIds_9fgczncdxghhdwfymcd">
+            <w:hyperlink w:history="1" r:id="rIdprnvobkvgfcic_rj1pq1p">
               <w:r>
                 <w:rPr>
                   <w:rFonts w:ascii="Arial" w:cs="Arial" w:eastAsia="Arial" w:hAnsi="Arial"/>
@@ -3916,7 +3916,7 @@
             <w:pPr>
               <w:spacing w:after="20" w:before="0"/>
             </w:pPr>
-            <w:hyperlink w:history="1" r:id="rId94f2mbmxzbggdfokqc44b">
+            <w:hyperlink w:history="1" r:id="rIdjngarnlvie7eyk1ghz8io">
               <w:r>
                 <w:rPr>
                   <w:rFonts w:ascii="Arial" w:cs="Arial" w:eastAsia="Arial" w:hAnsi="Arial"/>
@@ -3949,7 +3949,7 @@
               <w:spacing w:after="10" w:before="0"/>
               <w:ind w:left="120"/>
             </w:pPr>
-            <w:hyperlink w:history="1" r:id="rIdf--ome-ddkrs43nvpkys6">
+            <w:hyperlink w:history="1" r:id="rId1z2ld_6mtwcwdsvbcmjck">
               <w:r>
                 <w:rPr>
                   <w:rFonts w:ascii="Arial" w:cs="Arial" w:eastAsia="Arial" w:hAnsi="Arial"/>
@@ -4144,7 +4144,7 @@
             <w:pPr>
               <w:spacing w:after="20" w:before="0"/>
             </w:pPr>
-            <w:hyperlink w:history="1" r:id="rIddeluiltsilcngz_6ywxjy">
+            <w:hyperlink w:history="1" r:id="rIdbyhnakowgva56kwcrhbl3">
               <w:r>
                 <w:rPr>
                   <w:rFonts w:ascii="Arial" w:cs="Arial" w:eastAsia="Arial" w:hAnsi="Arial"/>
@@ -4177,7 +4177,7 @@
               <w:spacing w:after="10" w:before="0"/>
               <w:ind w:left="120"/>
             </w:pPr>
-            <w:hyperlink w:history="1" r:id="rIdmgwxazjfweprj5lfnorop">
+            <w:hyperlink w:history="1" r:id="rIdnxn1glawhmlpeug5yhgje">
               <w:r>
                 <w:rPr>
                   <w:rFonts w:ascii="Arial" w:cs="Arial" w:eastAsia="Arial" w:hAnsi="Arial"/>
@@ -4222,7 +4222,7 @@
             <w:pPr>
               <w:spacing w:after="20" w:before="0"/>
             </w:pPr>
-            <w:hyperlink w:history="1" r:id="rId4nnmlhhr2fw3rld4xqy4w">
+            <w:hyperlink w:history="1" r:id="rIdf3zlnzvwdf5iyia3lhpyr">
               <w:r>
                 <w:rPr>
                   <w:rFonts w:ascii="Arial" w:cs="Arial" w:eastAsia="Arial" w:hAnsi="Arial"/>
@@ -4255,7 +4255,7 @@
               <w:spacing w:after="10" w:before="0"/>
               <w:ind w:left="120"/>
             </w:pPr>
-            <w:hyperlink w:history="1" r:id="rIdxyh2s9eblyzm0f_diht1h">
+            <w:hyperlink w:history="1" r:id="rIdh1ynyjg6arj4psqru4zve">
               <w:r>
                 <w:rPr>
                   <w:rFonts w:ascii="Arial" w:cs="Arial" w:eastAsia="Arial" w:hAnsi="Arial"/>
@@ -4450,7 +4450,7 @@
             <w:pPr>
               <w:spacing w:after="20" w:before="0"/>
             </w:pPr>
-            <w:hyperlink w:history="1" r:id="rIdndx7aofj5u9n0xwdoksua">
+            <w:hyperlink w:history="1" r:id="rIdozivy9mws8qvjyvvqhgek">
               <w:r>
                 <w:rPr>
                   <w:rFonts w:ascii="Arial" w:cs="Arial" w:eastAsia="Arial" w:hAnsi="Arial"/>
@@ -4483,7 +4483,7 @@
               <w:spacing w:after="10" w:before="0"/>
               <w:ind w:left="120"/>
             </w:pPr>
-            <w:hyperlink w:history="1" r:id="rIdbcst8ucsjqqul9da1valm">
+            <w:hyperlink w:history="1" r:id="rIdsl_3g36sn-5ydpi-jtmiz">
               <w:r>
                 <w:rPr>
                   <w:rFonts w:ascii="Arial" w:cs="Arial" w:eastAsia="Arial" w:hAnsi="Arial"/>
@@ -4528,7 +4528,7 @@
             <w:pPr>
               <w:spacing w:after="20" w:before="0"/>
             </w:pPr>
-            <w:hyperlink w:history="1" r:id="rId1nvbe5cmebuy4d7hbl1tz">
+            <w:hyperlink w:history="1" r:id="rIdsn5gnscxg2n_ouka0cr-t">
               <w:r>
                 <w:rPr>
                   <w:rFonts w:ascii="Arial" w:cs="Arial" w:eastAsia="Arial" w:hAnsi="Arial"/>
@@ -4561,7 +4561,7 @@
               <w:spacing w:after="10" w:before="0"/>
               <w:ind w:left="120"/>
             </w:pPr>
-            <w:hyperlink w:history="1" r:id="rIdibr6b__j0ocnrjxoch_2q">
+            <w:hyperlink w:history="1" r:id="rIdgcr63gen5gljmvdnf6upb">
               <w:r>
                 <w:rPr>
                   <w:rFonts w:ascii="Arial" w:cs="Arial" w:eastAsia="Arial" w:hAnsi="Arial"/>
@@ -6124,7 +6124,7 @@
             <w:pPr>
               <w:spacing w:after="20" w:before="0"/>
             </w:pPr>
-            <w:hyperlink w:history="1" r:id="rId3ramgk-tqhcnc3ps5h7zw">
+            <w:hyperlink w:history="1" r:id="rIdelek-7vzxt-sb2dwmr-iu">
               <w:r>
                 <w:rPr>
                   <w:rFonts w:ascii="Arial" w:cs="Arial" w:eastAsia="Arial" w:hAnsi="Arial"/>
@@ -6157,7 +6157,7 @@
               <w:spacing w:after="10" w:before="0"/>
               <w:ind w:left="120"/>
             </w:pPr>
-            <w:hyperlink w:history="1" r:id="rIduwtiud64w9pfsd3ehc83z">
+            <w:hyperlink w:history="1" r:id="rIdp9twqzo0mn7tiufclu34r">
               <w:r>
                 <w:rPr>
                   <w:rFonts w:ascii="Arial" w:cs="Arial" w:eastAsia="Arial" w:hAnsi="Arial"/>
@@ -6202,7 +6202,7 @@
             <w:pPr>
               <w:spacing w:after="20" w:before="0"/>
             </w:pPr>
-            <w:hyperlink w:history="1" r:id="rIdhwes1evynvj_pspvby1tb">
+            <w:hyperlink w:history="1" r:id="rId5agjov8lbogyowp2dxaov">
               <w:r>
                 <w:rPr>
                   <w:rFonts w:ascii="Arial" w:cs="Arial" w:eastAsia="Arial" w:hAnsi="Arial"/>
@@ -6235,7 +6235,7 @@
               <w:spacing w:after="10" w:before="0"/>
               <w:ind w:left="120"/>
             </w:pPr>
-            <w:hyperlink w:history="1" r:id="rIdhfd6tzq1d4dpngjg_bi8f">
+            <w:hyperlink w:history="1" r:id="rIdgx0wukfacbgmxv2k97mko">
               <w:r>
                 <w:rPr>
                   <w:rFonts w:ascii="Arial" w:cs="Arial" w:eastAsia="Arial" w:hAnsi="Arial"/>
@@ -6430,7 +6430,7 @@
             <w:pPr>
               <w:spacing w:after="20" w:before="0"/>
             </w:pPr>
-            <w:hyperlink w:history="1" r:id="rIdausj7icn031jx2xriihqv">
+            <w:hyperlink w:history="1" r:id="rId4u1rjjsrxphwgle2cjvik">
               <w:r>
                 <w:rPr>
                   <w:rFonts w:ascii="Arial" w:cs="Arial" w:eastAsia="Arial" w:hAnsi="Arial"/>
@@ -6463,7 +6463,7 @@
               <w:spacing w:after="10" w:before="0"/>
               <w:ind w:left="120"/>
             </w:pPr>
-            <w:hyperlink w:history="1" r:id="rIdfmoyc2a2cikxjxmvqqo-s">
+            <w:hyperlink w:history="1" r:id="rIdkhukolhvdyad0xmge5xgq">
               <w:r>
                 <w:rPr>
                   <w:rFonts w:ascii="Arial" w:cs="Arial" w:eastAsia="Arial" w:hAnsi="Arial"/>
@@ -6508,7 +6508,7 @@
             <w:pPr>
               <w:spacing w:after="20" w:before="0"/>
             </w:pPr>
-            <w:hyperlink w:history="1" r:id="rIdm8pf4tibsowuowy4sp-aq">
+            <w:hyperlink w:history="1" r:id="rIdbridgtc64igd6zakmdzqj">
               <w:r>
                 <w:rPr>
                   <w:rFonts w:ascii="Arial" w:cs="Arial" w:eastAsia="Arial" w:hAnsi="Arial"/>
@@ -6541,7 +6541,7 @@
               <w:spacing w:after="10" w:before="0"/>
               <w:ind w:left="120"/>
             </w:pPr>
-            <w:hyperlink w:history="1" r:id="rId4v49tfltyeysrsrlf762i">
+            <w:hyperlink w:history="1" r:id="rId3nradlcrwi2xgz6gcihuf">
               <w:r>
                 <w:rPr>
                   <w:rFonts w:ascii="Arial" w:cs="Arial" w:eastAsia="Arial" w:hAnsi="Arial"/>
@@ -6736,7 +6736,7 @@
             <w:pPr>
               <w:spacing w:after="20" w:before="0"/>
             </w:pPr>
-            <w:hyperlink w:history="1" r:id="rIddevzhyqydfsb3hkaulery">
+            <w:hyperlink w:history="1" r:id="rIdnujb8psuzuf005hf_9qxx">
               <w:r>
                 <w:rPr>
                   <w:rFonts w:ascii="Arial" w:cs="Arial" w:eastAsia="Arial" w:hAnsi="Arial"/>
@@ -6769,7 +6769,7 @@
               <w:spacing w:after="10" w:before="0"/>
               <w:ind w:left="120"/>
             </w:pPr>
-            <w:hyperlink w:history="1" r:id="rIdm8wdoq5ztcodgiclhy39m">
+            <w:hyperlink w:history="1" r:id="rIdy_knlbjigmbb3l1zdzsai">
               <w:r>
                 <w:rPr>
                   <w:rFonts w:ascii="Arial" w:cs="Arial" w:eastAsia="Arial" w:hAnsi="Arial"/>
@@ -6814,7 +6814,7 @@
             <w:pPr>
               <w:spacing w:after="20" w:before="0"/>
             </w:pPr>
-            <w:hyperlink w:history="1" r:id="rIdta35tvwsqxdretglbhyxe">
+            <w:hyperlink w:history="1" r:id="rId52yi8zstancyimc5ltag8">
               <w:r>
                 <w:rPr>
                   <w:rFonts w:ascii="Arial" w:cs="Arial" w:eastAsia="Arial" w:hAnsi="Arial"/>
@@ -6847,7 +6847,7 @@
               <w:spacing w:after="10" w:before="0"/>
               <w:ind w:left="120"/>
             </w:pPr>
-            <w:hyperlink w:history="1" r:id="rIdwjhlvykhdzez7knwxsl66">
+            <w:hyperlink w:history="1" r:id="rIdgb0gzet28q6_utim4ddjc">
               <w:r>
                 <w:rPr>
                   <w:rFonts w:ascii="Arial" w:cs="Arial" w:eastAsia="Arial" w:hAnsi="Arial"/>
@@ -7042,7 +7042,7 @@
             <w:pPr>
               <w:spacing w:after="20" w:before="0"/>
             </w:pPr>
-            <w:hyperlink w:history="1" r:id="rId_tlwmw5dfuhemx6mkynhn">
+            <w:hyperlink w:history="1" r:id="rIdpb7-yhctmuhqkgu2vciig">
               <w:r>
                 <w:rPr>
                   <w:rFonts w:ascii="Arial" w:cs="Arial" w:eastAsia="Arial" w:hAnsi="Arial"/>
@@ -7075,7 +7075,7 @@
               <w:spacing w:after="10" w:before="0"/>
               <w:ind w:left="120"/>
             </w:pPr>
-            <w:hyperlink w:history="1" r:id="rIdsqeebiz4avxjl8ugkex8y">
+            <w:hyperlink w:history="1" r:id="rIdxxcmymbggwgq1nlzzeyfe">
               <w:r>
                 <w:rPr>
                   <w:rFonts w:ascii="Arial" w:cs="Arial" w:eastAsia="Arial" w:hAnsi="Arial"/>
@@ -7120,7 +7120,7 @@
             <w:pPr>
               <w:spacing w:after="20" w:before="0"/>
             </w:pPr>
-            <w:hyperlink w:history="1" r:id="rIdulpg1defojrt_0_jbnqzd">
+            <w:hyperlink w:history="1" r:id="rIdcocl78htv_--sqf1rhouf">
               <w:r>
                 <w:rPr>
                   <w:rFonts w:ascii="Arial" w:cs="Arial" w:eastAsia="Arial" w:hAnsi="Arial"/>
@@ -7153,7 +7153,7 @@
               <w:spacing w:after="10" w:before="0"/>
               <w:ind w:left="120"/>
             </w:pPr>
-            <w:hyperlink w:history="1" r:id="rIdc6piztd9gfuycij_6k0gv">
+            <w:hyperlink w:history="1" r:id="rId_hlcfaxfawce6gb8xwtep">
               <w:r>
                 <w:rPr>
                   <w:rFonts w:ascii="Arial" w:cs="Arial" w:eastAsia="Arial" w:hAnsi="Arial"/>
@@ -7348,7 +7348,7 @@
             <w:pPr>
               <w:spacing w:after="20" w:before="0"/>
             </w:pPr>
-            <w:hyperlink w:history="1" r:id="rIdwljoezxlttjyifltycyy0">
+            <w:hyperlink w:history="1" r:id="rIdbsfktxjnzz2bdub7mmhif">
               <w:r>
                 <w:rPr>
                   <w:rFonts w:ascii="Arial" w:cs="Arial" w:eastAsia="Arial" w:hAnsi="Arial"/>
@@ -7381,7 +7381,7 @@
               <w:spacing w:after="10" w:before="0"/>
               <w:ind w:left="120"/>
             </w:pPr>
-            <w:hyperlink w:history="1" r:id="rIdgusgl7c1yknxdpm3vtiey">
+            <w:hyperlink w:history="1" r:id="rId60nqh3x7bp0sl9895kvkn">
               <w:r>
                 <w:rPr>
                   <w:rFonts w:ascii="Arial" w:cs="Arial" w:eastAsia="Arial" w:hAnsi="Arial"/>
@@ -7426,7 +7426,7 @@
             <w:pPr>
               <w:spacing w:after="20" w:before="0"/>
             </w:pPr>
-            <w:hyperlink w:history="1" r:id="rIdlgodrofctqsabg7qtd-p6">
+            <w:hyperlink w:history="1" r:id="rIdow6_u-emuzp6oxxbelp1t">
               <w:r>
                 <w:rPr>
                   <w:rFonts w:ascii="Arial" w:cs="Arial" w:eastAsia="Arial" w:hAnsi="Arial"/>
@@ -7459,7 +7459,7 @@
               <w:spacing w:after="10" w:before="0"/>
               <w:ind w:left="120"/>
             </w:pPr>
-            <w:hyperlink w:history="1" r:id="rId6ktbcjllbqvgqexvdymvv">
+            <w:hyperlink w:history="1" r:id="rIdugfdywonj73ybgj2-pmuw">
               <w:r>
                 <w:rPr>
                   <w:rFonts w:ascii="Arial" w:cs="Arial" w:eastAsia="Arial" w:hAnsi="Arial"/>
@@ -8946,7 +8946,7 @@
             <w:pPr>
               <w:spacing w:after="20" w:before="0"/>
             </w:pPr>
-            <w:hyperlink w:history="1" r:id="rIdh3ocmcrrktqkhqthoergt">
+            <w:hyperlink w:history="1" r:id="rIdlmze6h9l6wwor-yfxozz8">
               <w:r>
                 <w:rPr>
                   <w:rFonts w:ascii="Arial" w:cs="Arial" w:eastAsia="Arial" w:hAnsi="Arial"/>
@@ -8979,7 +8979,7 @@
               <w:spacing w:after="10" w:before="0"/>
               <w:ind w:left="120"/>
             </w:pPr>
-            <w:hyperlink w:history="1" r:id="rId2ljqqys2rtgrnseimcmrv">
+            <w:hyperlink w:history="1" r:id="rIdheallzgggtgjhbawqlyvp">
               <w:r>
                 <w:rPr>
                   <w:rFonts w:ascii="Arial" w:cs="Arial" w:eastAsia="Arial" w:hAnsi="Arial"/>
@@ -9024,7 +9024,7 @@
             <w:pPr>
               <w:spacing w:after="20" w:before="0"/>
             </w:pPr>
-            <w:hyperlink w:history="1" r:id="rId0loby1t2xewzao1yvofqj">
+            <w:hyperlink w:history="1" r:id="rIdjhltmzrxzdznmrwsv83iw">
               <w:r>
                 <w:rPr>
                   <w:rFonts w:ascii="Arial" w:cs="Arial" w:eastAsia="Arial" w:hAnsi="Arial"/>
@@ -9057,7 +9057,7 @@
               <w:spacing w:after="10" w:before="0"/>
               <w:ind w:left="120"/>
             </w:pPr>
-            <w:hyperlink w:history="1" r:id="rId7dkp_6b36fazknpvh1g0t">
+            <w:hyperlink w:history="1" r:id="rIdxi33rcvcxrobgvi_c5ygj">
               <w:r>
                 <w:rPr>
                   <w:rFonts w:ascii="Arial" w:cs="Arial" w:eastAsia="Arial" w:hAnsi="Arial"/>
@@ -9252,7 +9252,7 @@
             <w:pPr>
               <w:spacing w:after="20" w:before="0"/>
             </w:pPr>
-            <w:hyperlink w:history="1" r:id="rIdp6tt22fiyttyvojujlayv">
+            <w:hyperlink w:history="1" r:id="rIdamkaaers6ipjav9xtapus">
               <w:r>
                 <w:rPr>
                   <w:rFonts w:ascii="Arial" w:cs="Arial" w:eastAsia="Arial" w:hAnsi="Arial"/>
@@ -9285,7 +9285,7 @@
               <w:spacing w:after="10" w:before="0"/>
               <w:ind w:left="120"/>
             </w:pPr>
-            <w:hyperlink w:history="1" r:id="rIdz3dok86v2rpshpwz8lwzn">
+            <w:hyperlink w:history="1" r:id="rIdmmnaq7hsazgou8jcsky-k">
               <w:r>
                 <w:rPr>
                   <w:rFonts w:ascii="Arial" w:cs="Arial" w:eastAsia="Arial" w:hAnsi="Arial"/>
@@ -9330,7 +9330,7 @@
             <w:pPr>
               <w:spacing w:after="20" w:before="0"/>
             </w:pPr>
-            <w:hyperlink w:history="1" r:id="rIdq8rwcddwgmfjedcjvqrzl">
+            <w:hyperlink w:history="1" r:id="rIduicpllqdt0ifukdiwyjn9">
               <w:r>
                 <w:rPr>
                   <w:rFonts w:ascii="Arial" w:cs="Arial" w:eastAsia="Arial" w:hAnsi="Arial"/>
@@ -9363,7 +9363,7 @@
               <w:spacing w:after="10" w:before="0"/>
               <w:ind w:left="120"/>
             </w:pPr>
-            <w:hyperlink w:history="1" r:id="rId4la4u4bpzgx25xsolwfby">
+            <w:hyperlink w:history="1" r:id="rIdvbsoksktwgxmbkihgydmy">
               <w:r>
                 <w:rPr>
                   <w:rFonts w:ascii="Arial" w:cs="Arial" w:eastAsia="Arial" w:hAnsi="Arial"/>
@@ -9558,7 +9558,7 @@
             <w:pPr>
               <w:spacing w:after="20" w:before="0"/>
             </w:pPr>
-            <w:hyperlink w:history="1" r:id="rId0porskldjmnxb4wwpi7pu">
+            <w:hyperlink w:history="1" r:id="rIdi2ke9tln7iyy3f3ghuhly">
               <w:r>
                 <w:rPr>
                   <w:rFonts w:ascii="Arial" w:cs="Arial" w:eastAsia="Arial" w:hAnsi="Arial"/>
@@ -9591,7 +9591,7 @@
               <w:spacing w:after="10" w:before="0"/>
               <w:ind w:left="120"/>
             </w:pPr>
-            <w:hyperlink w:history="1" r:id="rId4vm-qervlabvwjwpxmqug">
+            <w:hyperlink w:history="1" r:id="rIdflxdgmo3nqtsl0wucogti">
               <w:r>
                 <w:rPr>
                   <w:rFonts w:ascii="Arial" w:cs="Arial" w:eastAsia="Arial" w:hAnsi="Arial"/>
@@ -9636,7 +9636,7 @@
             <w:pPr>
               <w:spacing w:after="20" w:before="0"/>
             </w:pPr>
-            <w:hyperlink w:history="1" r:id="rId2lougnfyipnpfdlq7rsll">
+            <w:hyperlink w:history="1" r:id="rIdqosyz7td5caq6kznhfggf">
               <w:r>
                 <w:rPr>
                   <w:rFonts w:ascii="Arial" w:cs="Arial" w:eastAsia="Arial" w:hAnsi="Arial"/>
@@ -9669,7 +9669,7 @@
               <w:spacing w:after="10" w:before="0"/>
               <w:ind w:left="120"/>
             </w:pPr>
-            <w:hyperlink w:history="1" r:id="rId-fwfdumwl79c5avmtm48y">
+            <w:hyperlink w:history="1" r:id="rIdyojr2sn59ge6hu_rpbctg">
               <w:r>
                 <w:rPr>
                   <w:rFonts w:ascii="Arial" w:cs="Arial" w:eastAsia="Arial" w:hAnsi="Arial"/>
@@ -9864,7 +9864,7 @@
             <w:pPr>
               <w:spacing w:after="20" w:before="0"/>
             </w:pPr>
-            <w:hyperlink w:history="1" r:id="rIdcvjaqgtngf2f35mkw-6as">
+            <w:hyperlink w:history="1" r:id="rIdkbdwwhd9jyfokp8u6resc">
               <w:r>
                 <w:rPr>
                   <w:rFonts w:ascii="Arial" w:cs="Arial" w:eastAsia="Arial" w:hAnsi="Arial"/>
@@ -9897,7 +9897,7 @@
               <w:spacing w:after="10" w:before="0"/>
               <w:ind w:left="120"/>
             </w:pPr>
-            <w:hyperlink w:history="1" r:id="rIdt8iu9674izr-zsr0yytuw">
+            <w:hyperlink w:history="1" r:id="rIdobifx4xuk_ngjlho_hdn6">
               <w:r>
                 <w:rPr>
                   <w:rFonts w:ascii="Arial" w:cs="Arial" w:eastAsia="Arial" w:hAnsi="Arial"/>
@@ -9942,7 +9942,7 @@
             <w:pPr>
               <w:spacing w:after="20" w:before="0"/>
             </w:pPr>
-            <w:hyperlink w:history="1" r:id="rIdxjqfusyi9pq1r6tosvv9b">
+            <w:hyperlink w:history="1" r:id="rIdulucpxpufjeol5sesmfjg">
               <w:r>
                 <w:rPr>
                   <w:rFonts w:ascii="Arial" w:cs="Arial" w:eastAsia="Arial" w:hAnsi="Arial"/>
@@ -9975,7 +9975,7 @@
               <w:spacing w:after="10" w:before="0"/>
               <w:ind w:left="120"/>
             </w:pPr>
-            <w:hyperlink w:history="1" r:id="rIdo3zlmixuc8w5dueysyy1w">
+            <w:hyperlink w:history="1" r:id="rIdg_u49liqvikx2abhwti-1">
               <w:r>
                 <w:rPr>
                   <w:rFonts w:ascii="Arial" w:cs="Arial" w:eastAsia="Arial" w:hAnsi="Arial"/>
@@ -10170,7 +10170,7 @@
             <w:pPr>
               <w:spacing w:after="20" w:before="0"/>
             </w:pPr>
-            <w:hyperlink w:history="1" r:id="rIdb4h709jrzovkc713moajo">
+            <w:hyperlink w:history="1" r:id="rIdmhhve5ear-2wh_niup4yy">
               <w:r>
                 <w:rPr>
                   <w:rFonts w:ascii="Arial" w:cs="Arial" w:eastAsia="Arial" w:hAnsi="Arial"/>
@@ -10203,7 +10203,7 @@
               <w:spacing w:after="10" w:before="0"/>
               <w:ind w:left="120"/>
             </w:pPr>
-            <w:hyperlink w:history="1" r:id="rIdmzfqkvzzunrncpp2f9uhx">
+            <w:hyperlink w:history="1" r:id="rIdnjjiawk-3rwryk2cr4ah6">
               <w:r>
                 <w:rPr>
                   <w:rFonts w:ascii="Arial" w:cs="Arial" w:eastAsia="Arial" w:hAnsi="Arial"/>
@@ -10248,7 +10248,7 @@
             <w:pPr>
               <w:spacing w:after="20" w:before="0"/>
             </w:pPr>
-            <w:hyperlink w:history="1" r:id="rIdrxliytqisi6kwjmfe0iaj">
+            <w:hyperlink w:history="1" r:id="rId1oz0xs6rwzzag5cig1d2p">
               <w:r>
                 <w:rPr>
                   <w:rFonts w:ascii="Arial" w:cs="Arial" w:eastAsia="Arial" w:hAnsi="Arial"/>
@@ -10281,7 +10281,7 @@
               <w:spacing w:after="10" w:before="0"/>
               <w:ind w:left="120"/>
             </w:pPr>
-            <w:hyperlink w:history="1" r:id="rIdgpypqgtaykfzty84ak73e">
+            <w:hyperlink w:history="1" r:id="rIdbppfv38s85qdfh7_8mjiv">
               <w:r>
                 <w:rPr>
                   <w:rFonts w:ascii="Arial" w:cs="Arial" w:eastAsia="Arial" w:hAnsi="Arial"/>
@@ -11768,7 +11768,7 @@
             <w:pPr>
               <w:spacing w:after="20" w:before="0"/>
             </w:pPr>
-            <w:hyperlink w:history="1" r:id="rIduubpvwye0nzcbk0kv3ixc">
+            <w:hyperlink w:history="1" r:id="rIdgcwgvn8ihdtjq4u2fb5ro">
               <w:r>
                 <w:rPr>
                   <w:rFonts w:ascii="Arial" w:cs="Arial" w:eastAsia="Arial" w:hAnsi="Arial"/>
@@ -11801,7 +11801,7 @@
               <w:spacing w:after="10" w:before="0"/>
               <w:ind w:left="120"/>
             </w:pPr>
-            <w:hyperlink w:history="1" r:id="rIdcuck3jtklpdgokzvoljmo">
+            <w:hyperlink w:history="1" r:id="rId1ccojeyafzp6ujtlt3yr-">
               <w:r>
                 <w:rPr>
                   <w:rFonts w:ascii="Arial" w:cs="Arial" w:eastAsia="Arial" w:hAnsi="Arial"/>
@@ -11846,7 +11846,7 @@
             <w:pPr>
               <w:spacing w:after="20" w:before="0"/>
             </w:pPr>
-            <w:hyperlink w:history="1" r:id="rIdqbvj6hyit24dfoam9ebs0">
+            <w:hyperlink w:history="1" r:id="rIdzfsrvj6xt6nbvaxmvhffr">
               <w:r>
                 <w:rPr>
                   <w:rFonts w:ascii="Arial" w:cs="Arial" w:eastAsia="Arial" w:hAnsi="Arial"/>
@@ -11879,7 +11879,7 @@
               <w:spacing w:after="10" w:before="0"/>
               <w:ind w:left="120"/>
             </w:pPr>
-            <w:hyperlink w:history="1" r:id="rIdbzinpu59rg-3h9srm58mf">
+            <w:hyperlink w:history="1" r:id="rIdgths1dfxwepto-6hwf_i2">
               <w:r>
                 <w:rPr>
                   <w:rFonts w:ascii="Arial" w:cs="Arial" w:eastAsia="Arial" w:hAnsi="Arial"/>
@@ -12074,7 +12074,7 @@
             <w:pPr>
               <w:spacing w:after="20" w:before="0"/>
             </w:pPr>
-            <w:hyperlink w:history="1" r:id="rIdsm7goeud1onfsxr-cfevp">
+            <w:hyperlink w:history="1" r:id="rIdh8cf14wtxbghemnlxruy5">
               <w:r>
                 <w:rPr>
                   <w:rFonts w:ascii="Arial" w:cs="Arial" w:eastAsia="Arial" w:hAnsi="Arial"/>
@@ -12107,7 +12107,7 @@
               <w:spacing w:after="10" w:before="0"/>
               <w:ind w:left="120"/>
             </w:pPr>
-            <w:hyperlink w:history="1" r:id="rIdkmkvc1exaz0s4fywywfjb">
+            <w:hyperlink w:history="1" r:id="rIdnl8kqq1cb1u5cwiipq5ab">
               <w:r>
                 <w:rPr>
                   <w:rFonts w:ascii="Arial" w:cs="Arial" w:eastAsia="Arial" w:hAnsi="Arial"/>
@@ -12152,7 +12152,7 @@
             <w:pPr>
               <w:spacing w:after="20" w:before="0"/>
             </w:pPr>
-            <w:hyperlink w:history="1" r:id="rIdrkuwalzi-x1wurt4ssha6">
+            <w:hyperlink w:history="1" r:id="rIdcjfnszrskrqeti66-bfzg">
               <w:r>
                 <w:rPr>
                   <w:rFonts w:ascii="Arial" w:cs="Arial" w:eastAsia="Arial" w:hAnsi="Arial"/>
@@ -12185,7 +12185,7 @@
               <w:spacing w:after="10" w:before="0"/>
               <w:ind w:left="120"/>
             </w:pPr>
-            <w:hyperlink w:history="1" r:id="rIdhiygyakur4rl-b50l2jkk">
+            <w:hyperlink w:history="1" r:id="rId3o09uqjap-smxrguca_bm">
               <w:r>
                 <w:rPr>
                   <w:rFonts w:ascii="Arial" w:cs="Arial" w:eastAsia="Arial" w:hAnsi="Arial"/>
@@ -12380,7 +12380,7 @@
             <w:pPr>
               <w:spacing w:after="20" w:before="0"/>
             </w:pPr>
-            <w:hyperlink w:history="1" r:id="rIdcfssbschjsdha9szkgets">
+            <w:hyperlink w:history="1" r:id="rIdbr0bqksji0cgoijg9ahpg">
               <w:r>
                 <w:rPr>
                   <w:rFonts w:ascii="Arial" w:cs="Arial" w:eastAsia="Arial" w:hAnsi="Arial"/>
@@ -12413,7 +12413,7 @@
               <w:spacing w:after="10" w:before="0"/>
               <w:ind w:left="120"/>
             </w:pPr>
-            <w:hyperlink w:history="1" r:id="rIddk8iie94yorgo3pvrnaqy">
+            <w:hyperlink w:history="1" r:id="rIdxs2m9l4hsgx_qyhuw9iev">
               <w:r>
                 <w:rPr>
                   <w:rFonts w:ascii="Arial" w:cs="Arial" w:eastAsia="Arial" w:hAnsi="Arial"/>
@@ -12458,7 +12458,7 @@
             <w:pPr>
               <w:spacing w:after="20" w:before="0"/>
             </w:pPr>
-            <w:hyperlink w:history="1" r:id="rIdu8oqoiaxv3ohdg9ktly2b">
+            <w:hyperlink w:history="1" r:id="rIdpd0chozp646d1m6tbeiyd">
               <w:r>
                 <w:rPr>
                   <w:rFonts w:ascii="Arial" w:cs="Arial" w:eastAsia="Arial" w:hAnsi="Arial"/>
@@ -12491,7 +12491,7 @@
               <w:spacing w:after="10" w:before="0"/>
               <w:ind w:left="120"/>
             </w:pPr>
-            <w:hyperlink w:history="1" r:id="rId7wl5dgg7bjr0jdaj8imco">
+            <w:hyperlink w:history="1" r:id="rIdgxa_cqqk9mcd_bigcyyys">
               <w:r>
                 <w:rPr>
                   <w:rFonts w:ascii="Arial" w:cs="Arial" w:eastAsia="Arial" w:hAnsi="Arial"/>
@@ -12686,7 +12686,7 @@
             <w:pPr>
               <w:spacing w:after="20" w:before="0"/>
             </w:pPr>
-            <w:hyperlink w:history="1" r:id="rIdunksh-e3mnvt1p79otfzi">
+            <w:hyperlink w:history="1" r:id="rIdohj4sfmvajtfrlhqtirut">
               <w:r>
                 <w:rPr>
                   <w:rFonts w:ascii="Arial" w:cs="Arial" w:eastAsia="Arial" w:hAnsi="Arial"/>
@@ -12719,7 +12719,7 @@
               <w:spacing w:after="10" w:before="0"/>
               <w:ind w:left="120"/>
             </w:pPr>
-            <w:hyperlink w:history="1" r:id="rIdlk7wt-zes9o9_3w74pbl7">
+            <w:hyperlink w:history="1" r:id="rIdoqmrupp7lcfbkgxumuoi4">
               <w:r>
                 <w:rPr>
                   <w:rFonts w:ascii="Arial" w:cs="Arial" w:eastAsia="Arial" w:hAnsi="Arial"/>
@@ -12764,7 +12764,7 @@
             <w:pPr>
               <w:spacing w:after="20" w:before="0"/>
             </w:pPr>
-            <w:hyperlink w:history="1" r:id="rIdj7e40-z106f9szcjm5w83">
+            <w:hyperlink w:history="1" r:id="rId_tmcm4y8f_lnnvmopc5tx">
               <w:r>
                 <w:rPr>
                   <w:rFonts w:ascii="Arial" w:cs="Arial" w:eastAsia="Arial" w:hAnsi="Arial"/>
@@ -12797,7 +12797,7 @@
               <w:spacing w:after="10" w:before="0"/>
               <w:ind w:left="120"/>
             </w:pPr>
-            <w:hyperlink w:history="1" r:id="rIdewoffxswbafls-fmuezmy">
+            <w:hyperlink w:history="1" r:id="rIddgmnj31zn-j28grsipca8">
               <w:r>
                 <w:rPr>
                   <w:rFonts w:ascii="Arial" w:cs="Arial" w:eastAsia="Arial" w:hAnsi="Arial"/>
@@ -12992,7 +12992,7 @@
             <w:pPr>
               <w:spacing w:after="20" w:before="0"/>
             </w:pPr>
-            <w:hyperlink w:history="1" r:id="rIdxlpjdhxl6cjau6pkueq0f">
+            <w:hyperlink w:history="1" r:id="rIdtq8r4nrjkutzr6agafaof">
               <w:r>
                 <w:rPr>
                   <w:rFonts w:ascii="Arial" w:cs="Arial" w:eastAsia="Arial" w:hAnsi="Arial"/>
@@ -13025,7 +13025,7 @@
               <w:spacing w:after="10" w:before="0"/>
               <w:ind w:left="120"/>
             </w:pPr>
-            <w:hyperlink w:history="1" r:id="rIdv6apjchtuhrsrcd2e1-fw">
+            <w:hyperlink w:history="1" r:id="rIdieyj_yrn8qfcs7jpf2frq">
               <w:r>
                 <w:rPr>
                   <w:rFonts w:ascii="Arial" w:cs="Arial" w:eastAsia="Arial" w:hAnsi="Arial"/>
@@ -13070,7 +13070,7 @@
             <w:pPr>
               <w:spacing w:after="20" w:before="0"/>
             </w:pPr>
-            <w:hyperlink w:history="1" r:id="rIdtiz5glrqfdtf4wf02n-hn">
+            <w:hyperlink w:history="1" r:id="rIdh1h2n2o0no6i3pom7ojwm">
               <w:r>
                 <w:rPr>
                   <w:rFonts w:ascii="Arial" w:cs="Arial" w:eastAsia="Arial" w:hAnsi="Arial"/>
@@ -13103,7 +13103,7 @@
               <w:spacing w:after="10" w:before="0"/>
               <w:ind w:left="120"/>
             </w:pPr>
-            <w:hyperlink w:history="1" r:id="rIdydraucwud7gwe1wlvpmw0">
+            <w:hyperlink w:history="1" r:id="rIdj320cn9ea7l66mdhtjjyd">
               <w:r>
                 <w:rPr>
                   <w:rFonts w:ascii="Arial" w:cs="Arial" w:eastAsia="Arial" w:hAnsi="Arial"/>
@@ -14590,7 +14590,7 @@
             <w:pPr>
               <w:spacing w:after="20" w:before="0"/>
             </w:pPr>
-            <w:hyperlink w:history="1" r:id="rIdno1izr7b4meonusgzkzxf">
+            <w:hyperlink w:history="1" r:id="rId1hn7fbqdve-edcsfexshw">
               <w:r>
                 <w:rPr>
                   <w:rFonts w:ascii="Arial" w:cs="Arial" w:eastAsia="Arial" w:hAnsi="Arial"/>
@@ -14623,7 +14623,7 @@
               <w:spacing w:after="10" w:before="0"/>
               <w:ind w:left="120"/>
             </w:pPr>
-            <w:hyperlink w:history="1" r:id="rIdfjhzasdmnf0xwprcvm6ti">
+            <w:hyperlink w:history="1" r:id="rIdbk_tjvhiej22hamxmdlyl">
               <w:r>
                 <w:rPr>
                   <w:rFonts w:ascii="Arial" w:cs="Arial" w:eastAsia="Arial" w:hAnsi="Arial"/>
@@ -14668,7 +14668,7 @@
             <w:pPr>
               <w:spacing w:after="20" w:before="0"/>
             </w:pPr>
-            <w:hyperlink w:history="1" r:id="rIdo8ro15ki6ujug-nmgm4cf">
+            <w:hyperlink w:history="1" r:id="rIdw0sn3t5gwrqvnau4t8c4s">
               <w:r>
                 <w:rPr>
                   <w:rFonts w:ascii="Arial" w:cs="Arial" w:eastAsia="Arial" w:hAnsi="Arial"/>
@@ -14701,7 +14701,7 @@
               <w:spacing w:after="10" w:before="0"/>
               <w:ind w:left="120"/>
             </w:pPr>
-            <w:hyperlink w:history="1" r:id="rId2aewgcoynrlcsg0j9th0x">
+            <w:hyperlink w:history="1" r:id="rIdxw-qlc8gvbkymps9ewawj">
               <w:r>
                 <w:rPr>
                   <w:rFonts w:ascii="Arial" w:cs="Arial" w:eastAsia="Arial" w:hAnsi="Arial"/>
@@ -14896,7 +14896,7 @@
             <w:pPr>
               <w:spacing w:after="20" w:before="0"/>
             </w:pPr>
-            <w:hyperlink w:history="1" r:id="rIdsliy64yfrjwlcfwq2gosw">
+            <w:hyperlink w:history="1" r:id="rIdh0acrujmas61zr9yqfdvt">
               <w:r>
                 <w:rPr>
                   <w:rFonts w:ascii="Arial" w:cs="Arial" w:eastAsia="Arial" w:hAnsi="Arial"/>
@@ -14929,7 +14929,7 @@
               <w:spacing w:after="10" w:before="0"/>
               <w:ind w:left="120"/>
             </w:pPr>
-            <w:hyperlink w:history="1" r:id="rId8kwxeus2rl24pmq5218a-">
+            <w:hyperlink w:history="1" r:id="rIddfih574rvdqww1boy3z9h">
               <w:r>
                 <w:rPr>
                   <w:rFonts w:ascii="Arial" w:cs="Arial" w:eastAsia="Arial" w:hAnsi="Arial"/>
@@ -14974,7 +14974,7 @@
             <w:pPr>
               <w:spacing w:after="20" w:before="0"/>
             </w:pPr>
-            <w:hyperlink w:history="1" r:id="rIdxh2nfkewm7zc-49itffje">
+            <w:hyperlink w:history="1" r:id="rId-2ijpjf61ilqoppnw3hny">
               <w:r>
                 <w:rPr>
                   <w:rFonts w:ascii="Arial" w:cs="Arial" w:eastAsia="Arial" w:hAnsi="Arial"/>
@@ -15007,7 +15007,7 @@
               <w:spacing w:after="10" w:before="0"/>
               <w:ind w:left="120"/>
             </w:pPr>
-            <w:hyperlink w:history="1" r:id="rIdwtqch0urb6vxqljgsoljh">
+            <w:hyperlink w:history="1" r:id="rId8mtxf4u-i_l02cvc4s4_d">
               <w:r>
                 <w:rPr>
                   <w:rFonts w:ascii="Arial" w:cs="Arial" w:eastAsia="Arial" w:hAnsi="Arial"/>
@@ -15202,7 +15202,7 @@
             <w:pPr>
               <w:spacing w:after="20" w:before="0"/>
             </w:pPr>
-            <w:hyperlink w:history="1" r:id="rIdjvhhed2iupvuvxvvxpenp">
+            <w:hyperlink w:history="1" r:id="rId_cv7sjj8vrc890zgvihdi">
               <w:r>
                 <w:rPr>
                   <w:rFonts w:ascii="Arial" w:cs="Arial" w:eastAsia="Arial" w:hAnsi="Arial"/>
@@ -15235,7 +15235,7 @@
               <w:spacing w:after="10" w:before="0"/>
               <w:ind w:left="120"/>
             </w:pPr>
-            <w:hyperlink w:history="1" r:id="rId75h6bq8ipq8_dcemv-yhw">
+            <w:hyperlink w:history="1" r:id="rId9vc1p4dctmb79tq_hfukf">
               <w:r>
                 <w:rPr>
                   <w:rFonts w:ascii="Arial" w:cs="Arial" w:eastAsia="Arial" w:hAnsi="Arial"/>
@@ -15280,7 +15280,7 @@
             <w:pPr>
               <w:spacing w:after="20" w:before="0"/>
             </w:pPr>
-            <w:hyperlink w:history="1" r:id="rIdwz1pxpvnz6swlsnlmyrcl">
+            <w:hyperlink w:history="1" r:id="rIdbcux4m8xxwduuhuwdk0oi">
               <w:r>
                 <w:rPr>
                   <w:rFonts w:ascii="Arial" w:cs="Arial" w:eastAsia="Arial" w:hAnsi="Arial"/>
@@ -15313,7 +15313,7 @@
               <w:spacing w:after="10" w:before="0"/>
               <w:ind w:left="120"/>
             </w:pPr>
-            <w:hyperlink w:history="1" r:id="rIdb-dqjfo3hts3uj7sezplv">
+            <w:hyperlink w:history="1" r:id="rIdu2vvnfego1khvgwybkyej">
               <w:r>
                 <w:rPr>
                   <w:rFonts w:ascii="Arial" w:cs="Arial" w:eastAsia="Arial" w:hAnsi="Arial"/>
@@ -15508,7 +15508,7 @@
             <w:pPr>
               <w:spacing w:after="20" w:before="0"/>
             </w:pPr>
-            <w:hyperlink w:history="1" r:id="rIdsqbnlkphmuzhbce5tgk7s">
+            <w:hyperlink w:history="1" r:id="rIduhso4pz8icsrmyqmvuzhm">
               <w:r>
                 <w:rPr>
                   <w:rFonts w:ascii="Arial" w:cs="Arial" w:eastAsia="Arial" w:hAnsi="Arial"/>
@@ -15541,7 +15541,7 @@
               <w:spacing w:after="10" w:before="0"/>
               <w:ind w:left="120"/>
             </w:pPr>
-            <w:hyperlink w:history="1" r:id="rIdk6bdjig6r8oe152jzfapw">
+            <w:hyperlink w:history="1" r:id="rIdlswld5tx_6zybklayak72">
               <w:r>
                 <w:rPr>
                   <w:rFonts w:ascii="Arial" w:cs="Arial" w:eastAsia="Arial" w:hAnsi="Arial"/>
@@ -15586,7 +15586,7 @@
             <w:pPr>
               <w:spacing w:after="20" w:before="0"/>
             </w:pPr>
-            <w:hyperlink w:history="1" r:id="rIdtdhfbqlw5prixw4mpsavp">
+            <w:hyperlink w:history="1" r:id="rIdewyh5l2jlty4ym-x8eagt">
               <w:r>
                 <w:rPr>
                   <w:rFonts w:ascii="Arial" w:cs="Arial" w:eastAsia="Arial" w:hAnsi="Arial"/>
@@ -15619,7 +15619,7 @@
               <w:spacing w:after="10" w:before="0"/>
               <w:ind w:left="120"/>
             </w:pPr>
-            <w:hyperlink w:history="1" r:id="rIdthzvhubbfdqzunrkv5q9o">
+            <w:hyperlink w:history="1" r:id="rIdyecsc5y5fpi6a7okvcben">
               <w:r>
                 <w:rPr>
                   <w:rFonts w:ascii="Arial" w:cs="Arial" w:eastAsia="Arial" w:hAnsi="Arial"/>
@@ -15814,7 +15814,7 @@
             <w:pPr>
               <w:spacing w:after="20" w:before="0"/>
             </w:pPr>
-            <w:hyperlink w:history="1" r:id="rId0wsj2yyeun5txwscctvwx">
+            <w:hyperlink w:history="1" r:id="rIdsvhjmssjiznb2j6mjzmoi">
               <w:r>
                 <w:rPr>
                   <w:rFonts w:ascii="Arial" w:cs="Arial" w:eastAsia="Arial" w:hAnsi="Arial"/>
@@ -15847,7 +15847,7 @@
               <w:spacing w:after="10" w:before="0"/>
               <w:ind w:left="120"/>
             </w:pPr>
-            <w:hyperlink w:history="1" r:id="rIdrqqvj3_fm0igq9bfaoeui">
+            <w:hyperlink w:history="1" r:id="rIdha7alo0glcnmb7wuehtel">
               <w:r>
                 <w:rPr>
                   <w:rFonts w:ascii="Arial" w:cs="Arial" w:eastAsia="Arial" w:hAnsi="Arial"/>
@@ -15892,7 +15892,7 @@
             <w:pPr>
               <w:spacing w:after="20" w:before="0"/>
             </w:pPr>
-            <w:hyperlink w:history="1" r:id="rId8ltjlsxdomb2btruams7_">
+            <w:hyperlink w:history="1" r:id="rIdbq1him0xnx8yhjnsq_tfx">
               <w:r>
                 <w:rPr>
                   <w:rFonts w:ascii="Arial" w:cs="Arial" w:eastAsia="Arial" w:hAnsi="Arial"/>
@@ -15925,7 +15925,7 @@
               <w:spacing w:after="10" w:before="0"/>
               <w:ind w:left="120"/>
             </w:pPr>
-            <w:hyperlink w:history="1" r:id="rIddk23pwua9zvl-ictqfuhd">
+            <w:hyperlink w:history="1" r:id="rIdylr2mfaiytuhcawcmctfp">
               <w:r>
                 <w:rPr>
                   <w:rFonts w:ascii="Arial" w:cs="Arial" w:eastAsia="Arial" w:hAnsi="Arial"/>
@@ -17412,7 +17412,7 @@
             <w:pPr>
               <w:spacing w:after="20" w:before="0"/>
             </w:pPr>
-            <w:hyperlink w:history="1" r:id="rIdllbenhk3hmwh3oruwhjvk">
+            <w:hyperlink w:history="1" r:id="rIdu5wejxjo1ydlut78wnpnp">
               <w:r>
                 <w:rPr>
                   <w:rFonts w:ascii="Arial" w:cs="Arial" w:eastAsia="Arial" w:hAnsi="Arial"/>
@@ -17445,7 +17445,7 @@
               <w:spacing w:after="10" w:before="0"/>
               <w:ind w:left="120"/>
             </w:pPr>
-            <w:hyperlink w:history="1" r:id="rId5eghymmituryf1zk-_fea">
+            <w:hyperlink w:history="1" r:id="rIdbx854hvgwba0hohuzh6rs">
               <w:r>
                 <w:rPr>
                   <w:rFonts w:ascii="Arial" w:cs="Arial" w:eastAsia="Arial" w:hAnsi="Arial"/>
@@ -17490,7 +17490,7 @@
             <w:pPr>
               <w:spacing w:after="20" w:before="0"/>
             </w:pPr>
-            <w:hyperlink w:history="1" r:id="rIdqmhk8kjuqco1vwe7tbzyg">
+            <w:hyperlink w:history="1" r:id="rIdzbwnosn8vacum3svewols">
               <w:r>
                 <w:rPr>
                   <w:rFonts w:ascii="Arial" w:cs="Arial" w:eastAsia="Arial" w:hAnsi="Arial"/>
@@ -17523,7 +17523,7 @@
               <w:spacing w:after="10" w:before="0"/>
               <w:ind w:left="120"/>
             </w:pPr>
-            <w:hyperlink w:history="1" r:id="rIdfyw1ngnejvwmokje8xqfl">
+            <w:hyperlink w:history="1" r:id="rIdfrnjvxwnv-rv7e0qwknpw">
               <w:r>
                 <w:rPr>
                   <w:rFonts w:ascii="Arial" w:cs="Arial" w:eastAsia="Arial" w:hAnsi="Arial"/>
@@ -17718,7 +17718,7 @@
             <w:pPr>
               <w:spacing w:after="20" w:before="0"/>
             </w:pPr>
-            <w:hyperlink w:history="1" r:id="rIdiaskxcbxngb41-usd6fz1">
+            <w:hyperlink w:history="1" r:id="rId-3vvnjgctwxtpz-gxxbky">
               <w:r>
                 <w:rPr>
                   <w:rFonts w:ascii="Arial" w:cs="Arial" w:eastAsia="Arial" w:hAnsi="Arial"/>
@@ -17751,7 +17751,7 @@
               <w:spacing w:after="10" w:before="0"/>
               <w:ind w:left="120"/>
             </w:pPr>
-            <w:hyperlink w:history="1" r:id="rIds-fp3p3st_g8s7dr30fpm">
+            <w:hyperlink w:history="1" r:id="rId-sjs1rpdcvd4aiqupe6uh">
               <w:r>
                 <w:rPr>
                   <w:rFonts w:ascii="Arial" w:cs="Arial" w:eastAsia="Arial" w:hAnsi="Arial"/>
@@ -17796,7 +17796,7 @@
             <w:pPr>
               <w:spacing w:after="20" w:before="0"/>
             </w:pPr>
-            <w:hyperlink w:history="1" r:id="rIdabhk08j-qdh2bxevgvxzv">
+            <w:hyperlink w:history="1" r:id="rIdssxij9v7pw6ca9d9u6dmi">
               <w:r>
                 <w:rPr>
                   <w:rFonts w:ascii="Arial" w:cs="Arial" w:eastAsia="Arial" w:hAnsi="Arial"/>
@@ -17829,7 +17829,7 @@
               <w:spacing w:after="10" w:before="0"/>
               <w:ind w:left="120"/>
             </w:pPr>
-            <w:hyperlink w:history="1" r:id="rIdzxqgzcds0umxwvfvslwt0">
+            <w:hyperlink w:history="1" r:id="rIdf3iw51q9aacseodclqxcm">
               <w:r>
                 <w:rPr>
                   <w:rFonts w:ascii="Arial" w:cs="Arial" w:eastAsia="Arial" w:hAnsi="Arial"/>
@@ -18024,7 +18024,7 @@
             <w:pPr>
               <w:spacing w:after="20" w:before="0"/>
             </w:pPr>
-            <w:hyperlink w:history="1" r:id="rId77fqwmztoffzm5ef9d1pg">
+            <w:hyperlink w:history="1" r:id="rIdfbczxejeei8kqzwrbddnp">
               <w:r>
                 <w:rPr>
                   <w:rFonts w:ascii="Arial" w:cs="Arial" w:eastAsia="Arial" w:hAnsi="Arial"/>
@@ -18057,7 +18057,7 @@
               <w:spacing w:after="10" w:before="0"/>
               <w:ind w:left="120"/>
             </w:pPr>
-            <w:hyperlink w:history="1" r:id="rId_8b297uqlov_ebf8uc_lv">
+            <w:hyperlink w:history="1" r:id="rIdaqjn6mzvme4lskfupf_yw">
               <w:r>
                 <w:rPr>
                   <w:rFonts w:ascii="Arial" w:cs="Arial" w:eastAsia="Arial" w:hAnsi="Arial"/>
@@ -18102,7 +18102,7 @@
             <w:pPr>
               <w:spacing w:after="20" w:before="0"/>
             </w:pPr>
-            <w:hyperlink w:history="1" r:id="rIdhvhxyrll_suiyfbmwyjvw">
+            <w:hyperlink w:history="1" r:id="rIdgkhshsj4oivp6g0ehmjfj">
               <w:r>
                 <w:rPr>
                   <w:rFonts w:ascii="Arial" w:cs="Arial" w:eastAsia="Arial" w:hAnsi="Arial"/>
@@ -18135,7 +18135,7 @@
               <w:spacing w:after="10" w:before="0"/>
               <w:ind w:left="120"/>
             </w:pPr>
-            <w:hyperlink w:history="1" r:id="rId_hqde-szze91ikzob2p0z">
+            <w:hyperlink w:history="1" r:id="rId7dvpmehc7p-f035kty_sf">
               <w:r>
                 <w:rPr>
                   <w:rFonts w:ascii="Arial" w:cs="Arial" w:eastAsia="Arial" w:hAnsi="Arial"/>
@@ -18330,7 +18330,7 @@
             <w:pPr>
               <w:spacing w:after="20" w:before="0"/>
             </w:pPr>
-            <w:hyperlink w:history="1" r:id="rIdbeeulnrs_dhmxwjexc-ar">
+            <w:hyperlink w:history="1" r:id="rId_rn0ddxvm8qf8pev05e3f">
               <w:r>
                 <w:rPr>
                   <w:rFonts w:ascii="Arial" w:cs="Arial" w:eastAsia="Arial" w:hAnsi="Arial"/>
@@ -18363,7 +18363,7 @@
               <w:spacing w:after="10" w:before="0"/>
               <w:ind w:left="120"/>
             </w:pPr>
-            <w:hyperlink w:history="1" r:id="rIddkyxwrokxoz4ixnfjyqtj">
+            <w:hyperlink w:history="1" r:id="rIdbmkry5aptqfhkxek_nhxn">
               <w:r>
                 <w:rPr>
                   <w:rFonts w:ascii="Arial" w:cs="Arial" w:eastAsia="Arial" w:hAnsi="Arial"/>
@@ -18408,7 +18408,7 @@
             <w:pPr>
               <w:spacing w:after="20" w:before="0"/>
             </w:pPr>
-            <w:hyperlink w:history="1" r:id="rIdlecozse6ppt6acabkxu9a">
+            <w:hyperlink w:history="1" r:id="rIdlmn7z5wk6ahgdnfmebtmb">
               <w:r>
                 <w:rPr>
                   <w:rFonts w:ascii="Arial" w:cs="Arial" w:eastAsia="Arial" w:hAnsi="Arial"/>
@@ -18441,7 +18441,7 @@
               <w:spacing w:after="10" w:before="0"/>
               <w:ind w:left="120"/>
             </w:pPr>
-            <w:hyperlink w:history="1" r:id="rIdlnt3j2qvahsflubosca3q">
+            <w:hyperlink w:history="1" r:id="rIdvgrtvqcewybomksg4gjzp">
               <w:r>
                 <w:rPr>
                   <w:rFonts w:ascii="Arial" w:cs="Arial" w:eastAsia="Arial" w:hAnsi="Arial"/>
@@ -18636,7 +18636,7 @@
             <w:pPr>
               <w:spacing w:after="20" w:before="0"/>
             </w:pPr>
-            <w:hyperlink w:history="1" r:id="rIdhcens6vh7babcp-qdm_5p">
+            <w:hyperlink w:history="1" r:id="rIdjy-9przhr96d6pasjptmm">
               <w:r>
                 <w:rPr>
                   <w:rFonts w:ascii="Arial" w:cs="Arial" w:eastAsia="Arial" w:hAnsi="Arial"/>
@@ -18669,7 +18669,7 @@
               <w:spacing w:after="10" w:before="0"/>
               <w:ind w:left="120"/>
             </w:pPr>
-            <w:hyperlink w:history="1" r:id="rIdzigb2fmeyeou4qeujdzkx">
+            <w:hyperlink w:history="1" r:id="rId9x3pobedvo8svl6ixgfkq">
               <w:r>
                 <w:rPr>
                   <w:rFonts w:ascii="Arial" w:cs="Arial" w:eastAsia="Arial" w:hAnsi="Arial"/>
@@ -18714,7 +18714,7 @@
             <w:pPr>
               <w:spacing w:after="20" w:before="0"/>
             </w:pPr>
-            <w:hyperlink w:history="1" r:id="rIdisd1ysysemnz9rkhv2juy">
+            <w:hyperlink w:history="1" r:id="rIdgep-ycrm8totchb-coj_t">
               <w:r>
                 <w:rPr>
                   <w:rFonts w:ascii="Arial" w:cs="Arial" w:eastAsia="Arial" w:hAnsi="Arial"/>
@@ -18747,7 +18747,7 @@
               <w:spacing w:after="10" w:before="0"/>
               <w:ind w:left="120"/>
             </w:pPr>
-            <w:hyperlink w:history="1" r:id="rId5mmc9_h3nes4lsjt-d9fd">
+            <w:hyperlink w:history="1" r:id="rIde8ennine7u3mdphh_loxe">
               <w:r>
                 <w:rPr>
                   <w:rFonts w:ascii="Arial" w:cs="Arial" w:eastAsia="Arial" w:hAnsi="Arial"/>
@@ -20348,7 +20348,7 @@
             <w:pPr>
               <w:spacing w:after="20" w:before="0"/>
             </w:pPr>
-            <w:hyperlink w:history="1" r:id="rIder_xeddcov8dyrqcubt6x">
+            <w:hyperlink w:history="1" r:id="rIdsdyfyabfjjdb1lohgrh7f">
               <w:r>
                 <w:rPr>
                   <w:rFonts w:ascii="Arial" w:cs="Arial" w:eastAsia="Arial" w:hAnsi="Arial"/>
@@ -20381,7 +20381,7 @@
               <w:spacing w:after="10" w:before="0"/>
               <w:ind w:left="120"/>
             </w:pPr>
-            <w:hyperlink w:history="1" r:id="rIdy-efev2hfn19rqbooyh1y">
+            <w:hyperlink w:history="1" r:id="rIdxo6zrrsulj-c1ewgfrpjw">
               <w:r>
                 <w:rPr>
                   <w:rFonts w:ascii="Arial" w:cs="Arial" w:eastAsia="Arial" w:hAnsi="Arial"/>
@@ -20426,7 +20426,7 @@
             <w:pPr>
               <w:spacing w:after="20" w:before="0"/>
             </w:pPr>
-            <w:hyperlink w:history="1" r:id="rIdbggqzo29mk4sxzg2hc3le">
+            <w:hyperlink w:history="1" r:id="rIdkk6ooxj7kewvdqsnvgy6z">
               <w:r>
                 <w:rPr>
                   <w:rFonts w:ascii="Arial" w:cs="Arial" w:eastAsia="Arial" w:hAnsi="Arial"/>
@@ -20459,7 +20459,7 @@
               <w:spacing w:after="10" w:before="0"/>
               <w:ind w:left="120"/>
             </w:pPr>
-            <w:hyperlink w:history="1" r:id="rIddvo6cr1cugyuv7pn5tqda">
+            <w:hyperlink w:history="1" r:id="rId031kuszeemvd92dxj6msv">
               <w:r>
                 <w:rPr>
                   <w:rFonts w:ascii="Arial" w:cs="Arial" w:eastAsia="Arial" w:hAnsi="Arial"/>
@@ -20654,7 +20654,7 @@
             <w:pPr>
               <w:spacing w:after="20" w:before="0"/>
             </w:pPr>
-            <w:hyperlink w:history="1" r:id="rIdfh7jagdd47bzyrvcyj8fg">
+            <w:hyperlink w:history="1" r:id="rIdsgapphdddfxnjdmyx9dii">
               <w:r>
                 <w:rPr>
                   <w:rFonts w:ascii="Arial" w:cs="Arial" w:eastAsia="Arial" w:hAnsi="Arial"/>
@@ -20687,7 +20687,7 @@
               <w:spacing w:after="10" w:before="0"/>
               <w:ind w:left="120"/>
             </w:pPr>
-            <w:hyperlink w:history="1" r:id="rIdy_d-x_hbkoti1ru-c66lh">
+            <w:hyperlink w:history="1" r:id="rIdn_ghy74i-vghsvu2mhfqe">
               <w:r>
                 <w:rPr>
                   <w:rFonts w:ascii="Arial" w:cs="Arial" w:eastAsia="Arial" w:hAnsi="Arial"/>
@@ -20732,7 +20732,7 @@
             <w:pPr>
               <w:spacing w:after="20" w:before="0"/>
             </w:pPr>
-            <w:hyperlink w:history="1" r:id="rIddqc4st5s63qwo78pus3jv">
+            <w:hyperlink w:history="1" r:id="rId5yo_fmeaejvsdkzwwylbm">
               <w:r>
                 <w:rPr>
                   <w:rFonts w:ascii="Arial" w:cs="Arial" w:eastAsia="Arial" w:hAnsi="Arial"/>
@@ -20765,7 +20765,7 @@
               <w:spacing w:after="10" w:before="0"/>
               <w:ind w:left="120"/>
             </w:pPr>
-            <w:hyperlink w:history="1" r:id="rId-72okkgde7fqoepqlrqnw">
+            <w:hyperlink w:history="1" r:id="rId6afwibmfrklwijyzdw59v">
               <w:r>
                 <w:rPr>
                   <w:rFonts w:ascii="Arial" w:cs="Arial" w:eastAsia="Arial" w:hAnsi="Arial"/>
@@ -20960,7 +20960,7 @@
             <w:pPr>
               <w:spacing w:after="20" w:before="0"/>
             </w:pPr>
-            <w:hyperlink w:history="1" r:id="rIdm2exhtmviso8pvyuo0kdv">
+            <w:hyperlink w:history="1" r:id="rIdmctl1yp87ensllygthgl4">
               <w:r>
                 <w:rPr>
                   <w:rFonts w:ascii="Arial" w:cs="Arial" w:eastAsia="Arial" w:hAnsi="Arial"/>
@@ -20993,7 +20993,7 @@
               <w:spacing w:after="10" w:before="0"/>
               <w:ind w:left="120"/>
             </w:pPr>
-            <w:hyperlink w:history="1" r:id="rIdmmuiuoytuhotfyvgdke4x">
+            <w:hyperlink w:history="1" r:id="rIdzt3rskty8oo_uxhhzp2ot">
               <w:r>
                 <w:rPr>
                   <w:rFonts w:ascii="Arial" w:cs="Arial" w:eastAsia="Arial" w:hAnsi="Arial"/>
@@ -21038,7 +21038,7 @@
             <w:pPr>
               <w:spacing w:after="20" w:before="0"/>
             </w:pPr>
-            <w:hyperlink w:history="1" r:id="rId0thlvmrftrvtwtk4reqx5">
+            <w:hyperlink w:history="1" r:id="rIdykoqnebdl9bry0dm7qu6v">
               <w:r>
                 <w:rPr>
                   <w:rFonts w:ascii="Arial" w:cs="Arial" w:eastAsia="Arial" w:hAnsi="Arial"/>
@@ -21071,7 +21071,7 @@
               <w:spacing w:after="10" w:before="0"/>
               <w:ind w:left="120"/>
             </w:pPr>
-            <w:hyperlink w:history="1" r:id="rIdq86z4pyug8mtwl7jiyqbx">
+            <w:hyperlink w:history="1" r:id="rIdqijnrc_esqppqxolbeara">
               <w:r>
                 <w:rPr>
                   <w:rFonts w:ascii="Arial" w:cs="Arial" w:eastAsia="Arial" w:hAnsi="Arial"/>
@@ -21266,7 +21266,7 @@
             <w:pPr>
               <w:spacing w:after="20" w:before="0"/>
             </w:pPr>
-            <w:hyperlink w:history="1" r:id="rIdl5bkh0k9xcmfwyioj9dnb">
+            <w:hyperlink w:history="1" r:id="rId27_gyeovjl3jmben3kmio">
               <w:r>
                 <w:rPr>
                   <w:rFonts w:ascii="Arial" w:cs="Arial" w:eastAsia="Arial" w:hAnsi="Arial"/>
@@ -21299,7 +21299,7 @@
               <w:spacing w:after="10" w:before="0"/>
               <w:ind w:left="120"/>
             </w:pPr>
-            <w:hyperlink w:history="1" r:id="rIdplu_slxpkyatwbg7b4kqi">
+            <w:hyperlink w:history="1" r:id="rIdi01kyzitajlfpfaj_yiyi">
               <w:r>
                 <w:rPr>
                   <w:rFonts w:ascii="Arial" w:cs="Arial" w:eastAsia="Arial" w:hAnsi="Arial"/>
@@ -21344,7 +21344,7 @@
             <w:pPr>
               <w:spacing w:after="20" w:before="0"/>
             </w:pPr>
-            <w:hyperlink w:history="1" r:id="rIdgxlyuwbpehz6aimbxdiuz">
+            <w:hyperlink w:history="1" r:id="rId2yrrxb2apsoevunkqlm5k">
               <w:r>
                 <w:rPr>
                   <w:rFonts w:ascii="Arial" w:cs="Arial" w:eastAsia="Arial" w:hAnsi="Arial"/>
@@ -21377,7 +21377,7 @@
               <w:spacing w:after="10" w:before="0"/>
               <w:ind w:left="120"/>
             </w:pPr>
-            <w:hyperlink w:history="1" r:id="rId4vgs61jxi-ksst-ja3tla">
+            <w:hyperlink w:history="1" r:id="rIdvvmnfdz63pkc35qws2blc">
               <w:r>
                 <w:rPr>
                   <w:rFonts w:ascii="Arial" w:cs="Arial" w:eastAsia="Arial" w:hAnsi="Arial"/>
@@ -21572,7 +21572,7 @@
             <w:pPr>
               <w:spacing w:after="20" w:before="0"/>
             </w:pPr>
-            <w:hyperlink w:history="1" r:id="rId83yg9nolfu170bwmuee_i">
+            <w:hyperlink w:history="1" r:id="rIdzsexhxs8hnq9kmocqiww7">
               <w:r>
                 <w:rPr>
                   <w:rFonts w:ascii="Arial" w:cs="Arial" w:eastAsia="Arial" w:hAnsi="Arial"/>
@@ -21605,7 +21605,7 @@
               <w:spacing w:after="10" w:before="0"/>
               <w:ind w:left="120"/>
             </w:pPr>
-            <w:hyperlink w:history="1" r:id="rIddn8rzzmgdembmyeoyxgsu">
+            <w:hyperlink w:history="1" r:id="rId2j6ikykszwmldmf13veyf">
               <w:r>
                 <w:rPr>
                   <w:rFonts w:ascii="Arial" w:cs="Arial" w:eastAsia="Arial" w:hAnsi="Arial"/>
@@ -21650,7 +21650,7 @@
             <w:pPr>
               <w:spacing w:after="20" w:before="0"/>
             </w:pPr>
-            <w:hyperlink w:history="1" r:id="rIdevpbtvi2wfn7xwea5naqp">
+            <w:hyperlink w:history="1" r:id="rIdexqhnhqjbmlmijwgpkr0n">
               <w:r>
                 <w:rPr>
                   <w:rFonts w:ascii="Arial" w:cs="Arial" w:eastAsia="Arial" w:hAnsi="Arial"/>
@@ -21683,7 +21683,7 @@
               <w:spacing w:after="10" w:before="0"/>
               <w:ind w:left="120"/>
             </w:pPr>
-            <w:hyperlink w:history="1" r:id="rId6efrlepemtweyyw0a6j8t">
+            <w:hyperlink w:history="1" r:id="rId1sd4gvx1sd8n8hgdzntct">
               <w:r>
                 <w:rPr>
                   <w:rFonts w:ascii="Arial" w:cs="Arial" w:eastAsia="Arial" w:hAnsi="Arial"/>
@@ -23170,7 +23170,7 @@
             <w:pPr>
               <w:spacing w:after="20" w:before="0"/>
             </w:pPr>
-            <w:hyperlink w:history="1" r:id="rIdhe-ojjk5e3ufeut1qf806">
+            <w:hyperlink w:history="1" r:id="rIdqp_kmqeeug5znutu2nwu-">
               <w:r>
                 <w:rPr>
                   <w:rFonts w:ascii="Arial" w:cs="Arial" w:eastAsia="Arial" w:hAnsi="Arial"/>
@@ -23203,7 +23203,7 @@
               <w:spacing w:after="10" w:before="0"/>
               <w:ind w:left="120"/>
             </w:pPr>
-            <w:hyperlink w:history="1" r:id="rIdjoyjk1cb-zvv0dn3ztkvk">
+            <w:hyperlink w:history="1" r:id="rIdpc7qk0huoohdagql6xrxt">
               <w:r>
                 <w:rPr>
                   <w:rFonts w:ascii="Arial" w:cs="Arial" w:eastAsia="Arial" w:hAnsi="Arial"/>
@@ -23248,7 +23248,7 @@
             <w:pPr>
               <w:spacing w:after="20" w:before="0"/>
             </w:pPr>
-            <w:hyperlink w:history="1" r:id="rIdwqfrlsrvpjdxseb7wwqkt">
+            <w:hyperlink w:history="1" r:id="rId93tl4k7-peavlqiqagano">
               <w:r>
                 <w:rPr>
                   <w:rFonts w:ascii="Arial" w:cs="Arial" w:eastAsia="Arial" w:hAnsi="Arial"/>
@@ -23281,7 +23281,7 @@
               <w:spacing w:after="10" w:before="0"/>
               <w:ind w:left="120"/>
             </w:pPr>
-            <w:hyperlink w:history="1" r:id="rId5zbmgfncmmwngggvfye_j">
+            <w:hyperlink w:history="1" r:id="rIdctoecujbgs3taitcbobwn">
               <w:r>
                 <w:rPr>
                   <w:rFonts w:ascii="Arial" w:cs="Arial" w:eastAsia="Arial" w:hAnsi="Arial"/>
@@ -23476,7 +23476,7 @@
             <w:pPr>
               <w:spacing w:after="20" w:before="0"/>
             </w:pPr>
-            <w:hyperlink w:history="1" r:id="rIdtvmlg1axt0otx_8vjkjri">
+            <w:hyperlink w:history="1" r:id="rIdukbde4fa1qfyanzyfoov9">
               <w:r>
                 <w:rPr>
                   <w:rFonts w:ascii="Arial" w:cs="Arial" w:eastAsia="Arial" w:hAnsi="Arial"/>
@@ -23509,7 +23509,7 @@
               <w:spacing w:after="10" w:before="0"/>
               <w:ind w:left="120"/>
             </w:pPr>
-            <w:hyperlink w:history="1" r:id="rIdayzn6nycqqsspjtctqpyo">
+            <w:hyperlink w:history="1" r:id="rIds1nsvl9wsdthjokl2cze4">
               <w:r>
                 <w:rPr>
                   <w:rFonts w:ascii="Arial" w:cs="Arial" w:eastAsia="Arial" w:hAnsi="Arial"/>
@@ -23554,7 +23554,7 @@
             <w:pPr>
               <w:spacing w:after="20" w:before="0"/>
             </w:pPr>
-            <w:hyperlink w:history="1" r:id="rIdc0gho2ua7lerw7p5tfomd">
+            <w:hyperlink w:history="1" r:id="rIdpwgynplusyxzmuedtpv92">
               <w:r>
                 <w:rPr>
                   <w:rFonts w:ascii="Arial" w:cs="Arial" w:eastAsia="Arial" w:hAnsi="Arial"/>
@@ -23587,7 +23587,7 @@
               <w:spacing w:after="10" w:before="0"/>
               <w:ind w:left="120"/>
             </w:pPr>
-            <w:hyperlink w:history="1" r:id="rIdqi3u8wmwayzujyhaajjnt">
+            <w:hyperlink w:history="1" r:id="rIdxa3u05swufcydfnl0qvs_">
               <w:r>
                 <w:rPr>
                   <w:rFonts w:ascii="Arial" w:cs="Arial" w:eastAsia="Arial" w:hAnsi="Arial"/>
@@ -23782,7 +23782,7 @@
             <w:pPr>
               <w:spacing w:after="20" w:before="0"/>
             </w:pPr>
-            <w:hyperlink w:history="1" r:id="rIdewrtgfqkiek_m6mrppgtw">
+            <w:hyperlink w:history="1" r:id="rIdcebm7vhhs5dqujmoago4s">
               <w:r>
                 <w:rPr>
                   <w:rFonts w:ascii="Arial" w:cs="Arial" w:eastAsia="Arial" w:hAnsi="Arial"/>
@@ -23815,7 +23815,7 @@
               <w:spacing w:after="10" w:before="0"/>
               <w:ind w:left="120"/>
             </w:pPr>
-            <w:hyperlink w:history="1" r:id="rIdnicznukbfbqr3djyys8zy">
+            <w:hyperlink w:history="1" r:id="rIdwrch0c0b5kfa6j0ljhqz8">
               <w:r>
                 <w:rPr>
                   <w:rFonts w:ascii="Arial" w:cs="Arial" w:eastAsia="Arial" w:hAnsi="Arial"/>
@@ -23860,7 +23860,7 @@
             <w:pPr>
               <w:spacing w:after="20" w:before="0"/>
             </w:pPr>
-            <w:hyperlink w:history="1" r:id="rIdurcttsdxzxef0inxoaxze">
+            <w:hyperlink w:history="1" r:id="rIdej-qcbfapp6vh8srrm6pl">
               <w:r>
                 <w:rPr>
                   <w:rFonts w:ascii="Arial" w:cs="Arial" w:eastAsia="Arial" w:hAnsi="Arial"/>
@@ -23893,7 +23893,7 @@
               <w:spacing w:after="10" w:before="0"/>
               <w:ind w:left="120"/>
             </w:pPr>
-            <w:hyperlink w:history="1" r:id="rIdpwpovhuaqw9be4xjgi-pw">
+            <w:hyperlink w:history="1" r:id="rIdsczbsjfct7gdzpudzkup_">
               <w:r>
                 <w:rPr>
                   <w:rFonts w:ascii="Arial" w:cs="Arial" w:eastAsia="Arial" w:hAnsi="Arial"/>
@@ -24088,7 +24088,7 @@
             <w:pPr>
               <w:spacing w:after="20" w:before="0"/>
             </w:pPr>
-            <w:hyperlink w:history="1" r:id="rIdyrw-3gr7jmn6xk40vlmrg">
+            <w:hyperlink w:history="1" r:id="rIdbgvalbcfbhfq6nmc2hxwb">
               <w:r>
                 <w:rPr>
                   <w:rFonts w:ascii="Arial" w:cs="Arial" w:eastAsia="Arial" w:hAnsi="Arial"/>
@@ -24121,7 +24121,7 @@
               <w:spacing w:after="10" w:before="0"/>
               <w:ind w:left="120"/>
             </w:pPr>
-            <w:hyperlink w:history="1" r:id="rIdgudvtdpfv7jz8trf42a_f">
+            <w:hyperlink w:history="1" r:id="rIdr4vicg6ytsnj1yt75mcvj">
               <w:r>
                 <w:rPr>
                   <w:rFonts w:ascii="Arial" w:cs="Arial" w:eastAsia="Arial" w:hAnsi="Arial"/>
@@ -24166,7 +24166,7 @@
             <w:pPr>
               <w:spacing w:after="20" w:before="0"/>
             </w:pPr>
-            <w:hyperlink w:history="1" r:id="rIdjlkyrzkss1laapo96fvm2">
+            <w:hyperlink w:history="1" r:id="rIdzgcppesfmz3tchwcdnohj">
               <w:r>
                 <w:rPr>
                   <w:rFonts w:ascii="Arial" w:cs="Arial" w:eastAsia="Arial" w:hAnsi="Arial"/>
@@ -24199,7 +24199,7 @@
               <w:spacing w:after="10" w:before="0"/>
               <w:ind w:left="120"/>
             </w:pPr>
-            <w:hyperlink w:history="1" r:id="rIdgrbnyizxv2m_vcowul4qf">
+            <w:hyperlink w:history="1" r:id="rIdndjmr88atuu38n1wbhk8e">
               <w:r>
                 <w:rPr>
                   <w:rFonts w:ascii="Arial" w:cs="Arial" w:eastAsia="Arial" w:hAnsi="Arial"/>
@@ -24394,7 +24394,7 @@
             <w:pPr>
               <w:spacing w:after="20" w:before="0"/>
             </w:pPr>
-            <w:hyperlink w:history="1" r:id="rIdlu1psise95c-gwhlz7dsj">
+            <w:hyperlink w:history="1" r:id="rId8frtmmomt5lbv1yhlbyz1">
               <w:r>
                 <w:rPr>
                   <w:rFonts w:ascii="Arial" w:cs="Arial" w:eastAsia="Arial" w:hAnsi="Arial"/>
@@ -24427,7 +24427,7 @@
               <w:spacing w:after="10" w:before="0"/>
               <w:ind w:left="120"/>
             </w:pPr>
-            <w:hyperlink w:history="1" r:id="rIde7o15cv1qhlh3wd4rpmks">
+            <w:hyperlink w:history="1" r:id="rIdyr2knpc7suwmrvzo-wwfn">
               <w:r>
                 <w:rPr>
                   <w:rFonts w:ascii="Arial" w:cs="Arial" w:eastAsia="Arial" w:hAnsi="Arial"/>
@@ -24472,7 +24472,7 @@
             <w:pPr>
               <w:spacing w:after="20" w:before="0"/>
             </w:pPr>
-            <w:hyperlink w:history="1" r:id="rIddilmpdlf-ts6u41l--eyc">
+            <w:hyperlink w:history="1" r:id="rIdqyrmwe_nk1zkyjwwuzvqf">
               <w:r>
                 <w:rPr>
                   <w:rFonts w:ascii="Arial" w:cs="Arial" w:eastAsia="Arial" w:hAnsi="Arial"/>
@@ -24505,7 +24505,7 @@
               <w:spacing w:after="10" w:before="0"/>
               <w:ind w:left="120"/>
             </w:pPr>
-            <w:hyperlink w:history="1" r:id="rIdzeuihp6u4ihfvshnw9cs7">
+            <w:hyperlink w:history="1" r:id="rIdrlfzt69cpgafqwiugsnij">
               <w:r>
                 <w:rPr>
                   <w:rFonts w:ascii="Arial" w:cs="Arial" w:eastAsia="Arial" w:hAnsi="Arial"/>
